--- a/lista2/lista_atp_02_condicionais.docx
+++ b/lista2/lista_atp_02_condicionais.docx
@@ -603,21 +603,9 @@
           <w:lang w:val="en-US" w:eastAsia="pt-BR"/>
           <w14:ligatures w14:val="none"/>
         </w:rPr>
-        <w:t xml:space="preserve">    static void Main(string[] args)</w:t>
-      </w:r>
-    </w:p>
-    <w:p>
-      <w:pPr>
-        <w:spacing w:after="0" w:line="240" w:lineRule="auto"/>
-        <w:jc w:val="both"/>
-        <w:rPr>
-          <w:rFonts w:ascii="Arial" w:eastAsia="Times New Roman" w:hAnsi="Arial" w:cs="Arial"/>
-          <w:color w:val="000000"/>
-          <w:kern w:val="0"/>
-          <w:lang w:eastAsia="pt-BR"/>
-          <w14:ligatures w14:val="none"/>
-        </w:rPr>
-      </w:pPr>
+        <w:t xml:space="preserve">    static void Main(</w:t>
+      </w:r>
+      <w:proofErr w:type="gramStart"/>
       <w:r>
         <w:rPr>
           <w:rFonts w:ascii="Arial" w:eastAsia="Times New Roman" w:hAnsi="Arial" w:cs="Arial"/>
@@ -626,6 +614,40 @@
           <w:lang w:val="en-US" w:eastAsia="pt-BR"/>
           <w14:ligatures w14:val="none"/>
         </w:rPr>
+        <w:t>string[</w:t>
+      </w:r>
+      <w:proofErr w:type="gramEnd"/>
+      <w:r>
+        <w:rPr>
+          <w:rFonts w:ascii="Arial" w:eastAsia="Times New Roman" w:hAnsi="Arial" w:cs="Arial"/>
+          <w:color w:val="000000"/>
+          <w:kern w:val="0"/>
+          <w:lang w:val="en-US" w:eastAsia="pt-BR"/>
+          <w14:ligatures w14:val="none"/>
+        </w:rPr>
+        <w:t>] args)</w:t>
+      </w:r>
+    </w:p>
+    <w:p>
+      <w:pPr>
+        <w:spacing w:after="0" w:line="240" w:lineRule="auto"/>
+        <w:jc w:val="both"/>
+        <w:rPr>
+          <w:rFonts w:ascii="Arial" w:eastAsia="Times New Roman" w:hAnsi="Arial" w:cs="Arial"/>
+          <w:color w:val="000000"/>
+          <w:kern w:val="0"/>
+          <w:lang w:eastAsia="pt-BR"/>
+          <w14:ligatures w14:val="none"/>
+        </w:rPr>
+      </w:pPr>
+      <w:r>
+        <w:rPr>
+          <w:rFonts w:ascii="Arial" w:eastAsia="Times New Roman" w:hAnsi="Arial" w:cs="Arial"/>
+          <w:color w:val="000000"/>
+          <w:kern w:val="0"/>
+          <w:lang w:val="en-US" w:eastAsia="pt-BR"/>
+          <w14:ligatures w14:val="none"/>
+        </w:rPr>
         <w:t xml:space="preserve">    </w:t>
       </w:r>
       <w:r>
@@ -923,7 +945,7 @@
         </w:rPr>
         <w:t xml:space="preserve"> </w:t>
       </w:r>
-      <w:proofErr w:type="spellStart"/>
+      <w:proofErr w:type="gramStart"/>
       <w:r>
         <w:rPr>
           <w:rFonts w:ascii="Arial" w:eastAsia="Times New Roman" w:hAnsi="Arial" w:cs="Arial"/>
@@ -934,7 +956,7 @@
         </w:rPr>
         <w:t>numero</w:t>
       </w:r>
-      <w:proofErr w:type="spellEnd"/>
+      <w:proofErr w:type="gramEnd"/>
       <w:r>
         <w:rPr>
           <w:rFonts w:ascii="Arial" w:eastAsia="Times New Roman" w:hAnsi="Arial" w:cs="Arial"/>
@@ -946,6 +968,7 @@
         <w:t xml:space="preserve"> = </w:t>
       </w:r>
       <w:proofErr w:type="spellStart"/>
+      <w:proofErr w:type="gramStart"/>
       <w:r>
         <w:rPr>
           <w:rFonts w:ascii="Arial" w:eastAsia="Times New Roman" w:hAnsi="Arial" w:cs="Arial"/>
@@ -957,6 +980,7 @@
         <w:t>int.Parse</w:t>
       </w:r>
       <w:proofErr w:type="spellEnd"/>
+      <w:proofErr w:type="gramEnd"/>
       <w:r>
         <w:rPr>
           <w:rFonts w:ascii="Arial" w:eastAsia="Times New Roman" w:hAnsi="Arial" w:cs="Arial"/>
@@ -1049,6 +1073,7 @@
         <w:t xml:space="preserve">        </w:t>
       </w:r>
       <w:proofErr w:type="spellStart"/>
+      <w:proofErr w:type="gramStart"/>
       <w:r>
         <w:rPr>
           <w:rFonts w:ascii="Arial" w:eastAsia="Times New Roman" w:hAnsi="Arial" w:cs="Arial"/>
@@ -1068,9 +1093,21 @@
           <w:lang w:eastAsia="pt-BR"/>
           <w14:ligatures w14:val="none"/>
         </w:rPr>
-        <w:t>((</w:t>
-      </w:r>
-      <w:proofErr w:type="spellStart"/>
+        <w:t>(</w:t>
+      </w:r>
+      <w:proofErr w:type="gramEnd"/>
+      <w:r>
+        <w:rPr>
+          <w:rFonts w:ascii="Arial" w:eastAsia="Times New Roman" w:hAnsi="Arial" w:cs="Arial"/>
+          <w:color w:val="000000"/>
+          <w:kern w:val="0"/>
+          <w:lang w:eastAsia="pt-BR"/>
+          <w14:ligatures w14:val="none"/>
+        </w:rPr>
+        <w:t>(</w:t>
+      </w:r>
+      <w:proofErr w:type="spellStart"/>
+      <w:proofErr w:type="gramStart"/>
       <w:r>
         <w:rPr>
           <w:rFonts w:ascii="Arial" w:eastAsia="Times New Roman" w:hAnsi="Arial" w:cs="Arial"/>
@@ -1082,6 +1119,7 @@
         <w:t>numero</w:t>
       </w:r>
       <w:proofErr w:type="spellEnd"/>
+      <w:proofErr w:type="gramEnd"/>
       <w:r>
         <w:rPr>
           <w:rFonts w:ascii="Arial" w:eastAsia="Times New Roman" w:hAnsi="Arial" w:cs="Arial"/>
@@ -1093,6 +1131,7 @@
         <w:t xml:space="preserve"> &gt;= 0) &amp;&amp; (</w:t>
       </w:r>
       <w:proofErr w:type="spellStart"/>
+      <w:proofErr w:type="gramStart"/>
       <w:r>
         <w:rPr>
           <w:rFonts w:ascii="Arial" w:eastAsia="Times New Roman" w:hAnsi="Arial" w:cs="Arial"/>
@@ -1104,6 +1143,7 @@
         <w:t>numero</w:t>
       </w:r>
       <w:proofErr w:type="spellEnd"/>
+      <w:proofErr w:type="gramEnd"/>
       <w:r>
         <w:rPr>
           <w:rFonts w:ascii="Arial" w:eastAsia="Times New Roman" w:hAnsi="Arial" w:cs="Arial"/>
@@ -1161,6 +1201,7 @@
         <w:t xml:space="preserve">            </w:t>
       </w:r>
       <w:proofErr w:type="spellStart"/>
+      <w:proofErr w:type="gramStart"/>
       <w:r>
         <w:rPr>
           <w:rFonts w:ascii="Arial" w:eastAsia="Times New Roman" w:hAnsi="Arial" w:cs="Arial"/>
@@ -1194,6 +1235,7 @@
         <w:t>numero</w:t>
       </w:r>
       <w:proofErr w:type="spellEnd"/>
+      <w:proofErr w:type="gramEnd"/>
       <w:r>
         <w:rPr>
           <w:rFonts w:ascii="Arial" w:eastAsia="Times New Roman" w:hAnsi="Arial" w:cs="Arial"/>
@@ -1332,6 +1374,7 @@
         <w:t xml:space="preserve">            </w:t>
       </w:r>
       <w:proofErr w:type="spellStart"/>
+      <w:proofErr w:type="gramStart"/>
       <w:r>
         <w:rPr>
           <w:rFonts w:ascii="Arial" w:eastAsia="Times New Roman" w:hAnsi="Arial" w:cs="Arial"/>
@@ -1365,6 +1408,7 @@
         <w:t>numero</w:t>
       </w:r>
       <w:proofErr w:type="spellEnd"/>
+      <w:proofErr w:type="gramEnd"/>
       <w:r>
         <w:rPr>
           <w:rFonts w:ascii="Arial" w:eastAsia="Times New Roman" w:hAnsi="Arial" w:cs="Arial"/>
@@ -1503,6 +1547,7 @@
         <w:t xml:space="preserve">            </w:t>
       </w:r>
       <w:proofErr w:type="spellStart"/>
+      <w:proofErr w:type="gramStart"/>
       <w:r>
         <w:rPr>
           <w:rFonts w:ascii="Arial" w:eastAsia="Times New Roman" w:hAnsi="Arial" w:cs="Arial"/>
@@ -1536,6 +1581,7 @@
         <w:t>numero</w:t>
       </w:r>
       <w:proofErr w:type="spellEnd"/>
+      <w:proofErr w:type="gramEnd"/>
       <w:r>
         <w:rPr>
           <w:rFonts w:ascii="Arial" w:eastAsia="Times New Roman" w:hAnsi="Arial" w:cs="Arial"/>
@@ -1688,6 +1734,7 @@
         <w:t xml:space="preserve">            </w:t>
       </w:r>
       <w:proofErr w:type="spellStart"/>
+      <w:proofErr w:type="gramStart"/>
       <w:r>
         <w:rPr>
           <w:rFonts w:ascii="Arial" w:eastAsia="Times New Roman" w:hAnsi="Arial" w:cs="Arial"/>
@@ -1721,6 +1768,7 @@
         <w:t>numero</w:t>
       </w:r>
       <w:proofErr w:type="spellEnd"/>
+      <w:proofErr w:type="gramEnd"/>
       <w:r>
         <w:rPr>
           <w:rFonts w:ascii="Arial" w:eastAsia="Times New Roman" w:hAnsi="Arial" w:cs="Arial"/>
@@ -1872,6 +1920,7 @@
         <w:t xml:space="preserve">            </w:t>
       </w:r>
       <w:proofErr w:type="spellStart"/>
+      <w:proofErr w:type="gramStart"/>
       <w:r>
         <w:rPr>
           <w:rFonts w:ascii="Arial" w:eastAsia="Times New Roman" w:hAnsi="Arial" w:cs="Arial"/>
@@ -1905,6 +1954,7 @@
         <w:t>numero</w:t>
       </w:r>
       <w:proofErr w:type="spellEnd"/>
+      <w:proofErr w:type="gramEnd"/>
       <w:r>
         <w:rPr>
           <w:rFonts w:ascii="Arial" w:eastAsia="Times New Roman" w:hAnsi="Arial" w:cs="Arial"/>
@@ -2056,6 +2106,7 @@
         <w:t xml:space="preserve">            </w:t>
       </w:r>
       <w:proofErr w:type="spellStart"/>
+      <w:proofErr w:type="gramStart"/>
       <w:r>
         <w:rPr>
           <w:rFonts w:ascii="Arial" w:eastAsia="Times New Roman" w:hAnsi="Arial" w:cs="Arial"/>
@@ -2089,6 +2140,7 @@
         <w:t>numero</w:t>
       </w:r>
       <w:proofErr w:type="spellEnd"/>
+      <w:proofErr w:type="gramEnd"/>
       <w:r>
         <w:rPr>
           <w:rFonts w:ascii="Arial" w:eastAsia="Times New Roman" w:hAnsi="Arial" w:cs="Arial"/>
@@ -3030,22 +3082,9 @@
           <w:lang w:val="en-US" w:eastAsia="pt-BR"/>
           <w14:ligatures w14:val="none"/>
         </w:rPr>
-        <w:t xml:space="preserve">    static void Main(string[] args)</w:t>
-      </w:r>
-    </w:p>
-    <w:p>
-      <w:pPr>
-        <w:spacing w:after="0" w:line="240" w:lineRule="auto"/>
-        <w:jc w:val="both"/>
-        <w:rPr>
-          <w:rFonts w:ascii="Times New Roman" w:eastAsia="Times New Roman" w:hAnsi="Times New Roman" w:cs="Times New Roman"/>
-          <w:kern w:val="0"/>
-          <w:sz w:val="24"/>
-          <w:szCs w:val="24"/>
-          <w:lang w:eastAsia="pt-BR"/>
-          <w14:ligatures w14:val="none"/>
-        </w:rPr>
-      </w:pPr>
+        <w:t xml:space="preserve">    static void Main(</w:t>
+      </w:r>
+      <w:proofErr w:type="gramStart"/>
       <w:r>
         <w:rPr>
           <w:rFonts w:ascii="Times New Roman" w:eastAsia="Times New Roman" w:hAnsi="Times New Roman" w:cs="Times New Roman"/>
@@ -3056,6 +3095,45 @@
           <w:lang w:val="en-US" w:eastAsia="pt-BR"/>
           <w14:ligatures w14:val="none"/>
         </w:rPr>
+        <w:t>string[</w:t>
+      </w:r>
+      <w:proofErr w:type="gramEnd"/>
+      <w:r>
+        <w:rPr>
+          <w:rFonts w:ascii="Times New Roman" w:eastAsia="Times New Roman" w:hAnsi="Times New Roman" w:cs="Times New Roman"/>
+          <w:color w:val="000000"/>
+          <w:kern w:val="0"/>
+          <w:sz w:val="24"/>
+          <w:szCs w:val="24"/>
+          <w:lang w:val="en-US" w:eastAsia="pt-BR"/>
+          <w14:ligatures w14:val="none"/>
+        </w:rPr>
+        <w:t>] args)</w:t>
+      </w:r>
+    </w:p>
+    <w:p>
+      <w:pPr>
+        <w:spacing w:after="0" w:line="240" w:lineRule="auto"/>
+        <w:jc w:val="both"/>
+        <w:rPr>
+          <w:rFonts w:ascii="Times New Roman" w:eastAsia="Times New Roman" w:hAnsi="Times New Roman" w:cs="Times New Roman"/>
+          <w:kern w:val="0"/>
+          <w:sz w:val="24"/>
+          <w:szCs w:val="24"/>
+          <w:lang w:eastAsia="pt-BR"/>
+          <w14:ligatures w14:val="none"/>
+        </w:rPr>
+      </w:pPr>
+      <w:r>
+        <w:rPr>
+          <w:rFonts w:ascii="Times New Roman" w:eastAsia="Times New Roman" w:hAnsi="Times New Roman" w:cs="Times New Roman"/>
+          <w:color w:val="000000"/>
+          <w:kern w:val="0"/>
+          <w:sz w:val="24"/>
+          <w:szCs w:val="24"/>
+          <w:lang w:val="en-US" w:eastAsia="pt-BR"/>
+          <w14:ligatures w14:val="none"/>
+        </w:rPr>
         <w:t xml:space="preserve">    </w:t>
       </w:r>
       <w:r>
@@ -3345,6 +3423,7 @@
         <w:t xml:space="preserve"> idade1 = </w:t>
       </w:r>
       <w:proofErr w:type="spellStart"/>
+      <w:proofErr w:type="gramStart"/>
       <w:r>
         <w:rPr>
           <w:rFonts w:ascii="Times New Roman" w:eastAsia="Times New Roman" w:hAnsi="Times New Roman" w:cs="Times New Roman"/>
@@ -3358,6 +3437,7 @@
         <w:t>int.Parse</w:t>
       </w:r>
       <w:proofErr w:type="spellEnd"/>
+      <w:proofErr w:type="gramEnd"/>
       <w:r>
         <w:rPr>
           <w:rFonts w:ascii="Times New Roman" w:eastAsia="Times New Roman" w:hAnsi="Times New Roman" w:cs="Times New Roman"/>
@@ -3515,6 +3595,7 @@
         <w:t xml:space="preserve"> idade2 = </w:t>
       </w:r>
       <w:proofErr w:type="spellStart"/>
+      <w:proofErr w:type="gramStart"/>
       <w:r>
         <w:rPr>
           <w:rFonts w:ascii="Times New Roman" w:eastAsia="Times New Roman" w:hAnsi="Times New Roman" w:cs="Times New Roman"/>
@@ -3528,6 +3609,7 @@
         <w:t>int.Parse</w:t>
       </w:r>
       <w:proofErr w:type="spellEnd"/>
+      <w:proofErr w:type="gramEnd"/>
       <w:r>
         <w:rPr>
           <w:rFonts w:ascii="Times New Roman" w:eastAsia="Times New Roman" w:hAnsi="Times New Roman" w:cs="Times New Roman"/>
@@ -3685,6 +3767,7 @@
         <w:t xml:space="preserve"> idade3 = </w:t>
       </w:r>
       <w:proofErr w:type="spellStart"/>
+      <w:proofErr w:type="gramStart"/>
       <w:r>
         <w:rPr>
           <w:rFonts w:ascii="Times New Roman" w:eastAsia="Times New Roman" w:hAnsi="Times New Roman" w:cs="Times New Roman"/>
@@ -3698,6 +3781,7 @@
         <w:t>int.Parse</w:t>
       </w:r>
       <w:proofErr w:type="spellEnd"/>
+      <w:proofErr w:type="gramEnd"/>
       <w:r>
         <w:rPr>
           <w:rFonts w:ascii="Times New Roman" w:eastAsia="Times New Roman" w:hAnsi="Times New Roman" w:cs="Times New Roman"/>
@@ -3962,6 +4046,7 @@
         <w:t xml:space="preserve">        </w:t>
       </w:r>
       <w:proofErr w:type="spellStart"/>
+      <w:proofErr w:type="gramStart"/>
       <w:r>
         <w:rPr>
           <w:rFonts w:ascii="Times New Roman" w:eastAsia="Times New Roman" w:hAnsi="Times New Roman" w:cs="Times New Roman"/>
@@ -3985,7 +4070,20 @@
           <w:lang w:eastAsia="pt-BR"/>
           <w14:ligatures w14:val="none"/>
         </w:rPr>
-        <w:t>((idade1 &lt; idade2 &amp;&amp; idade1 &lt; idade3) &amp;&amp; (idade2 &gt; idade1 &amp;&amp; idade2 &gt; idade3))</w:t>
+        <w:t>(</w:t>
+      </w:r>
+      <w:proofErr w:type="gramEnd"/>
+      <w:r>
+        <w:rPr>
+          <w:rFonts w:ascii="Times New Roman" w:eastAsia="Times New Roman" w:hAnsi="Times New Roman" w:cs="Times New Roman"/>
+          <w:color w:val="000000"/>
+          <w:kern w:val="0"/>
+          <w:sz w:val="24"/>
+          <w:szCs w:val="24"/>
+          <w:lang w:eastAsia="pt-BR"/>
+          <w14:ligatures w14:val="none"/>
+        </w:rPr>
+        <w:t>(idade1 &lt; idade2 &amp;&amp; idade1 &lt; idade3) &amp;&amp; (idade2 &gt; idade1 &amp;&amp; idade2 &gt; idade3))</w:t>
       </w:r>
     </w:p>
     <w:p>
@@ -4380,6 +4478,7 @@
         <w:t xml:space="preserve">        </w:t>
       </w:r>
       <w:proofErr w:type="spellStart"/>
+      <w:proofErr w:type="gramStart"/>
       <w:r>
         <w:rPr>
           <w:rFonts w:ascii="Times New Roman" w:eastAsia="Times New Roman" w:hAnsi="Times New Roman" w:cs="Times New Roman"/>
@@ -4403,7 +4502,20 @@
           <w:lang w:eastAsia="pt-BR"/>
           <w14:ligatures w14:val="none"/>
         </w:rPr>
-        <w:t>((idade1 &lt; idade2 &amp;&amp; idade1 &lt; idade3) &amp;&amp; (idade3 &gt; idade1 &amp;&amp; idade3 &gt; idade2))</w:t>
+        <w:t>(</w:t>
+      </w:r>
+      <w:proofErr w:type="gramEnd"/>
+      <w:r>
+        <w:rPr>
+          <w:rFonts w:ascii="Times New Roman" w:eastAsia="Times New Roman" w:hAnsi="Times New Roman" w:cs="Times New Roman"/>
+          <w:color w:val="000000"/>
+          <w:kern w:val="0"/>
+          <w:sz w:val="24"/>
+          <w:szCs w:val="24"/>
+          <w:lang w:eastAsia="pt-BR"/>
+          <w14:ligatures w14:val="none"/>
+        </w:rPr>
+        <w:t>(idade1 &lt; idade2 &amp;&amp; idade1 &lt; idade3) &amp;&amp; (idade3 &gt; idade1 &amp;&amp; idade3 &gt; idade2))</w:t>
       </w:r>
     </w:p>
     <w:p>
@@ -4812,6 +4924,7 @@
         <w:t xml:space="preserve">        </w:t>
       </w:r>
       <w:proofErr w:type="spellStart"/>
+      <w:proofErr w:type="gramStart"/>
       <w:r>
         <w:rPr>
           <w:rFonts w:ascii="Times New Roman" w:eastAsia="Times New Roman" w:hAnsi="Times New Roman" w:cs="Times New Roman"/>
@@ -4835,7 +4948,20 @@
           <w:lang w:eastAsia="pt-BR"/>
           <w14:ligatures w14:val="none"/>
         </w:rPr>
-        <w:t>((idade2 &lt; idade1 &amp;&amp; idade2 &lt; idade3) &amp;&amp; (idade1 &gt; idade2 &amp;&amp; idade1 &gt; idade3))</w:t>
+        <w:t>(</w:t>
+      </w:r>
+      <w:proofErr w:type="gramEnd"/>
+      <w:r>
+        <w:rPr>
+          <w:rFonts w:ascii="Times New Roman" w:eastAsia="Times New Roman" w:hAnsi="Times New Roman" w:cs="Times New Roman"/>
+          <w:color w:val="000000"/>
+          <w:kern w:val="0"/>
+          <w:sz w:val="24"/>
+          <w:szCs w:val="24"/>
+          <w:lang w:eastAsia="pt-BR"/>
+          <w14:ligatures w14:val="none"/>
+        </w:rPr>
+        <w:t>(idade2 &lt; idade1 &amp;&amp; idade2 &lt; idade3) &amp;&amp; (idade1 &gt; idade2 &amp;&amp; idade1 &gt; idade3))</w:t>
       </w:r>
     </w:p>
     <w:p>
@@ -5244,6 +5370,7 @@
         <w:t xml:space="preserve">        </w:t>
       </w:r>
       <w:proofErr w:type="spellStart"/>
+      <w:proofErr w:type="gramStart"/>
       <w:r>
         <w:rPr>
           <w:rFonts w:ascii="Times New Roman" w:eastAsia="Times New Roman" w:hAnsi="Times New Roman" w:cs="Times New Roman"/>
@@ -5267,7 +5394,20 @@
           <w:lang w:eastAsia="pt-BR"/>
           <w14:ligatures w14:val="none"/>
         </w:rPr>
-        <w:t>((idade2 &lt; idade1 &amp;&amp; idade2 &lt; idade3) &amp;&amp; (idade3 &gt; idade2 &amp;&amp; idade3 &gt; idade1))</w:t>
+        <w:t>(</w:t>
+      </w:r>
+      <w:proofErr w:type="gramEnd"/>
+      <w:r>
+        <w:rPr>
+          <w:rFonts w:ascii="Times New Roman" w:eastAsia="Times New Roman" w:hAnsi="Times New Roman" w:cs="Times New Roman"/>
+          <w:color w:val="000000"/>
+          <w:kern w:val="0"/>
+          <w:sz w:val="24"/>
+          <w:szCs w:val="24"/>
+          <w:lang w:eastAsia="pt-BR"/>
+          <w14:ligatures w14:val="none"/>
+        </w:rPr>
+        <w:t>(idade2 &lt; idade1 &amp;&amp; idade2 &lt; idade3) &amp;&amp; (idade3 &gt; idade2 &amp;&amp; idade3 &gt; idade1))</w:t>
       </w:r>
     </w:p>
     <w:p>
@@ -5688,6 +5828,7 @@
         <w:t xml:space="preserve">        </w:t>
       </w:r>
       <w:proofErr w:type="spellStart"/>
+      <w:proofErr w:type="gramStart"/>
       <w:r>
         <w:rPr>
           <w:rFonts w:ascii="Times New Roman" w:eastAsia="Times New Roman" w:hAnsi="Times New Roman" w:cs="Times New Roman"/>
@@ -5711,7 +5852,20 @@
           <w:lang w:eastAsia="pt-BR"/>
           <w14:ligatures w14:val="none"/>
         </w:rPr>
-        <w:t>((idade3 &lt; idade1 &amp;&amp; idade3 &lt; idade2) &amp;&amp; (idade1 &gt; idade2 &amp;&amp; idade1 &gt; idade3))</w:t>
+        <w:t>(</w:t>
+      </w:r>
+      <w:proofErr w:type="gramEnd"/>
+      <w:r>
+        <w:rPr>
+          <w:rFonts w:ascii="Times New Roman" w:eastAsia="Times New Roman" w:hAnsi="Times New Roman" w:cs="Times New Roman"/>
+          <w:color w:val="000000"/>
+          <w:kern w:val="0"/>
+          <w:sz w:val="24"/>
+          <w:szCs w:val="24"/>
+          <w:lang w:eastAsia="pt-BR"/>
+          <w14:ligatures w14:val="none"/>
+        </w:rPr>
+        <w:t>(idade3 &lt; idade1 &amp;&amp; idade3 &lt; idade2) &amp;&amp; (idade1 &gt; idade2 &amp;&amp; idade1 &gt; idade3))</w:t>
       </w:r>
     </w:p>
     <w:p>
@@ -6121,6 +6275,7 @@
         <w:t xml:space="preserve">        </w:t>
       </w:r>
       <w:proofErr w:type="spellStart"/>
+      <w:proofErr w:type="gramStart"/>
       <w:r>
         <w:rPr>
           <w:rFonts w:ascii="Times New Roman" w:eastAsia="Times New Roman" w:hAnsi="Times New Roman" w:cs="Times New Roman"/>
@@ -6144,7 +6299,20 @@
           <w:lang w:eastAsia="pt-BR"/>
           <w14:ligatures w14:val="none"/>
         </w:rPr>
-        <w:t>((idade3 &lt; idade1 &amp;&amp; idade3 &lt; idade2) &amp;&amp; (idade2 &gt; idade3 &amp;&amp; idade2 &gt; idade1))</w:t>
+        <w:t>(</w:t>
+      </w:r>
+      <w:proofErr w:type="gramEnd"/>
+      <w:r>
+        <w:rPr>
+          <w:rFonts w:ascii="Times New Roman" w:eastAsia="Times New Roman" w:hAnsi="Times New Roman" w:cs="Times New Roman"/>
+          <w:color w:val="000000"/>
+          <w:kern w:val="0"/>
+          <w:sz w:val="24"/>
+          <w:szCs w:val="24"/>
+          <w:lang w:eastAsia="pt-BR"/>
+          <w14:ligatures w14:val="none"/>
+        </w:rPr>
+        <w:t>(idade3 &lt; idade1 &amp;&amp; idade3 &lt; idade2) &amp;&amp; (idade2 &gt; idade3 &amp;&amp; idade2 &gt; idade1))</w:t>
       </w:r>
     </w:p>
     <w:p>
@@ -7795,6 +7963,3481 @@
     <w:p>
       <w:pPr>
         <w:spacing w:after="0" w:line="240" w:lineRule="auto"/>
+        <w:jc w:val="both"/>
+        <w:rPr>
+          <w:rFonts w:ascii="Arial" w:eastAsia="Times New Roman" w:hAnsi="Arial" w:cs="Arial"/>
+          <w:color w:val="000000"/>
+          <w:kern w:val="0"/>
+          <w:lang w:eastAsia="pt-BR"/>
+          <w14:ligatures w14:val="none"/>
+        </w:rPr>
+      </w:pPr>
+    </w:p>
+    <w:p>
+      <w:pPr>
+        <w:spacing w:after="0" w:line="240" w:lineRule="auto"/>
+        <w:jc w:val="both"/>
+        <w:rPr>
+          <w:rFonts w:ascii="Arial" w:eastAsia="Times New Roman" w:hAnsi="Arial" w:cs="Arial"/>
+          <w:color w:val="000000"/>
+          <w:kern w:val="0"/>
+          <w:lang w:eastAsia="pt-BR"/>
+          <w14:ligatures w14:val="none"/>
+        </w:rPr>
+      </w:pPr>
+    </w:p>
+    <w:p>
+      <w:pPr>
+        <w:spacing w:after="0" w:line="240" w:lineRule="auto"/>
+        <w:jc w:val="both"/>
+        <w:rPr>
+          <w:rFonts w:ascii="Arial" w:eastAsia="Times New Roman" w:hAnsi="Arial" w:cs="Arial"/>
+          <w:color w:val="000000"/>
+          <w:kern w:val="0"/>
+          <w:lang w:val="en-US" w:eastAsia="pt-BR"/>
+          <w14:ligatures w14:val="none"/>
+        </w:rPr>
+      </w:pPr>
+      <w:r>
+        <w:rPr>
+          <w:rFonts w:ascii="Arial" w:eastAsia="Times New Roman" w:hAnsi="Arial" w:cs="Arial"/>
+          <w:color w:val="000000"/>
+          <w:kern w:val="0"/>
+          <w:lang w:val="en-US" w:eastAsia="pt-BR"/>
+          <w14:ligatures w14:val="none"/>
+        </w:rPr>
+        <w:t xml:space="preserve">using </w:t>
+      </w:r>
+      <w:proofErr w:type="gramStart"/>
+      <w:r>
+        <w:rPr>
+          <w:rFonts w:ascii="Arial" w:eastAsia="Times New Roman" w:hAnsi="Arial" w:cs="Arial"/>
+          <w:color w:val="000000"/>
+          <w:kern w:val="0"/>
+          <w:lang w:val="en-US" w:eastAsia="pt-BR"/>
+          <w14:ligatures w14:val="none"/>
+        </w:rPr>
+        <w:t>System.Formats.Asn</w:t>
+      </w:r>
+      <w:proofErr w:type="gramEnd"/>
+      <w:r>
+        <w:rPr>
+          <w:rFonts w:ascii="Arial" w:eastAsia="Times New Roman" w:hAnsi="Arial" w:cs="Arial"/>
+          <w:color w:val="000000"/>
+          <w:kern w:val="0"/>
+          <w:lang w:val="en-US" w:eastAsia="pt-BR"/>
+          <w14:ligatures w14:val="none"/>
+        </w:rPr>
+        <w:t>1;</w:t>
+      </w:r>
+    </w:p>
+    <w:p>
+      <w:pPr>
+        <w:spacing w:after="0" w:line="240" w:lineRule="auto"/>
+        <w:jc w:val="both"/>
+        <w:rPr>
+          <w:rFonts w:ascii="Arial" w:eastAsia="Times New Roman" w:hAnsi="Arial" w:cs="Arial"/>
+          <w:color w:val="000000"/>
+          <w:kern w:val="0"/>
+          <w:lang w:val="en-US" w:eastAsia="pt-BR"/>
+          <w14:ligatures w14:val="none"/>
+        </w:rPr>
+      </w:pPr>
+    </w:p>
+    <w:p>
+      <w:pPr>
+        <w:spacing w:after="0" w:line="240" w:lineRule="auto"/>
+        <w:jc w:val="both"/>
+        <w:rPr>
+          <w:rFonts w:ascii="Arial" w:eastAsia="Times New Roman" w:hAnsi="Arial" w:cs="Arial"/>
+          <w:color w:val="000000"/>
+          <w:kern w:val="0"/>
+          <w:lang w:val="en-US" w:eastAsia="pt-BR"/>
+          <w14:ligatures w14:val="none"/>
+        </w:rPr>
+      </w:pPr>
+      <w:r>
+        <w:rPr>
+          <w:rFonts w:ascii="Arial" w:eastAsia="Times New Roman" w:hAnsi="Arial" w:cs="Arial"/>
+          <w:color w:val="000000"/>
+          <w:kern w:val="0"/>
+          <w:lang w:val="en-US" w:eastAsia="pt-BR"/>
+          <w14:ligatures w14:val="none"/>
+        </w:rPr>
+        <w:t xml:space="preserve">namespace </w:t>
+      </w:r>
+      <w:proofErr w:type="gramStart"/>
+      <w:r>
+        <w:rPr>
+          <w:rFonts w:ascii="Arial" w:eastAsia="Times New Roman" w:hAnsi="Arial" w:cs="Arial"/>
+          <w:color w:val="000000"/>
+          <w:kern w:val="0"/>
+          <w:lang w:val="en-US" w:eastAsia="pt-BR"/>
+          <w14:ligatures w14:val="none"/>
+        </w:rPr>
+        <w:t>atv3;</w:t>
+      </w:r>
+      <w:proofErr w:type="gramEnd"/>
+    </w:p>
+    <w:p>
+      <w:pPr>
+        <w:spacing w:after="0" w:line="240" w:lineRule="auto"/>
+        <w:jc w:val="both"/>
+        <w:rPr>
+          <w:rFonts w:ascii="Arial" w:eastAsia="Times New Roman" w:hAnsi="Arial" w:cs="Arial"/>
+          <w:color w:val="000000"/>
+          <w:kern w:val="0"/>
+          <w:lang w:val="en-US" w:eastAsia="pt-BR"/>
+          <w14:ligatures w14:val="none"/>
+        </w:rPr>
+      </w:pPr>
+    </w:p>
+    <w:p>
+      <w:pPr>
+        <w:spacing w:after="0" w:line="240" w:lineRule="auto"/>
+        <w:jc w:val="both"/>
+        <w:rPr>
+          <w:rFonts w:ascii="Arial" w:eastAsia="Times New Roman" w:hAnsi="Arial" w:cs="Arial"/>
+          <w:color w:val="000000"/>
+          <w:kern w:val="0"/>
+          <w:lang w:val="en-US" w:eastAsia="pt-BR"/>
+          <w14:ligatures w14:val="none"/>
+        </w:rPr>
+      </w:pPr>
+      <w:r>
+        <w:rPr>
+          <w:rFonts w:ascii="Arial" w:eastAsia="Times New Roman" w:hAnsi="Arial" w:cs="Arial"/>
+          <w:color w:val="000000"/>
+          <w:kern w:val="0"/>
+          <w:lang w:val="en-US" w:eastAsia="pt-BR"/>
+          <w14:ligatures w14:val="none"/>
+        </w:rPr>
+        <w:t>class Program</w:t>
+      </w:r>
+    </w:p>
+    <w:p>
+      <w:pPr>
+        <w:spacing w:after="0" w:line="240" w:lineRule="auto"/>
+        <w:jc w:val="both"/>
+        <w:rPr>
+          <w:rFonts w:ascii="Arial" w:eastAsia="Times New Roman" w:hAnsi="Arial" w:cs="Arial"/>
+          <w:color w:val="000000"/>
+          <w:kern w:val="0"/>
+          <w:lang w:val="en-US" w:eastAsia="pt-BR"/>
+          <w14:ligatures w14:val="none"/>
+        </w:rPr>
+      </w:pPr>
+      <w:r>
+        <w:rPr>
+          <w:rFonts w:ascii="Arial" w:eastAsia="Times New Roman" w:hAnsi="Arial" w:cs="Arial"/>
+          <w:color w:val="000000"/>
+          <w:kern w:val="0"/>
+          <w:lang w:val="en-US" w:eastAsia="pt-BR"/>
+          <w14:ligatures w14:val="none"/>
+        </w:rPr>
+        <w:t>{</w:t>
+      </w:r>
+    </w:p>
+    <w:p>
+      <w:pPr>
+        <w:spacing w:after="0" w:line="240" w:lineRule="auto"/>
+        <w:jc w:val="both"/>
+        <w:rPr>
+          <w:rFonts w:ascii="Arial" w:eastAsia="Times New Roman" w:hAnsi="Arial" w:cs="Arial"/>
+          <w:color w:val="000000"/>
+          <w:kern w:val="0"/>
+          <w:lang w:val="en-US" w:eastAsia="pt-BR"/>
+          <w14:ligatures w14:val="none"/>
+        </w:rPr>
+      </w:pPr>
+      <w:r>
+        <w:rPr>
+          <w:rFonts w:ascii="Arial" w:eastAsia="Times New Roman" w:hAnsi="Arial" w:cs="Arial"/>
+          <w:color w:val="000000"/>
+          <w:kern w:val="0"/>
+          <w:lang w:val="en-US" w:eastAsia="pt-BR"/>
+          <w14:ligatures w14:val="none"/>
+        </w:rPr>
+        <w:t>    static void Main(</w:t>
+      </w:r>
+      <w:proofErr w:type="gramStart"/>
+      <w:r>
+        <w:rPr>
+          <w:rFonts w:ascii="Arial" w:eastAsia="Times New Roman" w:hAnsi="Arial" w:cs="Arial"/>
+          <w:color w:val="000000"/>
+          <w:kern w:val="0"/>
+          <w:lang w:val="en-US" w:eastAsia="pt-BR"/>
+          <w14:ligatures w14:val="none"/>
+        </w:rPr>
+        <w:t>string[</w:t>
+      </w:r>
+      <w:proofErr w:type="gramEnd"/>
+      <w:r>
+        <w:rPr>
+          <w:rFonts w:ascii="Arial" w:eastAsia="Times New Roman" w:hAnsi="Arial" w:cs="Arial"/>
+          <w:color w:val="000000"/>
+          <w:kern w:val="0"/>
+          <w:lang w:val="en-US" w:eastAsia="pt-BR"/>
+          <w14:ligatures w14:val="none"/>
+        </w:rPr>
+        <w:t xml:space="preserve">] </w:t>
+      </w:r>
+      <w:proofErr w:type="spellStart"/>
+      <w:r>
+        <w:rPr>
+          <w:rFonts w:ascii="Arial" w:eastAsia="Times New Roman" w:hAnsi="Arial" w:cs="Arial"/>
+          <w:color w:val="000000"/>
+          <w:kern w:val="0"/>
+          <w:lang w:val="en-US" w:eastAsia="pt-BR"/>
+          <w14:ligatures w14:val="none"/>
+        </w:rPr>
+        <w:t>args</w:t>
+      </w:r>
+      <w:proofErr w:type="spellEnd"/>
+      <w:r>
+        <w:rPr>
+          <w:rFonts w:ascii="Arial" w:eastAsia="Times New Roman" w:hAnsi="Arial" w:cs="Arial"/>
+          <w:color w:val="000000"/>
+          <w:kern w:val="0"/>
+          <w:lang w:val="en-US" w:eastAsia="pt-BR"/>
+          <w14:ligatures w14:val="none"/>
+        </w:rPr>
+        <w:t>)</w:t>
+      </w:r>
+    </w:p>
+    <w:p>
+      <w:pPr>
+        <w:spacing w:after="0" w:line="240" w:lineRule="auto"/>
+        <w:jc w:val="both"/>
+        <w:rPr>
+          <w:rFonts w:ascii="Arial" w:eastAsia="Times New Roman" w:hAnsi="Arial" w:cs="Arial"/>
+          <w:color w:val="000000"/>
+          <w:kern w:val="0"/>
+          <w:lang w:eastAsia="pt-BR"/>
+          <w14:ligatures w14:val="none"/>
+        </w:rPr>
+      </w:pPr>
+      <w:r>
+        <w:rPr>
+          <w:rFonts w:ascii="Arial" w:eastAsia="Times New Roman" w:hAnsi="Arial" w:cs="Arial"/>
+          <w:color w:val="000000"/>
+          <w:kern w:val="0"/>
+          <w:lang w:val="en-US" w:eastAsia="pt-BR"/>
+          <w14:ligatures w14:val="none"/>
+        </w:rPr>
+        <w:t xml:space="preserve">    </w:t>
+      </w:r>
+      <w:r>
+        <w:rPr>
+          <w:rFonts w:ascii="Arial" w:eastAsia="Times New Roman" w:hAnsi="Arial" w:cs="Arial"/>
+          <w:color w:val="000000"/>
+          <w:kern w:val="0"/>
+          <w:lang w:eastAsia="pt-BR"/>
+          <w14:ligatures w14:val="none"/>
+        </w:rPr>
+        <w:t>{</w:t>
+      </w:r>
+    </w:p>
+    <w:p>
+      <w:pPr>
+        <w:spacing w:after="0" w:line="240" w:lineRule="auto"/>
+        <w:jc w:val="both"/>
+        <w:rPr>
+          <w:rFonts w:ascii="Arial" w:eastAsia="Times New Roman" w:hAnsi="Arial" w:cs="Arial"/>
+          <w:color w:val="000000"/>
+          <w:kern w:val="0"/>
+          <w:lang w:eastAsia="pt-BR"/>
+          <w14:ligatures w14:val="none"/>
+        </w:rPr>
+      </w:pPr>
+    </w:p>
+    <w:p>
+      <w:pPr>
+        <w:spacing w:after="0" w:line="240" w:lineRule="auto"/>
+        <w:jc w:val="both"/>
+        <w:rPr>
+          <w:rFonts w:ascii="Arial" w:eastAsia="Times New Roman" w:hAnsi="Arial" w:cs="Arial"/>
+          <w:color w:val="000000"/>
+          <w:kern w:val="0"/>
+          <w:lang w:eastAsia="pt-BR"/>
+          <w14:ligatures w14:val="none"/>
+        </w:rPr>
+      </w:pPr>
+      <w:r>
+        <w:rPr>
+          <w:rFonts w:ascii="Arial" w:eastAsia="Times New Roman" w:hAnsi="Arial" w:cs="Arial"/>
+          <w:color w:val="000000"/>
+          <w:kern w:val="0"/>
+          <w:lang w:eastAsia="pt-BR"/>
+          <w14:ligatures w14:val="none"/>
+        </w:rPr>
+        <w:t>        //Cabeçalho</w:t>
+      </w:r>
+    </w:p>
+    <w:p>
+      <w:pPr>
+        <w:spacing w:after="0" w:line="240" w:lineRule="auto"/>
+        <w:jc w:val="both"/>
+        <w:rPr>
+          <w:rFonts w:ascii="Arial" w:eastAsia="Times New Roman" w:hAnsi="Arial" w:cs="Arial"/>
+          <w:color w:val="000000"/>
+          <w:kern w:val="0"/>
+          <w:lang w:eastAsia="pt-BR"/>
+          <w14:ligatures w14:val="none"/>
+        </w:rPr>
+      </w:pPr>
+      <w:r>
+        <w:rPr>
+          <w:rFonts w:ascii="Arial" w:eastAsia="Times New Roman" w:hAnsi="Arial" w:cs="Arial"/>
+          <w:color w:val="000000"/>
+          <w:kern w:val="0"/>
+          <w:lang w:eastAsia="pt-BR"/>
+          <w14:ligatures w14:val="none"/>
+        </w:rPr>
+        <w:t>        Console.WriteLine("===============================================================================");</w:t>
+      </w:r>
+    </w:p>
+    <w:p>
+      <w:pPr>
+        <w:spacing w:after="0" w:line="240" w:lineRule="auto"/>
+        <w:jc w:val="both"/>
+        <w:rPr>
+          <w:rFonts w:ascii="Arial" w:eastAsia="Times New Roman" w:hAnsi="Arial" w:cs="Arial"/>
+          <w:color w:val="000000"/>
+          <w:kern w:val="0"/>
+          <w:lang w:eastAsia="pt-BR"/>
+          <w14:ligatures w14:val="none"/>
+        </w:rPr>
+      </w:pPr>
+      <w:r>
+        <w:rPr>
+          <w:rFonts w:ascii="Arial" w:eastAsia="Times New Roman" w:hAnsi="Arial" w:cs="Arial"/>
+          <w:color w:val="000000"/>
+          <w:kern w:val="0"/>
+          <w:lang w:eastAsia="pt-BR"/>
+          <w14:ligatures w14:val="none"/>
+        </w:rPr>
+        <w:t xml:space="preserve">        </w:t>
+      </w:r>
+      <w:proofErr w:type="spellStart"/>
+      <w:r>
+        <w:rPr>
+          <w:rFonts w:ascii="Arial" w:eastAsia="Times New Roman" w:hAnsi="Arial" w:cs="Arial"/>
+          <w:color w:val="000000"/>
+          <w:kern w:val="0"/>
+          <w:lang w:eastAsia="pt-BR"/>
+          <w14:ligatures w14:val="none"/>
+        </w:rPr>
+        <w:t>Console.WriteLine</w:t>
+      </w:r>
+      <w:proofErr w:type="spellEnd"/>
+      <w:r>
+        <w:rPr>
+          <w:rFonts w:ascii="Arial" w:eastAsia="Times New Roman" w:hAnsi="Arial" w:cs="Arial"/>
+          <w:color w:val="000000"/>
+          <w:kern w:val="0"/>
+          <w:lang w:eastAsia="pt-BR"/>
+          <w14:ligatures w14:val="none"/>
+        </w:rPr>
+        <w:t>("                                      Habilitação                              ");</w:t>
+      </w:r>
+    </w:p>
+    <w:p>
+      <w:pPr>
+        <w:spacing w:after="0" w:line="240" w:lineRule="auto"/>
+        <w:jc w:val="both"/>
+        <w:rPr>
+          <w:rFonts w:ascii="Arial" w:eastAsia="Times New Roman" w:hAnsi="Arial" w:cs="Arial"/>
+          <w:color w:val="000000"/>
+          <w:kern w:val="0"/>
+          <w:lang w:eastAsia="pt-BR"/>
+          <w14:ligatures w14:val="none"/>
+        </w:rPr>
+      </w:pPr>
+      <w:r>
+        <w:rPr>
+          <w:rFonts w:ascii="Arial" w:eastAsia="Times New Roman" w:hAnsi="Arial" w:cs="Arial"/>
+          <w:color w:val="000000"/>
+          <w:kern w:val="0"/>
+          <w:lang w:eastAsia="pt-BR"/>
+          <w14:ligatures w14:val="none"/>
+        </w:rPr>
+        <w:t>        Console.WriteLine("===============================================================================\n");</w:t>
+      </w:r>
+    </w:p>
+    <w:p>
+      <w:pPr>
+        <w:spacing w:after="0" w:line="240" w:lineRule="auto"/>
+        <w:jc w:val="both"/>
+        <w:rPr>
+          <w:rFonts w:ascii="Arial" w:eastAsia="Times New Roman" w:hAnsi="Arial" w:cs="Arial"/>
+          <w:color w:val="000000"/>
+          <w:kern w:val="0"/>
+          <w:lang w:eastAsia="pt-BR"/>
+          <w14:ligatures w14:val="none"/>
+        </w:rPr>
+      </w:pPr>
+      <w:r>
+        <w:rPr>
+          <w:rFonts w:ascii="Arial" w:eastAsia="Times New Roman" w:hAnsi="Arial" w:cs="Arial"/>
+          <w:color w:val="000000"/>
+          <w:kern w:val="0"/>
+          <w:lang w:eastAsia="pt-BR"/>
+          <w14:ligatures w14:val="none"/>
+        </w:rPr>
+        <w:t xml:space="preserve">        </w:t>
+      </w:r>
+    </w:p>
+    <w:p>
+      <w:pPr>
+        <w:spacing w:after="0" w:line="240" w:lineRule="auto"/>
+        <w:jc w:val="both"/>
+        <w:rPr>
+          <w:rFonts w:ascii="Arial" w:eastAsia="Times New Roman" w:hAnsi="Arial" w:cs="Arial"/>
+          <w:color w:val="000000"/>
+          <w:kern w:val="0"/>
+          <w:lang w:eastAsia="pt-BR"/>
+          <w14:ligatures w14:val="none"/>
+        </w:rPr>
+      </w:pPr>
+      <w:r>
+        <w:rPr>
+          <w:rFonts w:ascii="Arial" w:eastAsia="Times New Roman" w:hAnsi="Arial" w:cs="Arial"/>
+          <w:color w:val="000000"/>
+          <w:kern w:val="0"/>
+          <w:lang w:eastAsia="pt-BR"/>
+          <w14:ligatures w14:val="none"/>
+        </w:rPr>
+        <w:t>        //Recebendo a idade</w:t>
+      </w:r>
+    </w:p>
+    <w:p>
+      <w:pPr>
+        <w:spacing w:after="0" w:line="240" w:lineRule="auto"/>
+        <w:jc w:val="both"/>
+        <w:rPr>
+          <w:rFonts w:ascii="Arial" w:eastAsia="Times New Roman" w:hAnsi="Arial" w:cs="Arial"/>
+          <w:color w:val="000000"/>
+          <w:kern w:val="0"/>
+          <w:lang w:eastAsia="pt-BR"/>
+          <w14:ligatures w14:val="none"/>
+        </w:rPr>
+      </w:pPr>
+      <w:r>
+        <w:rPr>
+          <w:rFonts w:ascii="Arial" w:eastAsia="Times New Roman" w:hAnsi="Arial" w:cs="Arial"/>
+          <w:color w:val="000000"/>
+          <w:kern w:val="0"/>
+          <w:lang w:eastAsia="pt-BR"/>
+          <w14:ligatures w14:val="none"/>
+        </w:rPr>
+        <w:t xml:space="preserve">        </w:t>
+      </w:r>
+      <w:proofErr w:type="spellStart"/>
+      <w:r>
+        <w:rPr>
+          <w:rFonts w:ascii="Arial" w:eastAsia="Times New Roman" w:hAnsi="Arial" w:cs="Arial"/>
+          <w:color w:val="000000"/>
+          <w:kern w:val="0"/>
+          <w:lang w:eastAsia="pt-BR"/>
+          <w14:ligatures w14:val="none"/>
+        </w:rPr>
+        <w:t>Console.WriteLine</w:t>
+      </w:r>
+      <w:proofErr w:type="spellEnd"/>
+      <w:r>
+        <w:rPr>
+          <w:rFonts w:ascii="Arial" w:eastAsia="Times New Roman" w:hAnsi="Arial" w:cs="Arial"/>
+          <w:color w:val="000000"/>
+          <w:kern w:val="0"/>
+          <w:lang w:eastAsia="pt-BR"/>
+          <w14:ligatures w14:val="none"/>
+        </w:rPr>
+        <w:t>("Informe sua idade: ");</w:t>
+      </w:r>
+    </w:p>
+    <w:p>
+      <w:pPr>
+        <w:spacing w:after="0" w:line="240" w:lineRule="auto"/>
+        <w:jc w:val="both"/>
+        <w:rPr>
+          <w:rFonts w:ascii="Arial" w:eastAsia="Times New Roman" w:hAnsi="Arial" w:cs="Arial"/>
+          <w:color w:val="000000"/>
+          <w:kern w:val="0"/>
+          <w:lang w:eastAsia="pt-BR"/>
+          <w14:ligatures w14:val="none"/>
+        </w:rPr>
+      </w:pPr>
+      <w:r>
+        <w:rPr>
+          <w:rFonts w:ascii="Arial" w:eastAsia="Times New Roman" w:hAnsi="Arial" w:cs="Arial"/>
+          <w:color w:val="000000"/>
+          <w:kern w:val="0"/>
+          <w:lang w:eastAsia="pt-BR"/>
+          <w14:ligatures w14:val="none"/>
+        </w:rPr>
+        <w:t xml:space="preserve">        </w:t>
+      </w:r>
+      <w:proofErr w:type="spellStart"/>
+      <w:r>
+        <w:rPr>
+          <w:rFonts w:ascii="Arial" w:eastAsia="Times New Roman" w:hAnsi="Arial" w:cs="Arial"/>
+          <w:color w:val="000000"/>
+          <w:kern w:val="0"/>
+          <w:lang w:eastAsia="pt-BR"/>
+          <w14:ligatures w14:val="none"/>
+        </w:rPr>
+        <w:t>int</w:t>
+      </w:r>
+      <w:proofErr w:type="spellEnd"/>
+      <w:r>
+        <w:rPr>
+          <w:rFonts w:ascii="Arial" w:eastAsia="Times New Roman" w:hAnsi="Arial" w:cs="Arial"/>
+          <w:color w:val="000000"/>
+          <w:kern w:val="0"/>
+          <w:lang w:eastAsia="pt-BR"/>
+          <w14:ligatures w14:val="none"/>
+        </w:rPr>
+        <w:t xml:space="preserve"> idade = </w:t>
+      </w:r>
+      <w:proofErr w:type="spellStart"/>
+      <w:proofErr w:type="gramStart"/>
+      <w:r>
+        <w:rPr>
+          <w:rFonts w:ascii="Arial" w:eastAsia="Times New Roman" w:hAnsi="Arial" w:cs="Arial"/>
+          <w:color w:val="000000"/>
+          <w:kern w:val="0"/>
+          <w:lang w:eastAsia="pt-BR"/>
+          <w14:ligatures w14:val="none"/>
+        </w:rPr>
+        <w:t>int.Parse</w:t>
+      </w:r>
+      <w:proofErr w:type="spellEnd"/>
+      <w:proofErr w:type="gramEnd"/>
+      <w:r>
+        <w:rPr>
+          <w:rFonts w:ascii="Arial" w:eastAsia="Times New Roman" w:hAnsi="Arial" w:cs="Arial"/>
+          <w:color w:val="000000"/>
+          <w:kern w:val="0"/>
+          <w:lang w:eastAsia="pt-BR"/>
+          <w14:ligatures w14:val="none"/>
+        </w:rPr>
+        <w:t>(</w:t>
+      </w:r>
+      <w:proofErr w:type="spellStart"/>
+      <w:r>
+        <w:rPr>
+          <w:rFonts w:ascii="Arial" w:eastAsia="Times New Roman" w:hAnsi="Arial" w:cs="Arial"/>
+          <w:color w:val="000000"/>
+          <w:kern w:val="0"/>
+          <w:lang w:eastAsia="pt-BR"/>
+          <w14:ligatures w14:val="none"/>
+        </w:rPr>
+        <w:t>Console.ReadLine</w:t>
+      </w:r>
+      <w:proofErr w:type="spellEnd"/>
+      <w:r>
+        <w:rPr>
+          <w:rFonts w:ascii="Arial" w:eastAsia="Times New Roman" w:hAnsi="Arial" w:cs="Arial"/>
+          <w:color w:val="000000"/>
+          <w:kern w:val="0"/>
+          <w:lang w:eastAsia="pt-BR"/>
+          <w14:ligatures w14:val="none"/>
+        </w:rPr>
+        <w:t>());</w:t>
+      </w:r>
+    </w:p>
+    <w:p>
+      <w:pPr>
+        <w:spacing w:after="0" w:line="240" w:lineRule="auto"/>
+        <w:jc w:val="both"/>
+        <w:rPr>
+          <w:rFonts w:ascii="Arial" w:eastAsia="Times New Roman" w:hAnsi="Arial" w:cs="Arial"/>
+          <w:color w:val="000000"/>
+          <w:kern w:val="0"/>
+          <w:lang w:eastAsia="pt-BR"/>
+          <w14:ligatures w14:val="none"/>
+        </w:rPr>
+      </w:pPr>
+    </w:p>
+    <w:p>
+      <w:pPr>
+        <w:spacing w:after="0" w:line="240" w:lineRule="auto"/>
+        <w:jc w:val="both"/>
+        <w:rPr>
+          <w:rFonts w:ascii="Arial" w:eastAsia="Times New Roman" w:hAnsi="Arial" w:cs="Arial"/>
+          <w:color w:val="000000"/>
+          <w:kern w:val="0"/>
+          <w:lang w:eastAsia="pt-BR"/>
+          <w14:ligatures w14:val="none"/>
+        </w:rPr>
+      </w:pPr>
+      <w:r>
+        <w:rPr>
+          <w:rFonts w:ascii="Arial" w:eastAsia="Times New Roman" w:hAnsi="Arial" w:cs="Arial"/>
+          <w:color w:val="000000"/>
+          <w:kern w:val="0"/>
+          <w:lang w:eastAsia="pt-BR"/>
+          <w14:ligatures w14:val="none"/>
+        </w:rPr>
+        <w:t>/*</w:t>
+      </w:r>
+    </w:p>
+    <w:p>
+      <w:pPr>
+        <w:spacing w:after="0" w:line="240" w:lineRule="auto"/>
+        <w:jc w:val="both"/>
+        <w:rPr>
+          <w:rFonts w:ascii="Arial" w:eastAsia="Times New Roman" w:hAnsi="Arial" w:cs="Arial"/>
+          <w:color w:val="000000"/>
+          <w:kern w:val="0"/>
+          <w:lang w:eastAsia="pt-BR"/>
+          <w14:ligatures w14:val="none"/>
+        </w:rPr>
+      </w:pPr>
+      <w:r>
+        <w:rPr>
+          <w:rFonts w:ascii="Arial" w:eastAsia="Times New Roman" w:hAnsi="Arial" w:cs="Arial"/>
+          <w:color w:val="000000"/>
+          <w:kern w:val="0"/>
+          <w:lang w:eastAsia="pt-BR"/>
+          <w14:ligatures w14:val="none"/>
+        </w:rPr>
+        <w:t xml:space="preserve">        //Recebendo se </w:t>
+      </w:r>
+      <w:proofErr w:type="spellStart"/>
+      <w:r>
+        <w:rPr>
+          <w:rFonts w:ascii="Arial" w:eastAsia="Times New Roman" w:hAnsi="Arial" w:cs="Arial"/>
+          <w:color w:val="000000"/>
+          <w:kern w:val="0"/>
+          <w:lang w:eastAsia="pt-BR"/>
+          <w14:ligatures w14:val="none"/>
+        </w:rPr>
+        <w:t>ja</w:t>
+      </w:r>
+      <w:proofErr w:type="spellEnd"/>
+      <w:r>
+        <w:rPr>
+          <w:rFonts w:ascii="Arial" w:eastAsia="Times New Roman" w:hAnsi="Arial" w:cs="Arial"/>
+          <w:color w:val="000000"/>
+          <w:kern w:val="0"/>
+          <w:lang w:eastAsia="pt-BR"/>
+          <w14:ligatures w14:val="none"/>
+        </w:rPr>
+        <w:t xml:space="preserve"> possui habilitação</w:t>
+      </w:r>
+    </w:p>
+    <w:p>
+      <w:pPr>
+        <w:spacing w:after="0" w:line="240" w:lineRule="auto"/>
+        <w:jc w:val="both"/>
+        <w:rPr>
+          <w:rFonts w:ascii="Arial" w:eastAsia="Times New Roman" w:hAnsi="Arial" w:cs="Arial"/>
+          <w:color w:val="000000"/>
+          <w:kern w:val="0"/>
+          <w:lang w:eastAsia="pt-BR"/>
+          <w14:ligatures w14:val="none"/>
+        </w:rPr>
+      </w:pPr>
+      <w:r>
+        <w:rPr>
+          <w:rFonts w:ascii="Arial" w:eastAsia="Times New Roman" w:hAnsi="Arial" w:cs="Arial"/>
+          <w:color w:val="000000"/>
+          <w:kern w:val="0"/>
+          <w:lang w:eastAsia="pt-BR"/>
+          <w14:ligatures w14:val="none"/>
+        </w:rPr>
+        <w:t xml:space="preserve">        </w:t>
+      </w:r>
+      <w:proofErr w:type="spellStart"/>
+      <w:r>
+        <w:rPr>
+          <w:rFonts w:ascii="Arial" w:eastAsia="Times New Roman" w:hAnsi="Arial" w:cs="Arial"/>
+          <w:color w:val="000000"/>
+          <w:kern w:val="0"/>
+          <w:lang w:eastAsia="pt-BR"/>
+          <w14:ligatures w14:val="none"/>
+        </w:rPr>
+        <w:t>Console.WriteLine</w:t>
+      </w:r>
+      <w:proofErr w:type="spellEnd"/>
+      <w:r>
+        <w:rPr>
+          <w:rFonts w:ascii="Arial" w:eastAsia="Times New Roman" w:hAnsi="Arial" w:cs="Arial"/>
+          <w:color w:val="000000"/>
+          <w:kern w:val="0"/>
+          <w:lang w:eastAsia="pt-BR"/>
+          <w14:ligatures w14:val="none"/>
+        </w:rPr>
+        <w:t xml:space="preserve">("Você </w:t>
+      </w:r>
+      <w:proofErr w:type="spellStart"/>
+      <w:r>
+        <w:rPr>
+          <w:rFonts w:ascii="Arial" w:eastAsia="Times New Roman" w:hAnsi="Arial" w:cs="Arial"/>
+          <w:color w:val="000000"/>
+          <w:kern w:val="0"/>
+          <w:lang w:eastAsia="pt-BR"/>
+          <w14:ligatures w14:val="none"/>
+        </w:rPr>
+        <w:t>ja</w:t>
+      </w:r>
+      <w:proofErr w:type="spellEnd"/>
+      <w:r>
+        <w:rPr>
+          <w:rFonts w:ascii="Arial" w:eastAsia="Times New Roman" w:hAnsi="Arial" w:cs="Arial"/>
+          <w:color w:val="000000"/>
+          <w:kern w:val="0"/>
+          <w:lang w:eastAsia="pt-BR"/>
+          <w14:ligatures w14:val="none"/>
+        </w:rPr>
+        <w:t xml:space="preserve"> possui habilitação: ");</w:t>
+      </w:r>
+    </w:p>
+    <w:p>
+      <w:pPr>
+        <w:spacing w:after="0" w:line="240" w:lineRule="auto"/>
+        <w:jc w:val="both"/>
+        <w:rPr>
+          <w:rFonts w:ascii="Arial" w:eastAsia="Times New Roman" w:hAnsi="Arial" w:cs="Arial"/>
+          <w:color w:val="000000"/>
+          <w:kern w:val="0"/>
+          <w:lang w:val="en-US" w:eastAsia="pt-BR"/>
+          <w14:ligatures w14:val="none"/>
+        </w:rPr>
+      </w:pPr>
+      <w:r>
+        <w:rPr>
+          <w:rFonts w:ascii="Arial" w:eastAsia="Times New Roman" w:hAnsi="Arial" w:cs="Arial"/>
+          <w:color w:val="000000"/>
+          <w:kern w:val="0"/>
+          <w:lang w:eastAsia="pt-BR"/>
+          <w14:ligatures w14:val="none"/>
+        </w:rPr>
+        <w:t xml:space="preserve">        </w:t>
+      </w:r>
+      <w:r>
+        <w:rPr>
+          <w:rFonts w:ascii="Arial" w:eastAsia="Times New Roman" w:hAnsi="Arial" w:cs="Arial"/>
+          <w:color w:val="000000"/>
+          <w:kern w:val="0"/>
+          <w:lang w:val="en-US" w:eastAsia="pt-BR"/>
+          <w14:ligatures w14:val="none"/>
+        </w:rPr>
+        <w:t xml:space="preserve">string </w:t>
+      </w:r>
+      <w:proofErr w:type="spellStart"/>
+      <w:r>
+        <w:rPr>
+          <w:rFonts w:ascii="Arial" w:eastAsia="Times New Roman" w:hAnsi="Arial" w:cs="Arial"/>
+          <w:color w:val="000000"/>
+          <w:kern w:val="0"/>
+          <w:lang w:val="en-US" w:eastAsia="pt-BR"/>
+          <w14:ligatures w14:val="none"/>
+        </w:rPr>
+        <w:t>habilitacao</w:t>
+      </w:r>
+      <w:proofErr w:type="spellEnd"/>
+      <w:r>
+        <w:rPr>
+          <w:rFonts w:ascii="Arial" w:eastAsia="Times New Roman" w:hAnsi="Arial" w:cs="Arial"/>
+          <w:color w:val="000000"/>
+          <w:kern w:val="0"/>
+          <w:lang w:val="en-US" w:eastAsia="pt-BR"/>
+          <w14:ligatures w14:val="none"/>
+        </w:rPr>
+        <w:t xml:space="preserve"> = (</w:t>
+      </w:r>
+      <w:proofErr w:type="spellStart"/>
+      <w:r>
+        <w:rPr>
+          <w:rFonts w:ascii="Arial" w:eastAsia="Times New Roman" w:hAnsi="Arial" w:cs="Arial"/>
+          <w:color w:val="000000"/>
+          <w:kern w:val="0"/>
+          <w:lang w:val="en-US" w:eastAsia="pt-BR"/>
+          <w14:ligatures w14:val="none"/>
+        </w:rPr>
+        <w:t>Console.ReadLine</w:t>
+      </w:r>
+      <w:proofErr w:type="spellEnd"/>
+      <w:r>
+        <w:rPr>
+          <w:rFonts w:ascii="Arial" w:eastAsia="Times New Roman" w:hAnsi="Arial" w:cs="Arial"/>
+          <w:color w:val="000000"/>
+          <w:kern w:val="0"/>
+          <w:lang w:val="en-US" w:eastAsia="pt-BR"/>
+          <w14:ligatures w14:val="none"/>
+        </w:rPr>
+        <w:t>(</w:t>
+      </w:r>
+      <w:proofErr w:type="gramStart"/>
+      <w:r>
+        <w:rPr>
+          <w:rFonts w:ascii="Arial" w:eastAsia="Times New Roman" w:hAnsi="Arial" w:cs="Arial"/>
+          <w:color w:val="000000"/>
+          <w:kern w:val="0"/>
+          <w:lang w:val="en-US" w:eastAsia="pt-BR"/>
+          <w14:ligatures w14:val="none"/>
+        </w:rPr>
+        <w:t>).</w:t>
+      </w:r>
+      <w:proofErr w:type="spellStart"/>
+      <w:r>
+        <w:rPr>
+          <w:rFonts w:ascii="Arial" w:eastAsia="Times New Roman" w:hAnsi="Arial" w:cs="Arial"/>
+          <w:color w:val="000000"/>
+          <w:kern w:val="0"/>
+          <w:lang w:val="en-US" w:eastAsia="pt-BR"/>
+          <w14:ligatures w14:val="none"/>
+        </w:rPr>
+        <w:t>ToUpper</w:t>
+      </w:r>
+      <w:proofErr w:type="spellEnd"/>
+      <w:proofErr w:type="gramEnd"/>
+      <w:r>
+        <w:rPr>
+          <w:rFonts w:ascii="Arial" w:eastAsia="Times New Roman" w:hAnsi="Arial" w:cs="Arial"/>
+          <w:color w:val="000000"/>
+          <w:kern w:val="0"/>
+          <w:lang w:val="en-US" w:eastAsia="pt-BR"/>
+          <w14:ligatures w14:val="none"/>
+        </w:rPr>
+        <w:t>()</w:t>
+      </w:r>
+      <w:proofErr w:type="gramStart"/>
+      <w:r>
+        <w:rPr>
+          <w:rFonts w:ascii="Arial" w:eastAsia="Times New Roman" w:hAnsi="Arial" w:cs="Arial"/>
+          <w:color w:val="000000"/>
+          <w:kern w:val="0"/>
+          <w:lang w:val="en-US" w:eastAsia="pt-BR"/>
+          <w14:ligatures w14:val="none"/>
+        </w:rPr>
+        <w:t>);</w:t>
+      </w:r>
+      <w:proofErr w:type="gramEnd"/>
+    </w:p>
+    <w:p>
+      <w:pPr>
+        <w:spacing w:after="0" w:line="240" w:lineRule="auto"/>
+        <w:jc w:val="both"/>
+        <w:rPr>
+          <w:rFonts w:ascii="Arial" w:eastAsia="Times New Roman" w:hAnsi="Arial" w:cs="Arial"/>
+          <w:color w:val="000000"/>
+          <w:kern w:val="0"/>
+          <w:lang w:val="en-US" w:eastAsia="pt-BR"/>
+          <w14:ligatures w14:val="none"/>
+        </w:rPr>
+      </w:pPr>
+    </w:p>
+    <w:p>
+      <w:pPr>
+        <w:spacing w:after="0" w:line="240" w:lineRule="auto"/>
+        <w:jc w:val="both"/>
+        <w:rPr>
+          <w:rFonts w:ascii="Arial" w:eastAsia="Times New Roman" w:hAnsi="Arial" w:cs="Arial"/>
+          <w:color w:val="000000"/>
+          <w:kern w:val="0"/>
+          <w:lang w:eastAsia="pt-BR"/>
+          <w14:ligatures w14:val="none"/>
+        </w:rPr>
+      </w:pPr>
+      <w:r>
+        <w:rPr>
+          <w:rFonts w:ascii="Arial" w:eastAsia="Times New Roman" w:hAnsi="Arial" w:cs="Arial"/>
+          <w:color w:val="000000"/>
+          <w:kern w:val="0"/>
+          <w:lang w:val="en-US" w:eastAsia="pt-BR"/>
+          <w14:ligatures w14:val="none"/>
+        </w:rPr>
+        <w:t xml:space="preserve">        </w:t>
+      </w:r>
+      <w:r>
+        <w:rPr>
+          <w:rFonts w:ascii="Arial" w:eastAsia="Times New Roman" w:hAnsi="Arial" w:cs="Arial"/>
+          <w:color w:val="000000"/>
+          <w:kern w:val="0"/>
+          <w:lang w:eastAsia="pt-BR"/>
+          <w14:ligatures w14:val="none"/>
+        </w:rPr>
+        <w:t>//especificando os tipos de habilitação</w:t>
+      </w:r>
+    </w:p>
+    <w:p>
+      <w:pPr>
+        <w:spacing w:after="0" w:line="240" w:lineRule="auto"/>
+        <w:jc w:val="both"/>
+        <w:rPr>
+          <w:rFonts w:ascii="Arial" w:eastAsia="Times New Roman" w:hAnsi="Arial" w:cs="Arial"/>
+          <w:color w:val="000000"/>
+          <w:kern w:val="0"/>
+          <w:lang w:eastAsia="pt-BR"/>
+          <w14:ligatures w14:val="none"/>
+        </w:rPr>
+      </w:pPr>
+      <w:r>
+        <w:rPr>
+          <w:rFonts w:ascii="Arial" w:eastAsia="Times New Roman" w:hAnsi="Arial" w:cs="Arial"/>
+          <w:color w:val="000000"/>
+          <w:kern w:val="0"/>
+          <w:lang w:eastAsia="pt-BR"/>
+          <w14:ligatures w14:val="none"/>
+        </w:rPr>
+        <w:t xml:space="preserve">        </w:t>
+      </w:r>
+      <w:proofErr w:type="spellStart"/>
+      <w:r>
+        <w:rPr>
+          <w:rFonts w:ascii="Arial" w:eastAsia="Times New Roman" w:hAnsi="Arial" w:cs="Arial"/>
+          <w:color w:val="000000"/>
+          <w:kern w:val="0"/>
+          <w:lang w:eastAsia="pt-BR"/>
+          <w14:ligatures w14:val="none"/>
+        </w:rPr>
+        <w:t>Console.WriteLine</w:t>
+      </w:r>
+      <w:proofErr w:type="spellEnd"/>
+      <w:r>
+        <w:rPr>
+          <w:rFonts w:ascii="Arial" w:eastAsia="Times New Roman" w:hAnsi="Arial" w:cs="Arial"/>
+          <w:color w:val="000000"/>
+          <w:kern w:val="0"/>
+          <w:lang w:eastAsia="pt-BR"/>
+          <w14:ligatures w14:val="none"/>
+        </w:rPr>
+        <w:t>("Especifique qual carteira você possui, sendo Carteira:\n A (motos/</w:t>
+      </w:r>
+      <w:proofErr w:type="gramStart"/>
+      <w:r>
+        <w:rPr>
+          <w:rFonts w:ascii="Arial" w:eastAsia="Times New Roman" w:hAnsi="Arial" w:cs="Arial"/>
+          <w:color w:val="000000"/>
+          <w:kern w:val="0"/>
+          <w:lang w:eastAsia="pt-BR"/>
+          <w14:ligatures w14:val="none"/>
+        </w:rPr>
+        <w:t>triciclos)\</w:t>
+      </w:r>
+      <w:proofErr w:type="gramEnd"/>
+      <w:r>
+        <w:rPr>
+          <w:rFonts w:ascii="Arial" w:eastAsia="Times New Roman" w:hAnsi="Arial" w:cs="Arial"/>
+          <w:color w:val="000000"/>
+          <w:kern w:val="0"/>
+          <w:lang w:eastAsia="pt-BR"/>
+          <w14:ligatures w14:val="none"/>
+        </w:rPr>
+        <w:t xml:space="preserve">n B (carros)\n C (cargas </w:t>
+      </w:r>
+      <w:proofErr w:type="gramStart"/>
+      <w:r>
+        <w:rPr>
+          <w:rFonts w:ascii="Arial" w:eastAsia="Times New Roman" w:hAnsi="Arial" w:cs="Arial"/>
+          <w:color w:val="000000"/>
+          <w:kern w:val="0"/>
+          <w:lang w:eastAsia="pt-BR"/>
+          <w14:ligatures w14:val="none"/>
+        </w:rPr>
+        <w:t>pesadas)\</w:t>
+      </w:r>
+      <w:proofErr w:type="gramEnd"/>
+      <w:r>
+        <w:rPr>
+          <w:rFonts w:ascii="Arial" w:eastAsia="Times New Roman" w:hAnsi="Arial" w:cs="Arial"/>
+          <w:color w:val="000000"/>
+          <w:kern w:val="0"/>
+          <w:lang w:eastAsia="pt-BR"/>
+          <w14:ligatures w14:val="none"/>
+        </w:rPr>
+        <w:t xml:space="preserve">n D (passageiros &gt; 8 </w:t>
+      </w:r>
+      <w:proofErr w:type="gramStart"/>
+      <w:r>
+        <w:rPr>
+          <w:rFonts w:ascii="Arial" w:eastAsia="Times New Roman" w:hAnsi="Arial" w:cs="Arial"/>
+          <w:color w:val="000000"/>
+          <w:kern w:val="0"/>
+          <w:lang w:eastAsia="pt-BR"/>
+          <w14:ligatures w14:val="none"/>
+        </w:rPr>
+        <w:t>lugares)\</w:t>
+      </w:r>
+      <w:proofErr w:type="gramEnd"/>
+      <w:r>
+        <w:rPr>
+          <w:rFonts w:ascii="Arial" w:eastAsia="Times New Roman" w:hAnsi="Arial" w:cs="Arial"/>
+          <w:color w:val="000000"/>
+          <w:kern w:val="0"/>
+          <w:lang w:eastAsia="pt-BR"/>
+          <w14:ligatures w14:val="none"/>
+        </w:rPr>
+        <w:t>n E (veículos articulados\n");</w:t>
+      </w:r>
+    </w:p>
+    <w:p>
+      <w:pPr>
+        <w:spacing w:after="0" w:line="240" w:lineRule="auto"/>
+        <w:jc w:val="both"/>
+        <w:rPr>
+          <w:rFonts w:ascii="Arial" w:eastAsia="Times New Roman" w:hAnsi="Arial" w:cs="Arial"/>
+          <w:color w:val="000000"/>
+          <w:kern w:val="0"/>
+          <w:lang w:val="en-US" w:eastAsia="pt-BR"/>
+          <w14:ligatures w14:val="none"/>
+        </w:rPr>
+      </w:pPr>
+      <w:r>
+        <w:rPr>
+          <w:rFonts w:ascii="Arial" w:eastAsia="Times New Roman" w:hAnsi="Arial" w:cs="Arial"/>
+          <w:color w:val="000000"/>
+          <w:kern w:val="0"/>
+          <w:lang w:eastAsia="pt-BR"/>
+          <w14:ligatures w14:val="none"/>
+        </w:rPr>
+        <w:t xml:space="preserve">        </w:t>
+      </w:r>
+      <w:r>
+        <w:rPr>
+          <w:rFonts w:ascii="Arial" w:eastAsia="Times New Roman" w:hAnsi="Arial" w:cs="Arial"/>
+          <w:color w:val="000000"/>
+          <w:kern w:val="0"/>
+          <w:lang w:val="en-US" w:eastAsia="pt-BR"/>
+          <w14:ligatures w14:val="none"/>
+        </w:rPr>
+        <w:t xml:space="preserve">string </w:t>
+      </w:r>
+      <w:proofErr w:type="spellStart"/>
+      <w:r>
+        <w:rPr>
+          <w:rFonts w:ascii="Arial" w:eastAsia="Times New Roman" w:hAnsi="Arial" w:cs="Arial"/>
+          <w:color w:val="000000"/>
+          <w:kern w:val="0"/>
+          <w:lang w:val="en-US" w:eastAsia="pt-BR"/>
+          <w14:ligatures w14:val="none"/>
+        </w:rPr>
+        <w:t>tHabilitacao</w:t>
+      </w:r>
+      <w:proofErr w:type="spellEnd"/>
+      <w:r>
+        <w:rPr>
+          <w:rFonts w:ascii="Arial" w:eastAsia="Times New Roman" w:hAnsi="Arial" w:cs="Arial"/>
+          <w:color w:val="000000"/>
+          <w:kern w:val="0"/>
+          <w:lang w:val="en-US" w:eastAsia="pt-BR"/>
+          <w14:ligatures w14:val="none"/>
+        </w:rPr>
+        <w:t xml:space="preserve"> = </w:t>
+      </w:r>
+      <w:proofErr w:type="spellStart"/>
+      <w:r>
+        <w:rPr>
+          <w:rFonts w:ascii="Arial" w:eastAsia="Times New Roman" w:hAnsi="Arial" w:cs="Arial"/>
+          <w:color w:val="000000"/>
+          <w:kern w:val="0"/>
+          <w:lang w:val="en-US" w:eastAsia="pt-BR"/>
+          <w14:ligatures w14:val="none"/>
+        </w:rPr>
+        <w:t>Console.ReadLine</w:t>
+      </w:r>
+      <w:proofErr w:type="spellEnd"/>
+      <w:r>
+        <w:rPr>
+          <w:rFonts w:ascii="Arial" w:eastAsia="Times New Roman" w:hAnsi="Arial" w:cs="Arial"/>
+          <w:color w:val="000000"/>
+          <w:kern w:val="0"/>
+          <w:lang w:val="en-US" w:eastAsia="pt-BR"/>
+          <w14:ligatures w14:val="none"/>
+        </w:rPr>
+        <w:t>(</w:t>
+      </w:r>
+      <w:proofErr w:type="gramStart"/>
+      <w:r>
+        <w:rPr>
+          <w:rFonts w:ascii="Arial" w:eastAsia="Times New Roman" w:hAnsi="Arial" w:cs="Arial"/>
+          <w:color w:val="000000"/>
+          <w:kern w:val="0"/>
+          <w:lang w:val="en-US" w:eastAsia="pt-BR"/>
+          <w14:ligatures w14:val="none"/>
+        </w:rPr>
+        <w:t>).</w:t>
+      </w:r>
+      <w:proofErr w:type="spellStart"/>
+      <w:r>
+        <w:rPr>
+          <w:rFonts w:ascii="Arial" w:eastAsia="Times New Roman" w:hAnsi="Arial" w:cs="Arial"/>
+          <w:color w:val="000000"/>
+          <w:kern w:val="0"/>
+          <w:lang w:val="en-US" w:eastAsia="pt-BR"/>
+          <w14:ligatures w14:val="none"/>
+        </w:rPr>
+        <w:t>ToUpper</w:t>
+      </w:r>
+      <w:proofErr w:type="spellEnd"/>
+      <w:proofErr w:type="gramEnd"/>
+      <w:r>
+        <w:rPr>
+          <w:rFonts w:ascii="Arial" w:eastAsia="Times New Roman" w:hAnsi="Arial" w:cs="Arial"/>
+          <w:color w:val="000000"/>
+          <w:kern w:val="0"/>
+          <w:lang w:val="en-US" w:eastAsia="pt-BR"/>
+          <w14:ligatures w14:val="none"/>
+        </w:rPr>
+        <w:t>(</w:t>
+      </w:r>
+      <w:proofErr w:type="gramStart"/>
+      <w:r>
+        <w:rPr>
+          <w:rFonts w:ascii="Arial" w:eastAsia="Times New Roman" w:hAnsi="Arial" w:cs="Arial"/>
+          <w:color w:val="000000"/>
+          <w:kern w:val="0"/>
+          <w:lang w:val="en-US" w:eastAsia="pt-BR"/>
+          <w14:ligatures w14:val="none"/>
+        </w:rPr>
+        <w:t>);</w:t>
+      </w:r>
+      <w:proofErr w:type="gramEnd"/>
+    </w:p>
+    <w:p>
+      <w:pPr>
+        <w:spacing w:after="0" w:line="240" w:lineRule="auto"/>
+        <w:jc w:val="both"/>
+        <w:rPr>
+          <w:rFonts w:ascii="Arial" w:eastAsia="Times New Roman" w:hAnsi="Arial" w:cs="Arial"/>
+          <w:color w:val="000000"/>
+          <w:kern w:val="0"/>
+          <w:lang w:val="en-US" w:eastAsia="pt-BR"/>
+          <w14:ligatures w14:val="none"/>
+        </w:rPr>
+      </w:pPr>
+    </w:p>
+    <w:p>
+      <w:pPr>
+        <w:spacing w:after="0" w:line="240" w:lineRule="auto"/>
+        <w:jc w:val="both"/>
+        <w:rPr>
+          <w:rFonts w:ascii="Arial" w:eastAsia="Times New Roman" w:hAnsi="Arial" w:cs="Arial"/>
+          <w:color w:val="000000"/>
+          <w:kern w:val="0"/>
+          <w:lang w:eastAsia="pt-BR"/>
+          <w14:ligatures w14:val="none"/>
+        </w:rPr>
+      </w:pPr>
+      <w:r>
+        <w:rPr>
+          <w:rFonts w:ascii="Arial" w:eastAsia="Times New Roman" w:hAnsi="Arial" w:cs="Arial"/>
+          <w:color w:val="000000"/>
+          <w:kern w:val="0"/>
+          <w:lang w:val="en-US" w:eastAsia="pt-BR"/>
+          <w14:ligatures w14:val="none"/>
+        </w:rPr>
+        <w:t xml:space="preserve">        </w:t>
+      </w:r>
+      <w:r>
+        <w:rPr>
+          <w:rFonts w:ascii="Arial" w:eastAsia="Times New Roman" w:hAnsi="Arial" w:cs="Arial"/>
+          <w:color w:val="000000"/>
+          <w:kern w:val="0"/>
+          <w:lang w:eastAsia="pt-BR"/>
+          <w14:ligatures w14:val="none"/>
+        </w:rPr>
+        <w:t>//Tempo de Habilitação.</w:t>
+      </w:r>
+    </w:p>
+    <w:p>
+      <w:pPr>
+        <w:spacing w:after="0" w:line="240" w:lineRule="auto"/>
+        <w:jc w:val="both"/>
+        <w:rPr>
+          <w:rFonts w:ascii="Arial" w:eastAsia="Times New Roman" w:hAnsi="Arial" w:cs="Arial"/>
+          <w:color w:val="000000"/>
+          <w:kern w:val="0"/>
+          <w:lang w:eastAsia="pt-BR"/>
+          <w14:ligatures w14:val="none"/>
+        </w:rPr>
+      </w:pPr>
+      <w:r>
+        <w:rPr>
+          <w:rFonts w:ascii="Arial" w:eastAsia="Times New Roman" w:hAnsi="Arial" w:cs="Arial"/>
+          <w:color w:val="000000"/>
+          <w:kern w:val="0"/>
+          <w:lang w:eastAsia="pt-BR"/>
+          <w14:ligatures w14:val="none"/>
+        </w:rPr>
+        <w:t xml:space="preserve">        </w:t>
+      </w:r>
+      <w:proofErr w:type="spellStart"/>
+      <w:r>
+        <w:rPr>
+          <w:rFonts w:ascii="Arial" w:eastAsia="Times New Roman" w:hAnsi="Arial" w:cs="Arial"/>
+          <w:color w:val="000000"/>
+          <w:kern w:val="0"/>
+          <w:lang w:eastAsia="pt-BR"/>
+          <w14:ligatures w14:val="none"/>
+        </w:rPr>
+        <w:t>Console.WriteLine</w:t>
+      </w:r>
+      <w:proofErr w:type="spellEnd"/>
+      <w:r>
+        <w:rPr>
+          <w:rFonts w:ascii="Arial" w:eastAsia="Times New Roman" w:hAnsi="Arial" w:cs="Arial"/>
+          <w:color w:val="000000"/>
+          <w:kern w:val="0"/>
+          <w:lang w:eastAsia="pt-BR"/>
+          <w14:ligatures w14:val="none"/>
+        </w:rPr>
+        <w:t>("Informe quantos anos você possui a habilitação: ");</w:t>
+      </w:r>
+    </w:p>
+    <w:p>
+      <w:pPr>
+        <w:spacing w:after="0" w:line="240" w:lineRule="auto"/>
+        <w:jc w:val="both"/>
+        <w:rPr>
+          <w:rFonts w:ascii="Arial" w:eastAsia="Times New Roman" w:hAnsi="Arial" w:cs="Arial"/>
+          <w:color w:val="000000"/>
+          <w:kern w:val="0"/>
+          <w:lang w:val="en-US" w:eastAsia="pt-BR"/>
+          <w14:ligatures w14:val="none"/>
+        </w:rPr>
+      </w:pPr>
+      <w:r>
+        <w:rPr>
+          <w:rFonts w:ascii="Arial" w:eastAsia="Times New Roman" w:hAnsi="Arial" w:cs="Arial"/>
+          <w:color w:val="000000"/>
+          <w:kern w:val="0"/>
+          <w:lang w:eastAsia="pt-BR"/>
+          <w14:ligatures w14:val="none"/>
+        </w:rPr>
+        <w:t xml:space="preserve">        </w:t>
+      </w:r>
+      <w:r>
+        <w:rPr>
+          <w:rFonts w:ascii="Arial" w:eastAsia="Times New Roman" w:hAnsi="Arial" w:cs="Arial"/>
+          <w:color w:val="000000"/>
+          <w:kern w:val="0"/>
+          <w:lang w:val="en-US" w:eastAsia="pt-BR"/>
+          <w14:ligatures w14:val="none"/>
+        </w:rPr>
+        <w:t xml:space="preserve">int </w:t>
+      </w:r>
+      <w:proofErr w:type="spellStart"/>
+      <w:r>
+        <w:rPr>
+          <w:rFonts w:ascii="Arial" w:eastAsia="Times New Roman" w:hAnsi="Arial" w:cs="Arial"/>
+          <w:color w:val="000000"/>
+          <w:kern w:val="0"/>
+          <w:lang w:val="en-US" w:eastAsia="pt-BR"/>
+          <w14:ligatures w14:val="none"/>
+        </w:rPr>
+        <w:t>tempoHabilitacao</w:t>
+      </w:r>
+      <w:proofErr w:type="spellEnd"/>
+      <w:r>
+        <w:rPr>
+          <w:rFonts w:ascii="Arial" w:eastAsia="Times New Roman" w:hAnsi="Arial" w:cs="Arial"/>
+          <w:color w:val="000000"/>
+          <w:kern w:val="0"/>
+          <w:lang w:val="en-US" w:eastAsia="pt-BR"/>
+          <w14:ligatures w14:val="none"/>
+        </w:rPr>
+        <w:t xml:space="preserve"> = </w:t>
+      </w:r>
+      <w:proofErr w:type="spellStart"/>
+      <w:proofErr w:type="gramStart"/>
+      <w:r>
+        <w:rPr>
+          <w:rFonts w:ascii="Arial" w:eastAsia="Times New Roman" w:hAnsi="Arial" w:cs="Arial"/>
+          <w:color w:val="000000"/>
+          <w:kern w:val="0"/>
+          <w:lang w:val="en-US" w:eastAsia="pt-BR"/>
+          <w14:ligatures w14:val="none"/>
+        </w:rPr>
+        <w:t>int.Parse</w:t>
+      </w:r>
+      <w:proofErr w:type="spellEnd"/>
+      <w:proofErr w:type="gramEnd"/>
+      <w:r>
+        <w:rPr>
+          <w:rFonts w:ascii="Arial" w:eastAsia="Times New Roman" w:hAnsi="Arial" w:cs="Arial"/>
+          <w:color w:val="000000"/>
+          <w:kern w:val="0"/>
+          <w:lang w:val="en-US" w:eastAsia="pt-BR"/>
+          <w14:ligatures w14:val="none"/>
+        </w:rPr>
+        <w:t>(</w:t>
+      </w:r>
+      <w:proofErr w:type="spellStart"/>
+      <w:r>
+        <w:rPr>
+          <w:rFonts w:ascii="Arial" w:eastAsia="Times New Roman" w:hAnsi="Arial" w:cs="Arial"/>
+          <w:color w:val="000000"/>
+          <w:kern w:val="0"/>
+          <w:lang w:val="en-US" w:eastAsia="pt-BR"/>
+          <w14:ligatures w14:val="none"/>
+        </w:rPr>
+        <w:t>Console.ReadLine</w:t>
+      </w:r>
+      <w:proofErr w:type="spellEnd"/>
+      <w:r>
+        <w:rPr>
+          <w:rFonts w:ascii="Arial" w:eastAsia="Times New Roman" w:hAnsi="Arial" w:cs="Arial"/>
+          <w:color w:val="000000"/>
+          <w:kern w:val="0"/>
+          <w:lang w:val="en-US" w:eastAsia="pt-BR"/>
+          <w14:ligatures w14:val="none"/>
+        </w:rPr>
+        <w:t>()</w:t>
+      </w:r>
+      <w:proofErr w:type="gramStart"/>
+      <w:r>
+        <w:rPr>
+          <w:rFonts w:ascii="Arial" w:eastAsia="Times New Roman" w:hAnsi="Arial" w:cs="Arial"/>
+          <w:color w:val="000000"/>
+          <w:kern w:val="0"/>
+          <w:lang w:val="en-US" w:eastAsia="pt-BR"/>
+          <w14:ligatures w14:val="none"/>
+        </w:rPr>
+        <w:t>);</w:t>
+      </w:r>
+      <w:proofErr w:type="gramEnd"/>
+    </w:p>
+    <w:p>
+      <w:pPr>
+        <w:spacing w:after="0" w:line="240" w:lineRule="auto"/>
+        <w:jc w:val="both"/>
+        <w:rPr>
+          <w:rFonts w:ascii="Arial" w:eastAsia="Times New Roman" w:hAnsi="Arial" w:cs="Arial"/>
+          <w:color w:val="000000"/>
+          <w:kern w:val="0"/>
+          <w:lang w:val="en-US" w:eastAsia="pt-BR"/>
+          <w14:ligatures w14:val="none"/>
+        </w:rPr>
+      </w:pPr>
+      <w:r>
+        <w:rPr>
+          <w:rFonts w:ascii="Arial" w:eastAsia="Times New Roman" w:hAnsi="Arial" w:cs="Arial"/>
+          <w:color w:val="000000"/>
+          <w:kern w:val="0"/>
+          <w:lang w:val="en-US" w:eastAsia="pt-BR"/>
+          <w14:ligatures w14:val="none"/>
+        </w:rPr>
+        <w:t>        */</w:t>
+      </w:r>
+    </w:p>
+    <w:p>
+      <w:pPr>
+        <w:spacing w:after="0" w:line="240" w:lineRule="auto"/>
+        <w:jc w:val="both"/>
+        <w:rPr>
+          <w:rFonts w:ascii="Arial" w:eastAsia="Times New Roman" w:hAnsi="Arial" w:cs="Arial"/>
+          <w:color w:val="000000"/>
+          <w:kern w:val="0"/>
+          <w:lang w:val="en-US" w:eastAsia="pt-BR"/>
+          <w14:ligatures w14:val="none"/>
+        </w:rPr>
+      </w:pPr>
+      <w:r>
+        <w:rPr>
+          <w:rFonts w:ascii="Arial" w:eastAsia="Times New Roman" w:hAnsi="Arial" w:cs="Arial"/>
+          <w:color w:val="000000"/>
+          <w:kern w:val="0"/>
+          <w:lang w:val="en-US" w:eastAsia="pt-BR"/>
+          <w14:ligatures w14:val="none"/>
+        </w:rPr>
+        <w:t xml:space="preserve">        </w:t>
+      </w:r>
+    </w:p>
+    <w:p>
+      <w:pPr>
+        <w:spacing w:after="0" w:line="240" w:lineRule="auto"/>
+        <w:jc w:val="both"/>
+        <w:rPr>
+          <w:rFonts w:ascii="Arial" w:eastAsia="Times New Roman" w:hAnsi="Arial" w:cs="Arial"/>
+          <w:color w:val="000000"/>
+          <w:kern w:val="0"/>
+          <w:lang w:val="en-US" w:eastAsia="pt-BR"/>
+          <w14:ligatures w14:val="none"/>
+        </w:rPr>
+      </w:pPr>
+      <w:r>
+        <w:rPr>
+          <w:rFonts w:ascii="Arial" w:eastAsia="Times New Roman" w:hAnsi="Arial" w:cs="Arial"/>
+          <w:color w:val="000000"/>
+          <w:kern w:val="0"/>
+          <w:lang w:val="en-US" w:eastAsia="pt-BR"/>
+          <w14:ligatures w14:val="none"/>
+        </w:rPr>
+        <w:t xml:space="preserve">        </w:t>
+      </w:r>
+      <w:proofErr w:type="gramStart"/>
+      <w:r>
+        <w:rPr>
+          <w:rFonts w:ascii="Arial" w:eastAsia="Times New Roman" w:hAnsi="Arial" w:cs="Arial"/>
+          <w:color w:val="000000"/>
+          <w:kern w:val="0"/>
+          <w:lang w:val="en-US" w:eastAsia="pt-BR"/>
+          <w14:ligatures w14:val="none"/>
+        </w:rPr>
+        <w:t>if(</w:t>
+      </w:r>
+      <w:proofErr w:type="spellStart"/>
+      <w:proofErr w:type="gramEnd"/>
+      <w:r>
+        <w:rPr>
+          <w:rFonts w:ascii="Arial" w:eastAsia="Times New Roman" w:hAnsi="Arial" w:cs="Arial"/>
+          <w:color w:val="000000"/>
+          <w:kern w:val="0"/>
+          <w:lang w:val="en-US" w:eastAsia="pt-BR"/>
+          <w14:ligatures w14:val="none"/>
+        </w:rPr>
+        <w:t>idade</w:t>
+      </w:r>
+      <w:proofErr w:type="spellEnd"/>
+      <w:r>
+        <w:rPr>
+          <w:rFonts w:ascii="Arial" w:eastAsia="Times New Roman" w:hAnsi="Arial" w:cs="Arial"/>
+          <w:color w:val="000000"/>
+          <w:kern w:val="0"/>
+          <w:lang w:val="en-US" w:eastAsia="pt-BR"/>
+          <w14:ligatures w14:val="none"/>
+        </w:rPr>
+        <w:t xml:space="preserve"> &gt;= 21)</w:t>
+      </w:r>
+    </w:p>
+    <w:p>
+      <w:pPr>
+        <w:spacing w:after="0" w:line="240" w:lineRule="auto"/>
+        <w:jc w:val="both"/>
+        <w:rPr>
+          <w:rFonts w:ascii="Arial" w:eastAsia="Times New Roman" w:hAnsi="Arial" w:cs="Arial"/>
+          <w:color w:val="000000"/>
+          <w:kern w:val="0"/>
+          <w:lang w:eastAsia="pt-BR"/>
+          <w14:ligatures w14:val="none"/>
+        </w:rPr>
+      </w:pPr>
+      <w:r>
+        <w:rPr>
+          <w:rFonts w:ascii="Arial" w:eastAsia="Times New Roman" w:hAnsi="Arial" w:cs="Arial"/>
+          <w:color w:val="000000"/>
+          <w:kern w:val="0"/>
+          <w:lang w:val="en-US" w:eastAsia="pt-BR"/>
+          <w14:ligatures w14:val="none"/>
+        </w:rPr>
+        <w:t xml:space="preserve">        </w:t>
+      </w:r>
+      <w:r>
+        <w:rPr>
+          <w:rFonts w:ascii="Arial" w:eastAsia="Times New Roman" w:hAnsi="Arial" w:cs="Arial"/>
+          <w:color w:val="000000"/>
+          <w:kern w:val="0"/>
+          <w:lang w:eastAsia="pt-BR"/>
+          <w14:ligatures w14:val="none"/>
+        </w:rPr>
+        <w:t>{</w:t>
+      </w:r>
+    </w:p>
+    <w:p>
+      <w:pPr>
+        <w:spacing w:after="0" w:line="240" w:lineRule="auto"/>
+        <w:jc w:val="both"/>
+        <w:rPr>
+          <w:rFonts w:ascii="Arial" w:eastAsia="Times New Roman" w:hAnsi="Arial" w:cs="Arial"/>
+          <w:color w:val="000000"/>
+          <w:kern w:val="0"/>
+          <w:lang w:eastAsia="pt-BR"/>
+          <w14:ligatures w14:val="none"/>
+        </w:rPr>
+      </w:pPr>
+      <w:r>
+        <w:rPr>
+          <w:rFonts w:ascii="Arial" w:eastAsia="Times New Roman" w:hAnsi="Arial" w:cs="Arial"/>
+          <w:color w:val="000000"/>
+          <w:kern w:val="0"/>
+          <w:lang w:eastAsia="pt-BR"/>
+          <w14:ligatures w14:val="none"/>
+        </w:rPr>
+        <w:t xml:space="preserve">            //Recebendo se </w:t>
+      </w:r>
+      <w:proofErr w:type="spellStart"/>
+      <w:r>
+        <w:rPr>
+          <w:rFonts w:ascii="Arial" w:eastAsia="Times New Roman" w:hAnsi="Arial" w:cs="Arial"/>
+          <w:color w:val="000000"/>
+          <w:kern w:val="0"/>
+          <w:lang w:eastAsia="pt-BR"/>
+          <w14:ligatures w14:val="none"/>
+        </w:rPr>
+        <w:t>ja</w:t>
+      </w:r>
+      <w:proofErr w:type="spellEnd"/>
+      <w:r>
+        <w:rPr>
+          <w:rFonts w:ascii="Arial" w:eastAsia="Times New Roman" w:hAnsi="Arial" w:cs="Arial"/>
+          <w:color w:val="000000"/>
+          <w:kern w:val="0"/>
+          <w:lang w:eastAsia="pt-BR"/>
+          <w14:ligatures w14:val="none"/>
+        </w:rPr>
+        <w:t xml:space="preserve"> possui habilitação</w:t>
+      </w:r>
+    </w:p>
+    <w:p>
+      <w:pPr>
+        <w:spacing w:after="0" w:line="240" w:lineRule="auto"/>
+        <w:jc w:val="both"/>
+        <w:rPr>
+          <w:rFonts w:ascii="Arial" w:eastAsia="Times New Roman" w:hAnsi="Arial" w:cs="Arial"/>
+          <w:color w:val="000000"/>
+          <w:kern w:val="0"/>
+          <w:lang w:eastAsia="pt-BR"/>
+          <w14:ligatures w14:val="none"/>
+        </w:rPr>
+      </w:pPr>
+      <w:r>
+        <w:rPr>
+          <w:rFonts w:ascii="Arial" w:eastAsia="Times New Roman" w:hAnsi="Arial" w:cs="Arial"/>
+          <w:color w:val="000000"/>
+          <w:kern w:val="0"/>
+          <w:lang w:eastAsia="pt-BR"/>
+          <w14:ligatures w14:val="none"/>
+        </w:rPr>
+        <w:t xml:space="preserve">            </w:t>
+      </w:r>
+      <w:proofErr w:type="spellStart"/>
+      <w:r>
+        <w:rPr>
+          <w:rFonts w:ascii="Arial" w:eastAsia="Times New Roman" w:hAnsi="Arial" w:cs="Arial"/>
+          <w:color w:val="000000"/>
+          <w:kern w:val="0"/>
+          <w:lang w:eastAsia="pt-BR"/>
+          <w14:ligatures w14:val="none"/>
+        </w:rPr>
+        <w:t>Console.WriteLine</w:t>
+      </w:r>
+      <w:proofErr w:type="spellEnd"/>
+      <w:r>
+        <w:rPr>
+          <w:rFonts w:ascii="Arial" w:eastAsia="Times New Roman" w:hAnsi="Arial" w:cs="Arial"/>
+          <w:color w:val="000000"/>
+          <w:kern w:val="0"/>
+          <w:lang w:eastAsia="pt-BR"/>
+          <w14:ligatures w14:val="none"/>
+        </w:rPr>
+        <w:t xml:space="preserve">("Você </w:t>
+      </w:r>
+      <w:proofErr w:type="spellStart"/>
+      <w:r>
+        <w:rPr>
+          <w:rFonts w:ascii="Arial" w:eastAsia="Times New Roman" w:hAnsi="Arial" w:cs="Arial"/>
+          <w:color w:val="000000"/>
+          <w:kern w:val="0"/>
+          <w:lang w:eastAsia="pt-BR"/>
+          <w14:ligatures w14:val="none"/>
+        </w:rPr>
+        <w:t>ja</w:t>
+      </w:r>
+      <w:proofErr w:type="spellEnd"/>
+      <w:r>
+        <w:rPr>
+          <w:rFonts w:ascii="Arial" w:eastAsia="Times New Roman" w:hAnsi="Arial" w:cs="Arial"/>
+          <w:color w:val="000000"/>
+          <w:kern w:val="0"/>
+          <w:lang w:eastAsia="pt-BR"/>
+          <w14:ligatures w14:val="none"/>
+        </w:rPr>
+        <w:t xml:space="preserve"> possui habilitação: ");</w:t>
+      </w:r>
+    </w:p>
+    <w:p>
+      <w:pPr>
+        <w:spacing w:after="0" w:line="240" w:lineRule="auto"/>
+        <w:jc w:val="both"/>
+        <w:rPr>
+          <w:rFonts w:ascii="Arial" w:eastAsia="Times New Roman" w:hAnsi="Arial" w:cs="Arial"/>
+          <w:color w:val="000000"/>
+          <w:kern w:val="0"/>
+          <w:lang w:val="en-US" w:eastAsia="pt-BR"/>
+          <w14:ligatures w14:val="none"/>
+        </w:rPr>
+      </w:pPr>
+      <w:r>
+        <w:rPr>
+          <w:rFonts w:ascii="Arial" w:eastAsia="Times New Roman" w:hAnsi="Arial" w:cs="Arial"/>
+          <w:color w:val="000000"/>
+          <w:kern w:val="0"/>
+          <w:lang w:eastAsia="pt-BR"/>
+          <w14:ligatures w14:val="none"/>
+        </w:rPr>
+        <w:t xml:space="preserve">            </w:t>
+      </w:r>
+      <w:r>
+        <w:rPr>
+          <w:rFonts w:ascii="Arial" w:eastAsia="Times New Roman" w:hAnsi="Arial" w:cs="Arial"/>
+          <w:color w:val="000000"/>
+          <w:kern w:val="0"/>
+          <w:lang w:val="en-US" w:eastAsia="pt-BR"/>
+          <w14:ligatures w14:val="none"/>
+        </w:rPr>
+        <w:t xml:space="preserve">string </w:t>
+      </w:r>
+      <w:proofErr w:type="spellStart"/>
+      <w:r>
+        <w:rPr>
+          <w:rFonts w:ascii="Arial" w:eastAsia="Times New Roman" w:hAnsi="Arial" w:cs="Arial"/>
+          <w:color w:val="000000"/>
+          <w:kern w:val="0"/>
+          <w:lang w:val="en-US" w:eastAsia="pt-BR"/>
+          <w14:ligatures w14:val="none"/>
+        </w:rPr>
+        <w:t>habilitacao</w:t>
+      </w:r>
+      <w:proofErr w:type="spellEnd"/>
+      <w:r>
+        <w:rPr>
+          <w:rFonts w:ascii="Arial" w:eastAsia="Times New Roman" w:hAnsi="Arial" w:cs="Arial"/>
+          <w:color w:val="000000"/>
+          <w:kern w:val="0"/>
+          <w:lang w:val="en-US" w:eastAsia="pt-BR"/>
+          <w14:ligatures w14:val="none"/>
+        </w:rPr>
+        <w:t xml:space="preserve"> = (</w:t>
+      </w:r>
+      <w:proofErr w:type="spellStart"/>
+      <w:r>
+        <w:rPr>
+          <w:rFonts w:ascii="Arial" w:eastAsia="Times New Roman" w:hAnsi="Arial" w:cs="Arial"/>
+          <w:color w:val="000000"/>
+          <w:kern w:val="0"/>
+          <w:lang w:val="en-US" w:eastAsia="pt-BR"/>
+          <w14:ligatures w14:val="none"/>
+        </w:rPr>
+        <w:t>Console.ReadLine</w:t>
+      </w:r>
+      <w:proofErr w:type="spellEnd"/>
+      <w:r>
+        <w:rPr>
+          <w:rFonts w:ascii="Arial" w:eastAsia="Times New Roman" w:hAnsi="Arial" w:cs="Arial"/>
+          <w:color w:val="000000"/>
+          <w:kern w:val="0"/>
+          <w:lang w:val="en-US" w:eastAsia="pt-BR"/>
+          <w14:ligatures w14:val="none"/>
+        </w:rPr>
+        <w:t>(</w:t>
+      </w:r>
+      <w:proofErr w:type="gramStart"/>
+      <w:r>
+        <w:rPr>
+          <w:rFonts w:ascii="Arial" w:eastAsia="Times New Roman" w:hAnsi="Arial" w:cs="Arial"/>
+          <w:color w:val="000000"/>
+          <w:kern w:val="0"/>
+          <w:lang w:val="en-US" w:eastAsia="pt-BR"/>
+          <w14:ligatures w14:val="none"/>
+        </w:rPr>
+        <w:t>).</w:t>
+      </w:r>
+      <w:proofErr w:type="spellStart"/>
+      <w:r>
+        <w:rPr>
+          <w:rFonts w:ascii="Arial" w:eastAsia="Times New Roman" w:hAnsi="Arial" w:cs="Arial"/>
+          <w:color w:val="000000"/>
+          <w:kern w:val="0"/>
+          <w:lang w:val="en-US" w:eastAsia="pt-BR"/>
+          <w14:ligatures w14:val="none"/>
+        </w:rPr>
+        <w:t>ToUpper</w:t>
+      </w:r>
+      <w:proofErr w:type="spellEnd"/>
+      <w:proofErr w:type="gramEnd"/>
+      <w:r>
+        <w:rPr>
+          <w:rFonts w:ascii="Arial" w:eastAsia="Times New Roman" w:hAnsi="Arial" w:cs="Arial"/>
+          <w:color w:val="000000"/>
+          <w:kern w:val="0"/>
+          <w:lang w:val="en-US" w:eastAsia="pt-BR"/>
+          <w14:ligatures w14:val="none"/>
+        </w:rPr>
+        <w:t>()</w:t>
+      </w:r>
+      <w:proofErr w:type="gramStart"/>
+      <w:r>
+        <w:rPr>
+          <w:rFonts w:ascii="Arial" w:eastAsia="Times New Roman" w:hAnsi="Arial" w:cs="Arial"/>
+          <w:color w:val="000000"/>
+          <w:kern w:val="0"/>
+          <w:lang w:val="en-US" w:eastAsia="pt-BR"/>
+          <w14:ligatures w14:val="none"/>
+        </w:rPr>
+        <w:t>);</w:t>
+      </w:r>
+      <w:proofErr w:type="gramEnd"/>
+    </w:p>
+    <w:p>
+      <w:pPr>
+        <w:spacing w:after="0" w:line="240" w:lineRule="auto"/>
+        <w:jc w:val="both"/>
+        <w:rPr>
+          <w:rFonts w:ascii="Arial" w:eastAsia="Times New Roman" w:hAnsi="Arial" w:cs="Arial"/>
+          <w:color w:val="000000"/>
+          <w:kern w:val="0"/>
+          <w:lang w:val="en-US" w:eastAsia="pt-BR"/>
+          <w14:ligatures w14:val="none"/>
+        </w:rPr>
+      </w:pPr>
+    </w:p>
+    <w:p>
+      <w:pPr>
+        <w:spacing w:after="0" w:line="240" w:lineRule="auto"/>
+        <w:jc w:val="both"/>
+        <w:rPr>
+          <w:rFonts w:ascii="Arial" w:eastAsia="Times New Roman" w:hAnsi="Arial" w:cs="Arial"/>
+          <w:color w:val="000000"/>
+          <w:kern w:val="0"/>
+          <w:lang w:eastAsia="pt-BR"/>
+          <w14:ligatures w14:val="none"/>
+        </w:rPr>
+      </w:pPr>
+      <w:r>
+        <w:rPr>
+          <w:rFonts w:ascii="Arial" w:eastAsia="Times New Roman" w:hAnsi="Arial" w:cs="Arial"/>
+          <w:color w:val="000000"/>
+          <w:kern w:val="0"/>
+          <w:lang w:val="en-US" w:eastAsia="pt-BR"/>
+          <w14:ligatures w14:val="none"/>
+        </w:rPr>
+        <w:t xml:space="preserve">            </w:t>
+      </w:r>
+      <w:proofErr w:type="spellStart"/>
+      <w:proofErr w:type="gramStart"/>
+      <w:r>
+        <w:rPr>
+          <w:rFonts w:ascii="Arial" w:eastAsia="Times New Roman" w:hAnsi="Arial" w:cs="Arial"/>
+          <w:color w:val="000000"/>
+          <w:kern w:val="0"/>
+          <w:lang w:eastAsia="pt-BR"/>
+          <w14:ligatures w14:val="none"/>
+        </w:rPr>
+        <w:t>if</w:t>
+      </w:r>
+      <w:proofErr w:type="spellEnd"/>
+      <w:r>
+        <w:rPr>
+          <w:rFonts w:ascii="Arial" w:eastAsia="Times New Roman" w:hAnsi="Arial" w:cs="Arial"/>
+          <w:color w:val="000000"/>
+          <w:kern w:val="0"/>
+          <w:lang w:eastAsia="pt-BR"/>
+          <w14:ligatures w14:val="none"/>
+        </w:rPr>
+        <w:t>(</w:t>
+      </w:r>
+      <w:proofErr w:type="spellStart"/>
+      <w:proofErr w:type="gramEnd"/>
+      <w:r>
+        <w:rPr>
+          <w:rFonts w:ascii="Arial" w:eastAsia="Times New Roman" w:hAnsi="Arial" w:cs="Arial"/>
+          <w:color w:val="000000"/>
+          <w:kern w:val="0"/>
+          <w:lang w:eastAsia="pt-BR"/>
+          <w14:ligatures w14:val="none"/>
+        </w:rPr>
+        <w:t>habilitacao</w:t>
+      </w:r>
+      <w:proofErr w:type="spellEnd"/>
+      <w:r>
+        <w:rPr>
+          <w:rFonts w:ascii="Arial" w:eastAsia="Times New Roman" w:hAnsi="Arial" w:cs="Arial"/>
+          <w:color w:val="000000"/>
+          <w:kern w:val="0"/>
+          <w:lang w:eastAsia="pt-BR"/>
+          <w14:ligatures w14:val="none"/>
+        </w:rPr>
+        <w:t xml:space="preserve"> == "SIM")</w:t>
+      </w:r>
+    </w:p>
+    <w:p>
+      <w:pPr>
+        <w:spacing w:after="0" w:line="240" w:lineRule="auto"/>
+        <w:jc w:val="both"/>
+        <w:rPr>
+          <w:rFonts w:ascii="Arial" w:eastAsia="Times New Roman" w:hAnsi="Arial" w:cs="Arial"/>
+          <w:color w:val="000000"/>
+          <w:kern w:val="0"/>
+          <w:lang w:eastAsia="pt-BR"/>
+          <w14:ligatures w14:val="none"/>
+        </w:rPr>
+      </w:pPr>
+      <w:r>
+        <w:rPr>
+          <w:rFonts w:ascii="Arial" w:eastAsia="Times New Roman" w:hAnsi="Arial" w:cs="Arial"/>
+          <w:color w:val="000000"/>
+          <w:kern w:val="0"/>
+          <w:lang w:eastAsia="pt-BR"/>
+          <w14:ligatures w14:val="none"/>
+        </w:rPr>
+        <w:t>            {</w:t>
+      </w:r>
+    </w:p>
+    <w:p>
+      <w:pPr>
+        <w:spacing w:after="0" w:line="240" w:lineRule="auto"/>
+        <w:jc w:val="both"/>
+        <w:rPr>
+          <w:rFonts w:ascii="Arial" w:eastAsia="Times New Roman" w:hAnsi="Arial" w:cs="Arial"/>
+          <w:color w:val="000000"/>
+          <w:kern w:val="0"/>
+          <w:lang w:eastAsia="pt-BR"/>
+          <w14:ligatures w14:val="none"/>
+        </w:rPr>
+      </w:pPr>
+      <w:r>
+        <w:rPr>
+          <w:rFonts w:ascii="Arial" w:eastAsia="Times New Roman" w:hAnsi="Arial" w:cs="Arial"/>
+          <w:color w:val="000000"/>
+          <w:kern w:val="0"/>
+          <w:lang w:eastAsia="pt-BR"/>
+          <w14:ligatures w14:val="none"/>
+        </w:rPr>
+        <w:t>                //especificando os tipos de habilitação</w:t>
+      </w:r>
+    </w:p>
+    <w:p>
+      <w:pPr>
+        <w:spacing w:after="0" w:line="240" w:lineRule="auto"/>
+        <w:jc w:val="both"/>
+        <w:rPr>
+          <w:rFonts w:ascii="Arial" w:eastAsia="Times New Roman" w:hAnsi="Arial" w:cs="Arial"/>
+          <w:color w:val="000000"/>
+          <w:kern w:val="0"/>
+          <w:lang w:eastAsia="pt-BR"/>
+          <w14:ligatures w14:val="none"/>
+        </w:rPr>
+      </w:pPr>
+      <w:r>
+        <w:rPr>
+          <w:rFonts w:ascii="Arial" w:eastAsia="Times New Roman" w:hAnsi="Arial" w:cs="Arial"/>
+          <w:color w:val="000000"/>
+          <w:kern w:val="0"/>
+          <w:lang w:eastAsia="pt-BR"/>
+          <w14:ligatures w14:val="none"/>
+        </w:rPr>
+        <w:lastRenderedPageBreak/>
+        <w:t xml:space="preserve">                </w:t>
+      </w:r>
+      <w:proofErr w:type="spellStart"/>
+      <w:r>
+        <w:rPr>
+          <w:rFonts w:ascii="Arial" w:eastAsia="Times New Roman" w:hAnsi="Arial" w:cs="Arial"/>
+          <w:color w:val="000000"/>
+          <w:kern w:val="0"/>
+          <w:lang w:eastAsia="pt-BR"/>
+          <w14:ligatures w14:val="none"/>
+        </w:rPr>
+        <w:t>Console.WriteLine</w:t>
+      </w:r>
+      <w:proofErr w:type="spellEnd"/>
+      <w:r>
+        <w:rPr>
+          <w:rFonts w:ascii="Arial" w:eastAsia="Times New Roman" w:hAnsi="Arial" w:cs="Arial"/>
+          <w:color w:val="000000"/>
+          <w:kern w:val="0"/>
+          <w:lang w:eastAsia="pt-BR"/>
+          <w14:ligatures w14:val="none"/>
+        </w:rPr>
+        <w:t xml:space="preserve">("Especifique qual carteira você </w:t>
+      </w:r>
+      <w:proofErr w:type="gramStart"/>
+      <w:r>
+        <w:rPr>
+          <w:rFonts w:ascii="Arial" w:eastAsia="Times New Roman" w:hAnsi="Arial" w:cs="Arial"/>
+          <w:color w:val="000000"/>
+          <w:kern w:val="0"/>
+          <w:lang w:eastAsia="pt-BR"/>
+          <w14:ligatures w14:val="none"/>
+        </w:rPr>
+        <w:t>possui :</w:t>
+      </w:r>
+      <w:proofErr w:type="gramEnd"/>
+      <w:r>
+        <w:rPr>
+          <w:rFonts w:ascii="Arial" w:eastAsia="Times New Roman" w:hAnsi="Arial" w:cs="Arial"/>
+          <w:color w:val="000000"/>
+          <w:kern w:val="0"/>
+          <w:lang w:eastAsia="pt-BR"/>
+          <w14:ligatures w14:val="none"/>
+        </w:rPr>
+        <w:t xml:space="preserve"> \n A (motos/</w:t>
+      </w:r>
+      <w:proofErr w:type="gramStart"/>
+      <w:r>
+        <w:rPr>
+          <w:rFonts w:ascii="Arial" w:eastAsia="Times New Roman" w:hAnsi="Arial" w:cs="Arial"/>
+          <w:color w:val="000000"/>
+          <w:kern w:val="0"/>
+          <w:lang w:eastAsia="pt-BR"/>
+          <w14:ligatures w14:val="none"/>
+        </w:rPr>
+        <w:t>triciclos)\</w:t>
+      </w:r>
+      <w:proofErr w:type="gramEnd"/>
+      <w:r>
+        <w:rPr>
+          <w:rFonts w:ascii="Arial" w:eastAsia="Times New Roman" w:hAnsi="Arial" w:cs="Arial"/>
+          <w:color w:val="000000"/>
+          <w:kern w:val="0"/>
+          <w:lang w:eastAsia="pt-BR"/>
+          <w14:ligatures w14:val="none"/>
+        </w:rPr>
+        <w:t xml:space="preserve">n B (carros)\n C (cargas </w:t>
+      </w:r>
+      <w:proofErr w:type="gramStart"/>
+      <w:r>
+        <w:rPr>
+          <w:rFonts w:ascii="Arial" w:eastAsia="Times New Roman" w:hAnsi="Arial" w:cs="Arial"/>
+          <w:color w:val="000000"/>
+          <w:kern w:val="0"/>
+          <w:lang w:eastAsia="pt-BR"/>
+          <w14:ligatures w14:val="none"/>
+        </w:rPr>
+        <w:t>pesadas)\</w:t>
+      </w:r>
+      <w:proofErr w:type="gramEnd"/>
+      <w:r>
+        <w:rPr>
+          <w:rFonts w:ascii="Arial" w:eastAsia="Times New Roman" w:hAnsi="Arial" w:cs="Arial"/>
+          <w:color w:val="000000"/>
+          <w:kern w:val="0"/>
+          <w:lang w:eastAsia="pt-BR"/>
+          <w14:ligatures w14:val="none"/>
+        </w:rPr>
+        <w:t xml:space="preserve">n D (passageiros &gt; 8 </w:t>
+      </w:r>
+      <w:proofErr w:type="gramStart"/>
+      <w:r>
+        <w:rPr>
+          <w:rFonts w:ascii="Arial" w:eastAsia="Times New Roman" w:hAnsi="Arial" w:cs="Arial"/>
+          <w:color w:val="000000"/>
+          <w:kern w:val="0"/>
+          <w:lang w:eastAsia="pt-BR"/>
+          <w14:ligatures w14:val="none"/>
+        </w:rPr>
+        <w:t>lugares)\</w:t>
+      </w:r>
+      <w:proofErr w:type="gramEnd"/>
+      <w:r>
+        <w:rPr>
+          <w:rFonts w:ascii="Arial" w:eastAsia="Times New Roman" w:hAnsi="Arial" w:cs="Arial"/>
+          <w:color w:val="000000"/>
+          <w:kern w:val="0"/>
+          <w:lang w:eastAsia="pt-BR"/>
+          <w14:ligatures w14:val="none"/>
+        </w:rPr>
+        <w:t>n E (veículos articulados\n");</w:t>
+      </w:r>
+    </w:p>
+    <w:p>
+      <w:pPr>
+        <w:spacing w:after="0" w:line="240" w:lineRule="auto"/>
+        <w:jc w:val="both"/>
+        <w:rPr>
+          <w:rFonts w:ascii="Arial" w:eastAsia="Times New Roman" w:hAnsi="Arial" w:cs="Arial"/>
+          <w:color w:val="000000"/>
+          <w:kern w:val="0"/>
+          <w:lang w:val="en-US" w:eastAsia="pt-BR"/>
+          <w14:ligatures w14:val="none"/>
+        </w:rPr>
+      </w:pPr>
+      <w:r>
+        <w:rPr>
+          <w:rFonts w:ascii="Arial" w:eastAsia="Times New Roman" w:hAnsi="Arial" w:cs="Arial"/>
+          <w:color w:val="000000"/>
+          <w:kern w:val="0"/>
+          <w:lang w:eastAsia="pt-BR"/>
+          <w14:ligatures w14:val="none"/>
+        </w:rPr>
+        <w:t xml:space="preserve">                </w:t>
+      </w:r>
+      <w:r>
+        <w:rPr>
+          <w:rFonts w:ascii="Arial" w:eastAsia="Times New Roman" w:hAnsi="Arial" w:cs="Arial"/>
+          <w:color w:val="000000"/>
+          <w:kern w:val="0"/>
+          <w:lang w:val="en-US" w:eastAsia="pt-BR"/>
+          <w14:ligatures w14:val="none"/>
+        </w:rPr>
+        <w:t xml:space="preserve">string </w:t>
+      </w:r>
+      <w:proofErr w:type="spellStart"/>
+      <w:r>
+        <w:rPr>
+          <w:rFonts w:ascii="Arial" w:eastAsia="Times New Roman" w:hAnsi="Arial" w:cs="Arial"/>
+          <w:color w:val="000000"/>
+          <w:kern w:val="0"/>
+          <w:lang w:val="en-US" w:eastAsia="pt-BR"/>
+          <w14:ligatures w14:val="none"/>
+        </w:rPr>
+        <w:t>tHabilitacao</w:t>
+      </w:r>
+      <w:proofErr w:type="spellEnd"/>
+      <w:r>
+        <w:rPr>
+          <w:rFonts w:ascii="Arial" w:eastAsia="Times New Roman" w:hAnsi="Arial" w:cs="Arial"/>
+          <w:color w:val="000000"/>
+          <w:kern w:val="0"/>
+          <w:lang w:val="en-US" w:eastAsia="pt-BR"/>
+          <w14:ligatures w14:val="none"/>
+        </w:rPr>
+        <w:t xml:space="preserve"> = </w:t>
+      </w:r>
+      <w:proofErr w:type="spellStart"/>
+      <w:r>
+        <w:rPr>
+          <w:rFonts w:ascii="Arial" w:eastAsia="Times New Roman" w:hAnsi="Arial" w:cs="Arial"/>
+          <w:color w:val="000000"/>
+          <w:kern w:val="0"/>
+          <w:lang w:val="en-US" w:eastAsia="pt-BR"/>
+          <w14:ligatures w14:val="none"/>
+        </w:rPr>
+        <w:t>Console.ReadLine</w:t>
+      </w:r>
+      <w:proofErr w:type="spellEnd"/>
+      <w:r>
+        <w:rPr>
+          <w:rFonts w:ascii="Arial" w:eastAsia="Times New Roman" w:hAnsi="Arial" w:cs="Arial"/>
+          <w:color w:val="000000"/>
+          <w:kern w:val="0"/>
+          <w:lang w:val="en-US" w:eastAsia="pt-BR"/>
+          <w14:ligatures w14:val="none"/>
+        </w:rPr>
+        <w:t>(</w:t>
+      </w:r>
+      <w:proofErr w:type="gramStart"/>
+      <w:r>
+        <w:rPr>
+          <w:rFonts w:ascii="Arial" w:eastAsia="Times New Roman" w:hAnsi="Arial" w:cs="Arial"/>
+          <w:color w:val="000000"/>
+          <w:kern w:val="0"/>
+          <w:lang w:val="en-US" w:eastAsia="pt-BR"/>
+          <w14:ligatures w14:val="none"/>
+        </w:rPr>
+        <w:t>).</w:t>
+      </w:r>
+      <w:proofErr w:type="spellStart"/>
+      <w:r>
+        <w:rPr>
+          <w:rFonts w:ascii="Arial" w:eastAsia="Times New Roman" w:hAnsi="Arial" w:cs="Arial"/>
+          <w:color w:val="000000"/>
+          <w:kern w:val="0"/>
+          <w:lang w:val="en-US" w:eastAsia="pt-BR"/>
+          <w14:ligatures w14:val="none"/>
+        </w:rPr>
+        <w:t>ToUpper</w:t>
+      </w:r>
+      <w:proofErr w:type="spellEnd"/>
+      <w:proofErr w:type="gramEnd"/>
+      <w:r>
+        <w:rPr>
+          <w:rFonts w:ascii="Arial" w:eastAsia="Times New Roman" w:hAnsi="Arial" w:cs="Arial"/>
+          <w:color w:val="000000"/>
+          <w:kern w:val="0"/>
+          <w:lang w:val="en-US" w:eastAsia="pt-BR"/>
+          <w14:ligatures w14:val="none"/>
+        </w:rPr>
+        <w:t>(</w:t>
+      </w:r>
+      <w:proofErr w:type="gramStart"/>
+      <w:r>
+        <w:rPr>
+          <w:rFonts w:ascii="Arial" w:eastAsia="Times New Roman" w:hAnsi="Arial" w:cs="Arial"/>
+          <w:color w:val="000000"/>
+          <w:kern w:val="0"/>
+          <w:lang w:val="en-US" w:eastAsia="pt-BR"/>
+          <w14:ligatures w14:val="none"/>
+        </w:rPr>
+        <w:t>);</w:t>
+      </w:r>
+      <w:proofErr w:type="gramEnd"/>
+    </w:p>
+    <w:p>
+      <w:pPr>
+        <w:spacing w:after="0" w:line="240" w:lineRule="auto"/>
+        <w:jc w:val="both"/>
+        <w:rPr>
+          <w:rFonts w:ascii="Arial" w:eastAsia="Times New Roman" w:hAnsi="Arial" w:cs="Arial"/>
+          <w:color w:val="000000"/>
+          <w:kern w:val="0"/>
+          <w:lang w:val="en-US" w:eastAsia="pt-BR"/>
+          <w14:ligatures w14:val="none"/>
+        </w:rPr>
+      </w:pPr>
+    </w:p>
+    <w:p>
+      <w:pPr>
+        <w:spacing w:after="0" w:line="240" w:lineRule="auto"/>
+        <w:jc w:val="both"/>
+        <w:rPr>
+          <w:rFonts w:ascii="Arial" w:eastAsia="Times New Roman" w:hAnsi="Arial" w:cs="Arial"/>
+          <w:color w:val="000000"/>
+          <w:kern w:val="0"/>
+          <w:lang w:eastAsia="pt-BR"/>
+          <w14:ligatures w14:val="none"/>
+        </w:rPr>
+      </w:pPr>
+      <w:r>
+        <w:rPr>
+          <w:rFonts w:ascii="Arial" w:eastAsia="Times New Roman" w:hAnsi="Arial" w:cs="Arial"/>
+          <w:color w:val="000000"/>
+          <w:kern w:val="0"/>
+          <w:lang w:val="en-US" w:eastAsia="pt-BR"/>
+          <w14:ligatures w14:val="none"/>
+        </w:rPr>
+        <w:t xml:space="preserve">                </w:t>
+      </w:r>
+      <w:r>
+        <w:rPr>
+          <w:rFonts w:ascii="Arial" w:eastAsia="Times New Roman" w:hAnsi="Arial" w:cs="Arial"/>
+          <w:color w:val="000000"/>
+          <w:kern w:val="0"/>
+          <w:lang w:eastAsia="pt-BR"/>
+          <w14:ligatures w14:val="none"/>
+        </w:rPr>
+        <w:t>//Tempo de Habilitação.</w:t>
+      </w:r>
+    </w:p>
+    <w:p>
+      <w:pPr>
+        <w:spacing w:after="0" w:line="240" w:lineRule="auto"/>
+        <w:jc w:val="both"/>
+        <w:rPr>
+          <w:rFonts w:ascii="Arial" w:eastAsia="Times New Roman" w:hAnsi="Arial" w:cs="Arial"/>
+          <w:color w:val="000000"/>
+          <w:kern w:val="0"/>
+          <w:lang w:eastAsia="pt-BR"/>
+          <w14:ligatures w14:val="none"/>
+        </w:rPr>
+      </w:pPr>
+      <w:r>
+        <w:rPr>
+          <w:rFonts w:ascii="Arial" w:eastAsia="Times New Roman" w:hAnsi="Arial" w:cs="Arial"/>
+          <w:color w:val="000000"/>
+          <w:kern w:val="0"/>
+          <w:lang w:eastAsia="pt-BR"/>
+          <w14:ligatures w14:val="none"/>
+        </w:rPr>
+        <w:t xml:space="preserve">                </w:t>
+      </w:r>
+      <w:proofErr w:type="spellStart"/>
+      <w:r>
+        <w:rPr>
+          <w:rFonts w:ascii="Arial" w:eastAsia="Times New Roman" w:hAnsi="Arial" w:cs="Arial"/>
+          <w:color w:val="000000"/>
+          <w:kern w:val="0"/>
+          <w:lang w:eastAsia="pt-BR"/>
+          <w14:ligatures w14:val="none"/>
+        </w:rPr>
+        <w:t>Console.WriteLine</w:t>
+      </w:r>
+      <w:proofErr w:type="spellEnd"/>
+      <w:r>
+        <w:rPr>
+          <w:rFonts w:ascii="Arial" w:eastAsia="Times New Roman" w:hAnsi="Arial" w:cs="Arial"/>
+          <w:color w:val="000000"/>
+          <w:kern w:val="0"/>
+          <w:lang w:eastAsia="pt-BR"/>
+          <w14:ligatures w14:val="none"/>
+        </w:rPr>
+        <w:t>("Informe quantos anos você possui a habilitação: ");</w:t>
+      </w:r>
+    </w:p>
+    <w:p>
+      <w:pPr>
+        <w:spacing w:after="0" w:line="240" w:lineRule="auto"/>
+        <w:jc w:val="both"/>
+        <w:rPr>
+          <w:rFonts w:ascii="Arial" w:eastAsia="Times New Roman" w:hAnsi="Arial" w:cs="Arial"/>
+          <w:color w:val="000000"/>
+          <w:kern w:val="0"/>
+          <w:lang w:eastAsia="pt-BR"/>
+          <w14:ligatures w14:val="none"/>
+        </w:rPr>
+      </w:pPr>
+      <w:r>
+        <w:rPr>
+          <w:rFonts w:ascii="Arial" w:eastAsia="Times New Roman" w:hAnsi="Arial" w:cs="Arial"/>
+          <w:color w:val="000000"/>
+          <w:kern w:val="0"/>
+          <w:lang w:eastAsia="pt-BR"/>
+          <w14:ligatures w14:val="none"/>
+        </w:rPr>
+        <w:t xml:space="preserve">                </w:t>
+      </w:r>
+      <w:proofErr w:type="spellStart"/>
+      <w:r>
+        <w:rPr>
+          <w:rFonts w:ascii="Arial" w:eastAsia="Times New Roman" w:hAnsi="Arial" w:cs="Arial"/>
+          <w:color w:val="000000"/>
+          <w:kern w:val="0"/>
+          <w:lang w:eastAsia="pt-BR"/>
+          <w14:ligatures w14:val="none"/>
+        </w:rPr>
+        <w:t>int</w:t>
+      </w:r>
+      <w:proofErr w:type="spellEnd"/>
+      <w:r>
+        <w:rPr>
+          <w:rFonts w:ascii="Arial" w:eastAsia="Times New Roman" w:hAnsi="Arial" w:cs="Arial"/>
+          <w:color w:val="000000"/>
+          <w:kern w:val="0"/>
+          <w:lang w:eastAsia="pt-BR"/>
+          <w14:ligatures w14:val="none"/>
+        </w:rPr>
+        <w:t xml:space="preserve"> </w:t>
+      </w:r>
+      <w:proofErr w:type="spellStart"/>
+      <w:r>
+        <w:rPr>
+          <w:rFonts w:ascii="Arial" w:eastAsia="Times New Roman" w:hAnsi="Arial" w:cs="Arial"/>
+          <w:color w:val="000000"/>
+          <w:kern w:val="0"/>
+          <w:lang w:eastAsia="pt-BR"/>
+          <w14:ligatures w14:val="none"/>
+        </w:rPr>
+        <w:t>tempoHabilitacao</w:t>
+      </w:r>
+      <w:proofErr w:type="spellEnd"/>
+      <w:r>
+        <w:rPr>
+          <w:rFonts w:ascii="Arial" w:eastAsia="Times New Roman" w:hAnsi="Arial" w:cs="Arial"/>
+          <w:color w:val="000000"/>
+          <w:kern w:val="0"/>
+          <w:lang w:eastAsia="pt-BR"/>
+          <w14:ligatures w14:val="none"/>
+        </w:rPr>
+        <w:t xml:space="preserve"> = </w:t>
+      </w:r>
+      <w:proofErr w:type="spellStart"/>
+      <w:proofErr w:type="gramStart"/>
+      <w:r>
+        <w:rPr>
+          <w:rFonts w:ascii="Arial" w:eastAsia="Times New Roman" w:hAnsi="Arial" w:cs="Arial"/>
+          <w:color w:val="000000"/>
+          <w:kern w:val="0"/>
+          <w:lang w:eastAsia="pt-BR"/>
+          <w14:ligatures w14:val="none"/>
+        </w:rPr>
+        <w:t>int.Parse</w:t>
+      </w:r>
+      <w:proofErr w:type="spellEnd"/>
+      <w:proofErr w:type="gramEnd"/>
+      <w:r>
+        <w:rPr>
+          <w:rFonts w:ascii="Arial" w:eastAsia="Times New Roman" w:hAnsi="Arial" w:cs="Arial"/>
+          <w:color w:val="000000"/>
+          <w:kern w:val="0"/>
+          <w:lang w:eastAsia="pt-BR"/>
+          <w14:ligatures w14:val="none"/>
+        </w:rPr>
+        <w:t>(</w:t>
+      </w:r>
+      <w:proofErr w:type="spellStart"/>
+      <w:r>
+        <w:rPr>
+          <w:rFonts w:ascii="Arial" w:eastAsia="Times New Roman" w:hAnsi="Arial" w:cs="Arial"/>
+          <w:color w:val="000000"/>
+          <w:kern w:val="0"/>
+          <w:lang w:eastAsia="pt-BR"/>
+          <w14:ligatures w14:val="none"/>
+        </w:rPr>
+        <w:t>Console.ReadLine</w:t>
+      </w:r>
+      <w:proofErr w:type="spellEnd"/>
+      <w:r>
+        <w:rPr>
+          <w:rFonts w:ascii="Arial" w:eastAsia="Times New Roman" w:hAnsi="Arial" w:cs="Arial"/>
+          <w:color w:val="000000"/>
+          <w:kern w:val="0"/>
+          <w:lang w:eastAsia="pt-BR"/>
+          <w14:ligatures w14:val="none"/>
+        </w:rPr>
+        <w:t>());</w:t>
+      </w:r>
+    </w:p>
+    <w:p>
+      <w:pPr>
+        <w:spacing w:after="0" w:line="240" w:lineRule="auto"/>
+        <w:jc w:val="both"/>
+        <w:rPr>
+          <w:rFonts w:ascii="Arial" w:eastAsia="Times New Roman" w:hAnsi="Arial" w:cs="Arial"/>
+          <w:color w:val="000000"/>
+          <w:kern w:val="0"/>
+          <w:lang w:eastAsia="pt-BR"/>
+          <w14:ligatures w14:val="none"/>
+        </w:rPr>
+      </w:pPr>
+    </w:p>
+    <w:p>
+      <w:pPr>
+        <w:spacing w:after="0" w:line="240" w:lineRule="auto"/>
+        <w:jc w:val="both"/>
+        <w:rPr>
+          <w:rFonts w:ascii="Arial" w:eastAsia="Times New Roman" w:hAnsi="Arial" w:cs="Arial"/>
+          <w:color w:val="000000"/>
+          <w:kern w:val="0"/>
+          <w:lang w:eastAsia="pt-BR"/>
+          <w14:ligatures w14:val="none"/>
+        </w:rPr>
+      </w:pPr>
+      <w:r>
+        <w:rPr>
+          <w:rFonts w:ascii="Arial" w:eastAsia="Times New Roman" w:hAnsi="Arial" w:cs="Arial"/>
+          <w:color w:val="000000"/>
+          <w:kern w:val="0"/>
+          <w:lang w:eastAsia="pt-BR"/>
+          <w14:ligatures w14:val="none"/>
+        </w:rPr>
+        <w:t xml:space="preserve">                </w:t>
+      </w:r>
+      <w:proofErr w:type="spellStart"/>
+      <w:proofErr w:type="gramStart"/>
+      <w:r>
+        <w:rPr>
+          <w:rFonts w:ascii="Arial" w:eastAsia="Times New Roman" w:hAnsi="Arial" w:cs="Arial"/>
+          <w:color w:val="000000"/>
+          <w:kern w:val="0"/>
+          <w:lang w:eastAsia="pt-BR"/>
+          <w14:ligatures w14:val="none"/>
+        </w:rPr>
+        <w:t>if</w:t>
+      </w:r>
+      <w:proofErr w:type="spellEnd"/>
+      <w:r>
+        <w:rPr>
+          <w:rFonts w:ascii="Arial" w:eastAsia="Times New Roman" w:hAnsi="Arial" w:cs="Arial"/>
+          <w:color w:val="000000"/>
+          <w:kern w:val="0"/>
+          <w:lang w:eastAsia="pt-BR"/>
+          <w14:ligatures w14:val="none"/>
+        </w:rPr>
+        <w:t>(</w:t>
+      </w:r>
+      <w:proofErr w:type="spellStart"/>
+      <w:proofErr w:type="gramEnd"/>
+      <w:r>
+        <w:rPr>
+          <w:rFonts w:ascii="Arial" w:eastAsia="Times New Roman" w:hAnsi="Arial" w:cs="Arial"/>
+          <w:color w:val="000000"/>
+          <w:kern w:val="0"/>
+          <w:lang w:eastAsia="pt-BR"/>
+          <w14:ligatures w14:val="none"/>
+        </w:rPr>
+        <w:t>tHabilitacao</w:t>
+      </w:r>
+      <w:proofErr w:type="spellEnd"/>
+      <w:r>
+        <w:rPr>
+          <w:rFonts w:ascii="Arial" w:eastAsia="Times New Roman" w:hAnsi="Arial" w:cs="Arial"/>
+          <w:color w:val="000000"/>
+          <w:kern w:val="0"/>
+          <w:lang w:eastAsia="pt-BR"/>
+          <w14:ligatures w14:val="none"/>
+        </w:rPr>
+        <w:t xml:space="preserve"> == "B" &amp;&amp; </w:t>
+      </w:r>
+      <w:proofErr w:type="spellStart"/>
+      <w:r>
+        <w:rPr>
+          <w:rFonts w:ascii="Arial" w:eastAsia="Times New Roman" w:hAnsi="Arial" w:cs="Arial"/>
+          <w:color w:val="000000"/>
+          <w:kern w:val="0"/>
+          <w:lang w:eastAsia="pt-BR"/>
+          <w14:ligatures w14:val="none"/>
+        </w:rPr>
+        <w:t>tempoHabilitacao</w:t>
+      </w:r>
+      <w:proofErr w:type="spellEnd"/>
+      <w:r>
+        <w:rPr>
+          <w:rFonts w:ascii="Arial" w:eastAsia="Times New Roman" w:hAnsi="Arial" w:cs="Arial"/>
+          <w:color w:val="000000"/>
+          <w:kern w:val="0"/>
+          <w:lang w:eastAsia="pt-BR"/>
+          <w14:ligatures w14:val="none"/>
+        </w:rPr>
+        <w:t xml:space="preserve"> &gt;= 2)</w:t>
+      </w:r>
+    </w:p>
+    <w:p>
+      <w:pPr>
+        <w:spacing w:after="0" w:line="240" w:lineRule="auto"/>
+        <w:jc w:val="both"/>
+        <w:rPr>
+          <w:rFonts w:ascii="Arial" w:eastAsia="Times New Roman" w:hAnsi="Arial" w:cs="Arial"/>
+          <w:color w:val="000000"/>
+          <w:kern w:val="0"/>
+          <w:lang w:eastAsia="pt-BR"/>
+          <w14:ligatures w14:val="none"/>
+        </w:rPr>
+      </w:pPr>
+      <w:r>
+        <w:rPr>
+          <w:rFonts w:ascii="Arial" w:eastAsia="Times New Roman" w:hAnsi="Arial" w:cs="Arial"/>
+          <w:color w:val="000000"/>
+          <w:kern w:val="0"/>
+          <w:lang w:eastAsia="pt-BR"/>
+          <w14:ligatures w14:val="none"/>
+        </w:rPr>
+        <w:t>                {</w:t>
+      </w:r>
+    </w:p>
+    <w:p>
+      <w:pPr>
+        <w:spacing w:after="0" w:line="240" w:lineRule="auto"/>
+        <w:jc w:val="both"/>
+        <w:rPr>
+          <w:rFonts w:ascii="Arial" w:eastAsia="Times New Roman" w:hAnsi="Arial" w:cs="Arial"/>
+          <w:color w:val="000000"/>
+          <w:kern w:val="0"/>
+          <w:lang w:eastAsia="pt-BR"/>
+          <w14:ligatures w14:val="none"/>
+        </w:rPr>
+      </w:pPr>
+      <w:r>
+        <w:rPr>
+          <w:rFonts w:ascii="Arial" w:eastAsia="Times New Roman" w:hAnsi="Arial" w:cs="Arial"/>
+          <w:color w:val="000000"/>
+          <w:kern w:val="0"/>
+          <w:lang w:eastAsia="pt-BR"/>
+          <w14:ligatures w14:val="none"/>
+        </w:rPr>
+        <w:t xml:space="preserve">                    </w:t>
+      </w:r>
+      <w:proofErr w:type="spellStart"/>
+      <w:r>
+        <w:rPr>
+          <w:rFonts w:ascii="Arial" w:eastAsia="Times New Roman" w:hAnsi="Arial" w:cs="Arial"/>
+          <w:color w:val="000000"/>
+          <w:kern w:val="0"/>
+          <w:lang w:eastAsia="pt-BR"/>
+          <w14:ligatures w14:val="none"/>
+        </w:rPr>
+        <w:t>Console.WriteLine</w:t>
+      </w:r>
+      <w:proofErr w:type="spellEnd"/>
+      <w:r>
+        <w:rPr>
+          <w:rFonts w:ascii="Arial" w:eastAsia="Times New Roman" w:hAnsi="Arial" w:cs="Arial"/>
+          <w:color w:val="000000"/>
+          <w:kern w:val="0"/>
+          <w:lang w:eastAsia="pt-BR"/>
+          <w14:ligatures w14:val="none"/>
+        </w:rPr>
+        <w:t xml:space="preserve">("Você possui os requisitos para habilitação tipo D.");     </w:t>
+      </w:r>
+    </w:p>
+    <w:p>
+      <w:pPr>
+        <w:spacing w:after="0" w:line="240" w:lineRule="auto"/>
+        <w:jc w:val="both"/>
+        <w:rPr>
+          <w:rFonts w:ascii="Arial" w:eastAsia="Times New Roman" w:hAnsi="Arial" w:cs="Arial"/>
+          <w:color w:val="000000"/>
+          <w:kern w:val="0"/>
+          <w:lang w:val="en-US" w:eastAsia="pt-BR"/>
+          <w14:ligatures w14:val="none"/>
+        </w:rPr>
+      </w:pPr>
+      <w:r>
+        <w:rPr>
+          <w:rFonts w:ascii="Arial" w:eastAsia="Times New Roman" w:hAnsi="Arial" w:cs="Arial"/>
+          <w:color w:val="000000"/>
+          <w:kern w:val="0"/>
+          <w:lang w:eastAsia="pt-BR"/>
+          <w14:ligatures w14:val="none"/>
+        </w:rPr>
+        <w:t xml:space="preserve">                </w:t>
+      </w:r>
+      <w:r>
+        <w:rPr>
+          <w:rFonts w:ascii="Arial" w:eastAsia="Times New Roman" w:hAnsi="Arial" w:cs="Arial"/>
+          <w:color w:val="000000"/>
+          <w:kern w:val="0"/>
+          <w:lang w:val="en-US" w:eastAsia="pt-BR"/>
+          <w14:ligatures w14:val="none"/>
+        </w:rPr>
+        <w:t>}</w:t>
+      </w:r>
+    </w:p>
+    <w:p>
+      <w:pPr>
+        <w:spacing w:after="0" w:line="240" w:lineRule="auto"/>
+        <w:jc w:val="both"/>
+        <w:rPr>
+          <w:rFonts w:ascii="Arial" w:eastAsia="Times New Roman" w:hAnsi="Arial" w:cs="Arial"/>
+          <w:color w:val="000000"/>
+          <w:kern w:val="0"/>
+          <w:lang w:val="en-US" w:eastAsia="pt-BR"/>
+          <w14:ligatures w14:val="none"/>
+        </w:rPr>
+      </w:pPr>
+    </w:p>
+    <w:p>
+      <w:pPr>
+        <w:spacing w:after="0" w:line="240" w:lineRule="auto"/>
+        <w:jc w:val="both"/>
+        <w:rPr>
+          <w:rFonts w:ascii="Arial" w:eastAsia="Times New Roman" w:hAnsi="Arial" w:cs="Arial"/>
+          <w:color w:val="000000"/>
+          <w:kern w:val="0"/>
+          <w:lang w:val="en-US" w:eastAsia="pt-BR"/>
+          <w14:ligatures w14:val="none"/>
+        </w:rPr>
+      </w:pPr>
+      <w:r>
+        <w:rPr>
+          <w:rFonts w:ascii="Arial" w:eastAsia="Times New Roman" w:hAnsi="Arial" w:cs="Arial"/>
+          <w:color w:val="000000"/>
+          <w:kern w:val="0"/>
+          <w:lang w:val="en-US" w:eastAsia="pt-BR"/>
+          <w14:ligatures w14:val="none"/>
+        </w:rPr>
+        <w:t xml:space="preserve">                else </w:t>
+      </w:r>
+      <w:proofErr w:type="gramStart"/>
+      <w:r>
+        <w:rPr>
+          <w:rFonts w:ascii="Arial" w:eastAsia="Times New Roman" w:hAnsi="Arial" w:cs="Arial"/>
+          <w:color w:val="000000"/>
+          <w:kern w:val="0"/>
+          <w:lang w:val="en-US" w:eastAsia="pt-BR"/>
+          <w14:ligatures w14:val="none"/>
+        </w:rPr>
+        <w:t>if(</w:t>
+      </w:r>
+      <w:proofErr w:type="spellStart"/>
+      <w:proofErr w:type="gramEnd"/>
+      <w:r>
+        <w:rPr>
+          <w:rFonts w:ascii="Arial" w:eastAsia="Times New Roman" w:hAnsi="Arial" w:cs="Arial"/>
+          <w:color w:val="000000"/>
+          <w:kern w:val="0"/>
+          <w:lang w:val="en-US" w:eastAsia="pt-BR"/>
+          <w14:ligatures w14:val="none"/>
+        </w:rPr>
+        <w:t>tHabilitacao</w:t>
+      </w:r>
+      <w:proofErr w:type="spellEnd"/>
+      <w:r>
+        <w:rPr>
+          <w:rFonts w:ascii="Arial" w:eastAsia="Times New Roman" w:hAnsi="Arial" w:cs="Arial"/>
+          <w:color w:val="000000"/>
+          <w:kern w:val="0"/>
+          <w:lang w:val="en-US" w:eastAsia="pt-BR"/>
+          <w14:ligatures w14:val="none"/>
+        </w:rPr>
+        <w:t xml:space="preserve"> == "C" &amp;&amp; </w:t>
+      </w:r>
+      <w:proofErr w:type="spellStart"/>
+      <w:r>
+        <w:rPr>
+          <w:rFonts w:ascii="Arial" w:eastAsia="Times New Roman" w:hAnsi="Arial" w:cs="Arial"/>
+          <w:color w:val="000000"/>
+          <w:kern w:val="0"/>
+          <w:lang w:val="en-US" w:eastAsia="pt-BR"/>
+          <w14:ligatures w14:val="none"/>
+        </w:rPr>
+        <w:t>tempoHabilitacao</w:t>
+      </w:r>
+      <w:proofErr w:type="spellEnd"/>
+      <w:r>
+        <w:rPr>
+          <w:rFonts w:ascii="Arial" w:eastAsia="Times New Roman" w:hAnsi="Arial" w:cs="Arial"/>
+          <w:color w:val="000000"/>
+          <w:kern w:val="0"/>
+          <w:lang w:val="en-US" w:eastAsia="pt-BR"/>
+          <w14:ligatures w14:val="none"/>
+        </w:rPr>
+        <w:t xml:space="preserve"> &gt;= 1)</w:t>
+      </w:r>
+    </w:p>
+    <w:p>
+      <w:pPr>
+        <w:spacing w:after="0" w:line="240" w:lineRule="auto"/>
+        <w:jc w:val="both"/>
+        <w:rPr>
+          <w:rFonts w:ascii="Arial" w:eastAsia="Times New Roman" w:hAnsi="Arial" w:cs="Arial"/>
+          <w:color w:val="000000"/>
+          <w:kern w:val="0"/>
+          <w:lang w:eastAsia="pt-BR"/>
+          <w14:ligatures w14:val="none"/>
+        </w:rPr>
+      </w:pPr>
+      <w:r>
+        <w:rPr>
+          <w:rFonts w:ascii="Arial" w:eastAsia="Times New Roman" w:hAnsi="Arial" w:cs="Arial"/>
+          <w:color w:val="000000"/>
+          <w:kern w:val="0"/>
+          <w:lang w:val="en-US" w:eastAsia="pt-BR"/>
+          <w14:ligatures w14:val="none"/>
+        </w:rPr>
+        <w:t xml:space="preserve">                </w:t>
+      </w:r>
+      <w:r>
+        <w:rPr>
+          <w:rFonts w:ascii="Arial" w:eastAsia="Times New Roman" w:hAnsi="Arial" w:cs="Arial"/>
+          <w:color w:val="000000"/>
+          <w:kern w:val="0"/>
+          <w:lang w:eastAsia="pt-BR"/>
+          <w14:ligatures w14:val="none"/>
+        </w:rPr>
+        <w:t>{</w:t>
+      </w:r>
+    </w:p>
+    <w:p>
+      <w:pPr>
+        <w:spacing w:after="0" w:line="240" w:lineRule="auto"/>
+        <w:jc w:val="both"/>
+        <w:rPr>
+          <w:rFonts w:ascii="Arial" w:eastAsia="Times New Roman" w:hAnsi="Arial" w:cs="Arial"/>
+          <w:color w:val="000000"/>
+          <w:kern w:val="0"/>
+          <w:lang w:eastAsia="pt-BR"/>
+          <w14:ligatures w14:val="none"/>
+        </w:rPr>
+      </w:pPr>
+      <w:r>
+        <w:rPr>
+          <w:rFonts w:ascii="Arial" w:eastAsia="Times New Roman" w:hAnsi="Arial" w:cs="Arial"/>
+          <w:color w:val="000000"/>
+          <w:kern w:val="0"/>
+          <w:lang w:eastAsia="pt-BR"/>
+          <w14:ligatures w14:val="none"/>
+        </w:rPr>
+        <w:t xml:space="preserve">                    </w:t>
+      </w:r>
+      <w:proofErr w:type="spellStart"/>
+      <w:r>
+        <w:rPr>
+          <w:rFonts w:ascii="Arial" w:eastAsia="Times New Roman" w:hAnsi="Arial" w:cs="Arial"/>
+          <w:color w:val="000000"/>
+          <w:kern w:val="0"/>
+          <w:lang w:eastAsia="pt-BR"/>
+          <w14:ligatures w14:val="none"/>
+        </w:rPr>
+        <w:t>Console.WriteLine</w:t>
+      </w:r>
+      <w:proofErr w:type="spellEnd"/>
+      <w:r>
+        <w:rPr>
+          <w:rFonts w:ascii="Arial" w:eastAsia="Times New Roman" w:hAnsi="Arial" w:cs="Arial"/>
+          <w:color w:val="000000"/>
+          <w:kern w:val="0"/>
+          <w:lang w:eastAsia="pt-BR"/>
+          <w14:ligatures w14:val="none"/>
+        </w:rPr>
+        <w:t xml:space="preserve">("Você possui os requisitos para habilitação tipo D."); </w:t>
+      </w:r>
+    </w:p>
+    <w:p>
+      <w:pPr>
+        <w:spacing w:after="0" w:line="240" w:lineRule="auto"/>
+        <w:jc w:val="both"/>
+        <w:rPr>
+          <w:rFonts w:ascii="Arial" w:eastAsia="Times New Roman" w:hAnsi="Arial" w:cs="Arial"/>
+          <w:color w:val="000000"/>
+          <w:kern w:val="0"/>
+          <w:lang w:eastAsia="pt-BR"/>
+          <w14:ligatures w14:val="none"/>
+        </w:rPr>
+      </w:pPr>
+      <w:r>
+        <w:rPr>
+          <w:rFonts w:ascii="Arial" w:eastAsia="Times New Roman" w:hAnsi="Arial" w:cs="Arial"/>
+          <w:color w:val="000000"/>
+          <w:kern w:val="0"/>
+          <w:lang w:eastAsia="pt-BR"/>
+          <w14:ligatures w14:val="none"/>
+        </w:rPr>
+        <w:t>                }</w:t>
+      </w:r>
+    </w:p>
+    <w:p>
+      <w:pPr>
+        <w:spacing w:after="0" w:line="240" w:lineRule="auto"/>
+        <w:jc w:val="both"/>
+        <w:rPr>
+          <w:rFonts w:ascii="Arial" w:eastAsia="Times New Roman" w:hAnsi="Arial" w:cs="Arial"/>
+          <w:color w:val="000000"/>
+          <w:kern w:val="0"/>
+          <w:lang w:eastAsia="pt-BR"/>
+          <w14:ligatures w14:val="none"/>
+        </w:rPr>
+      </w:pPr>
+    </w:p>
+    <w:p>
+      <w:pPr>
+        <w:spacing w:after="0" w:line="240" w:lineRule="auto"/>
+        <w:jc w:val="both"/>
+        <w:rPr>
+          <w:rFonts w:ascii="Arial" w:eastAsia="Times New Roman" w:hAnsi="Arial" w:cs="Arial"/>
+          <w:color w:val="000000"/>
+          <w:kern w:val="0"/>
+          <w:lang w:eastAsia="pt-BR"/>
+          <w14:ligatures w14:val="none"/>
+        </w:rPr>
+      </w:pPr>
+      <w:r>
+        <w:rPr>
+          <w:rFonts w:ascii="Arial" w:eastAsia="Times New Roman" w:hAnsi="Arial" w:cs="Arial"/>
+          <w:color w:val="000000"/>
+          <w:kern w:val="0"/>
+          <w:lang w:eastAsia="pt-BR"/>
+          <w14:ligatures w14:val="none"/>
+        </w:rPr>
+        <w:t xml:space="preserve">                </w:t>
+      </w:r>
+      <w:proofErr w:type="spellStart"/>
+      <w:r>
+        <w:rPr>
+          <w:rFonts w:ascii="Arial" w:eastAsia="Times New Roman" w:hAnsi="Arial" w:cs="Arial"/>
+          <w:color w:val="000000"/>
+          <w:kern w:val="0"/>
+          <w:lang w:eastAsia="pt-BR"/>
+          <w14:ligatures w14:val="none"/>
+        </w:rPr>
+        <w:t>else</w:t>
+      </w:r>
+      <w:proofErr w:type="spellEnd"/>
+    </w:p>
+    <w:p>
+      <w:pPr>
+        <w:spacing w:after="0" w:line="240" w:lineRule="auto"/>
+        <w:jc w:val="both"/>
+        <w:rPr>
+          <w:rFonts w:ascii="Arial" w:eastAsia="Times New Roman" w:hAnsi="Arial" w:cs="Arial"/>
+          <w:color w:val="000000"/>
+          <w:kern w:val="0"/>
+          <w:lang w:eastAsia="pt-BR"/>
+          <w14:ligatures w14:val="none"/>
+        </w:rPr>
+      </w:pPr>
+      <w:r>
+        <w:rPr>
+          <w:rFonts w:ascii="Arial" w:eastAsia="Times New Roman" w:hAnsi="Arial" w:cs="Arial"/>
+          <w:color w:val="000000"/>
+          <w:kern w:val="0"/>
+          <w:lang w:eastAsia="pt-BR"/>
+          <w14:ligatures w14:val="none"/>
+        </w:rPr>
+        <w:t xml:space="preserve">                {   </w:t>
+      </w:r>
+    </w:p>
+    <w:p>
+      <w:pPr>
+        <w:spacing w:after="0" w:line="240" w:lineRule="auto"/>
+        <w:jc w:val="both"/>
+        <w:rPr>
+          <w:rFonts w:ascii="Arial" w:eastAsia="Times New Roman" w:hAnsi="Arial" w:cs="Arial"/>
+          <w:color w:val="000000"/>
+          <w:kern w:val="0"/>
+          <w:lang w:eastAsia="pt-BR"/>
+          <w14:ligatures w14:val="none"/>
+        </w:rPr>
+      </w:pPr>
+      <w:r>
+        <w:rPr>
+          <w:rFonts w:ascii="Arial" w:eastAsia="Times New Roman" w:hAnsi="Arial" w:cs="Arial"/>
+          <w:color w:val="000000"/>
+          <w:kern w:val="0"/>
+          <w:lang w:eastAsia="pt-BR"/>
+          <w14:ligatures w14:val="none"/>
+        </w:rPr>
+        <w:t xml:space="preserve">                </w:t>
+      </w:r>
+      <w:proofErr w:type="spellStart"/>
+      <w:r>
+        <w:rPr>
+          <w:rFonts w:ascii="Arial" w:eastAsia="Times New Roman" w:hAnsi="Arial" w:cs="Arial"/>
+          <w:color w:val="000000"/>
+          <w:kern w:val="0"/>
+          <w:lang w:eastAsia="pt-BR"/>
+          <w14:ligatures w14:val="none"/>
+        </w:rPr>
+        <w:t>Console.WriteLine</w:t>
+      </w:r>
+      <w:proofErr w:type="spellEnd"/>
+      <w:r>
+        <w:rPr>
+          <w:rFonts w:ascii="Arial" w:eastAsia="Times New Roman" w:hAnsi="Arial" w:cs="Arial"/>
+          <w:color w:val="000000"/>
+          <w:kern w:val="0"/>
+          <w:lang w:eastAsia="pt-BR"/>
+          <w14:ligatures w14:val="none"/>
+        </w:rPr>
+        <w:t>("Você não possui os requisitos mínimos para a habilitação D, pois o tipo de habilitação é diferente de B ou C.");</w:t>
+      </w:r>
+    </w:p>
+    <w:p>
+      <w:pPr>
+        <w:spacing w:after="0" w:line="240" w:lineRule="auto"/>
+        <w:jc w:val="both"/>
+        <w:rPr>
+          <w:rFonts w:ascii="Arial" w:eastAsia="Times New Roman" w:hAnsi="Arial" w:cs="Arial"/>
+          <w:color w:val="000000"/>
+          <w:kern w:val="0"/>
+          <w:lang w:eastAsia="pt-BR"/>
+          <w14:ligatures w14:val="none"/>
+        </w:rPr>
+      </w:pPr>
+      <w:r>
+        <w:rPr>
+          <w:rFonts w:ascii="Arial" w:eastAsia="Times New Roman" w:hAnsi="Arial" w:cs="Arial"/>
+          <w:color w:val="000000"/>
+          <w:kern w:val="0"/>
+          <w:lang w:eastAsia="pt-BR"/>
+          <w14:ligatures w14:val="none"/>
+        </w:rPr>
+        <w:t>                }</w:t>
+      </w:r>
+    </w:p>
+    <w:p>
+      <w:pPr>
+        <w:spacing w:after="0" w:line="240" w:lineRule="auto"/>
+        <w:jc w:val="both"/>
+        <w:rPr>
+          <w:rFonts w:ascii="Arial" w:eastAsia="Times New Roman" w:hAnsi="Arial" w:cs="Arial"/>
+          <w:color w:val="000000"/>
+          <w:kern w:val="0"/>
+          <w:lang w:eastAsia="pt-BR"/>
+          <w14:ligatures w14:val="none"/>
+        </w:rPr>
+      </w:pPr>
+    </w:p>
+    <w:p>
+      <w:pPr>
+        <w:spacing w:after="0" w:line="240" w:lineRule="auto"/>
+        <w:jc w:val="both"/>
+        <w:rPr>
+          <w:rFonts w:ascii="Arial" w:eastAsia="Times New Roman" w:hAnsi="Arial" w:cs="Arial"/>
+          <w:color w:val="000000"/>
+          <w:kern w:val="0"/>
+          <w:lang w:eastAsia="pt-BR"/>
+          <w14:ligatures w14:val="none"/>
+        </w:rPr>
+      </w:pPr>
+      <w:r>
+        <w:rPr>
+          <w:rFonts w:ascii="Arial" w:eastAsia="Times New Roman" w:hAnsi="Arial" w:cs="Arial"/>
+          <w:color w:val="000000"/>
+          <w:kern w:val="0"/>
+          <w:lang w:eastAsia="pt-BR"/>
+          <w14:ligatures w14:val="none"/>
+        </w:rPr>
+        <w:t>            }</w:t>
+      </w:r>
+    </w:p>
+    <w:p>
+      <w:pPr>
+        <w:spacing w:after="0" w:line="240" w:lineRule="auto"/>
+        <w:jc w:val="both"/>
+        <w:rPr>
+          <w:rFonts w:ascii="Arial" w:eastAsia="Times New Roman" w:hAnsi="Arial" w:cs="Arial"/>
+          <w:color w:val="000000"/>
+          <w:kern w:val="0"/>
+          <w:lang w:eastAsia="pt-BR"/>
+          <w14:ligatures w14:val="none"/>
+        </w:rPr>
+      </w:pPr>
+      <w:r>
+        <w:rPr>
+          <w:rFonts w:ascii="Arial" w:eastAsia="Times New Roman" w:hAnsi="Arial" w:cs="Arial"/>
+          <w:color w:val="000000"/>
+          <w:kern w:val="0"/>
+          <w:lang w:eastAsia="pt-BR"/>
+          <w14:ligatures w14:val="none"/>
+        </w:rPr>
+        <w:t xml:space="preserve">            </w:t>
+      </w:r>
+      <w:proofErr w:type="spellStart"/>
+      <w:r>
+        <w:rPr>
+          <w:rFonts w:ascii="Arial" w:eastAsia="Times New Roman" w:hAnsi="Arial" w:cs="Arial"/>
+          <w:color w:val="000000"/>
+          <w:kern w:val="0"/>
+          <w:lang w:eastAsia="pt-BR"/>
+          <w14:ligatures w14:val="none"/>
+        </w:rPr>
+        <w:t>else</w:t>
+      </w:r>
+      <w:proofErr w:type="spellEnd"/>
+    </w:p>
+    <w:p>
+      <w:pPr>
+        <w:spacing w:after="0" w:line="240" w:lineRule="auto"/>
+        <w:jc w:val="both"/>
+        <w:rPr>
+          <w:rFonts w:ascii="Arial" w:eastAsia="Times New Roman" w:hAnsi="Arial" w:cs="Arial"/>
+          <w:color w:val="000000"/>
+          <w:kern w:val="0"/>
+          <w:lang w:eastAsia="pt-BR"/>
+          <w14:ligatures w14:val="none"/>
+        </w:rPr>
+      </w:pPr>
+      <w:r>
+        <w:rPr>
+          <w:rFonts w:ascii="Arial" w:eastAsia="Times New Roman" w:hAnsi="Arial" w:cs="Arial"/>
+          <w:color w:val="000000"/>
+          <w:kern w:val="0"/>
+          <w:lang w:eastAsia="pt-BR"/>
+          <w14:ligatures w14:val="none"/>
+        </w:rPr>
+        <w:t>            {</w:t>
+      </w:r>
+    </w:p>
+    <w:p>
+      <w:pPr>
+        <w:spacing w:after="0" w:line="240" w:lineRule="auto"/>
+        <w:jc w:val="both"/>
+        <w:rPr>
+          <w:rFonts w:ascii="Arial" w:eastAsia="Times New Roman" w:hAnsi="Arial" w:cs="Arial"/>
+          <w:color w:val="000000"/>
+          <w:kern w:val="0"/>
+          <w:lang w:eastAsia="pt-BR"/>
+          <w14:ligatures w14:val="none"/>
+        </w:rPr>
+      </w:pPr>
+      <w:r>
+        <w:rPr>
+          <w:rFonts w:ascii="Arial" w:eastAsia="Times New Roman" w:hAnsi="Arial" w:cs="Arial"/>
+          <w:color w:val="000000"/>
+          <w:kern w:val="0"/>
+          <w:lang w:eastAsia="pt-BR"/>
+          <w14:ligatures w14:val="none"/>
+        </w:rPr>
+        <w:t xml:space="preserve">                </w:t>
+      </w:r>
+      <w:proofErr w:type="spellStart"/>
+      <w:r>
+        <w:rPr>
+          <w:rFonts w:ascii="Arial" w:eastAsia="Times New Roman" w:hAnsi="Arial" w:cs="Arial"/>
+          <w:color w:val="000000"/>
+          <w:kern w:val="0"/>
+          <w:lang w:eastAsia="pt-BR"/>
+          <w14:ligatures w14:val="none"/>
+        </w:rPr>
+        <w:t>Console.WriteLine</w:t>
+      </w:r>
+      <w:proofErr w:type="spellEnd"/>
+      <w:r>
+        <w:rPr>
+          <w:rFonts w:ascii="Arial" w:eastAsia="Times New Roman" w:hAnsi="Arial" w:cs="Arial"/>
+          <w:color w:val="000000"/>
+          <w:kern w:val="0"/>
+          <w:lang w:eastAsia="pt-BR"/>
+          <w14:ligatures w14:val="none"/>
+        </w:rPr>
+        <w:t>("Precisa ter habilitação para tirar a habilitação tipo D");</w:t>
+      </w:r>
+    </w:p>
+    <w:p>
+      <w:pPr>
+        <w:spacing w:after="0" w:line="240" w:lineRule="auto"/>
+        <w:jc w:val="both"/>
+        <w:rPr>
+          <w:rFonts w:ascii="Arial" w:eastAsia="Times New Roman" w:hAnsi="Arial" w:cs="Arial"/>
+          <w:color w:val="000000"/>
+          <w:kern w:val="0"/>
+          <w:lang w:eastAsia="pt-BR"/>
+          <w14:ligatures w14:val="none"/>
+        </w:rPr>
+      </w:pPr>
+      <w:r>
+        <w:rPr>
+          <w:rFonts w:ascii="Arial" w:eastAsia="Times New Roman" w:hAnsi="Arial" w:cs="Arial"/>
+          <w:color w:val="000000"/>
+          <w:kern w:val="0"/>
+          <w:lang w:eastAsia="pt-BR"/>
+          <w14:ligatures w14:val="none"/>
+        </w:rPr>
+        <w:t>            }</w:t>
+      </w:r>
+    </w:p>
+    <w:p>
+      <w:pPr>
+        <w:spacing w:after="0" w:line="240" w:lineRule="auto"/>
+        <w:jc w:val="both"/>
+        <w:rPr>
+          <w:rFonts w:ascii="Arial" w:eastAsia="Times New Roman" w:hAnsi="Arial" w:cs="Arial"/>
+          <w:color w:val="000000"/>
+          <w:kern w:val="0"/>
+          <w:lang w:eastAsia="pt-BR"/>
+          <w14:ligatures w14:val="none"/>
+        </w:rPr>
+      </w:pPr>
+      <w:r>
+        <w:rPr>
+          <w:rFonts w:ascii="Arial" w:eastAsia="Times New Roman" w:hAnsi="Arial" w:cs="Arial"/>
+          <w:color w:val="000000"/>
+          <w:kern w:val="0"/>
+          <w:lang w:eastAsia="pt-BR"/>
+          <w14:ligatures w14:val="none"/>
+        </w:rPr>
+        <w:t>             </w:t>
+      </w:r>
+    </w:p>
+    <w:p>
+      <w:pPr>
+        <w:spacing w:after="0" w:line="240" w:lineRule="auto"/>
+        <w:jc w:val="both"/>
+        <w:rPr>
+          <w:rFonts w:ascii="Arial" w:eastAsia="Times New Roman" w:hAnsi="Arial" w:cs="Arial"/>
+          <w:color w:val="000000"/>
+          <w:kern w:val="0"/>
+          <w:lang w:eastAsia="pt-BR"/>
+          <w14:ligatures w14:val="none"/>
+        </w:rPr>
+      </w:pPr>
+      <w:r>
+        <w:rPr>
+          <w:rFonts w:ascii="Arial" w:eastAsia="Times New Roman" w:hAnsi="Arial" w:cs="Arial"/>
+          <w:color w:val="000000"/>
+          <w:kern w:val="0"/>
+          <w:lang w:eastAsia="pt-BR"/>
+          <w14:ligatures w14:val="none"/>
+        </w:rPr>
+        <w:t xml:space="preserve">            </w:t>
+      </w:r>
+    </w:p>
+    <w:p>
+      <w:pPr>
+        <w:spacing w:after="0" w:line="240" w:lineRule="auto"/>
+        <w:jc w:val="both"/>
+        <w:rPr>
+          <w:rFonts w:ascii="Arial" w:eastAsia="Times New Roman" w:hAnsi="Arial" w:cs="Arial"/>
+          <w:color w:val="000000"/>
+          <w:kern w:val="0"/>
+          <w:lang w:eastAsia="pt-BR"/>
+          <w14:ligatures w14:val="none"/>
+        </w:rPr>
+      </w:pPr>
+      <w:r>
+        <w:rPr>
+          <w:rFonts w:ascii="Arial" w:eastAsia="Times New Roman" w:hAnsi="Arial" w:cs="Arial"/>
+          <w:color w:val="000000"/>
+          <w:kern w:val="0"/>
+          <w:lang w:eastAsia="pt-BR"/>
+          <w14:ligatures w14:val="none"/>
+        </w:rPr>
+        <w:t xml:space="preserve">            </w:t>
+      </w:r>
+    </w:p>
+    <w:p>
+      <w:pPr>
+        <w:spacing w:after="0" w:line="240" w:lineRule="auto"/>
+        <w:jc w:val="both"/>
+        <w:rPr>
+          <w:rFonts w:ascii="Arial" w:eastAsia="Times New Roman" w:hAnsi="Arial" w:cs="Arial"/>
+          <w:color w:val="000000"/>
+          <w:kern w:val="0"/>
+          <w:lang w:eastAsia="pt-BR"/>
+          <w14:ligatures w14:val="none"/>
+        </w:rPr>
+      </w:pPr>
+      <w:r>
+        <w:rPr>
+          <w:rFonts w:ascii="Arial" w:eastAsia="Times New Roman" w:hAnsi="Arial" w:cs="Arial"/>
+          <w:color w:val="000000"/>
+          <w:kern w:val="0"/>
+          <w:lang w:eastAsia="pt-BR"/>
+          <w14:ligatures w14:val="none"/>
+        </w:rPr>
+        <w:t>        }</w:t>
+      </w:r>
+    </w:p>
+    <w:p>
+      <w:pPr>
+        <w:spacing w:after="0" w:line="240" w:lineRule="auto"/>
+        <w:jc w:val="both"/>
+        <w:rPr>
+          <w:rFonts w:ascii="Arial" w:eastAsia="Times New Roman" w:hAnsi="Arial" w:cs="Arial"/>
+          <w:color w:val="000000"/>
+          <w:kern w:val="0"/>
+          <w:lang w:eastAsia="pt-BR"/>
+          <w14:ligatures w14:val="none"/>
+        </w:rPr>
+      </w:pPr>
+      <w:r>
+        <w:rPr>
+          <w:rFonts w:ascii="Arial" w:eastAsia="Times New Roman" w:hAnsi="Arial" w:cs="Arial"/>
+          <w:color w:val="000000"/>
+          <w:kern w:val="0"/>
+          <w:lang w:eastAsia="pt-BR"/>
+          <w14:ligatures w14:val="none"/>
+        </w:rPr>
+        <w:t xml:space="preserve">        </w:t>
+      </w:r>
+      <w:proofErr w:type="spellStart"/>
+      <w:r>
+        <w:rPr>
+          <w:rFonts w:ascii="Arial" w:eastAsia="Times New Roman" w:hAnsi="Arial" w:cs="Arial"/>
+          <w:color w:val="000000"/>
+          <w:kern w:val="0"/>
+          <w:lang w:eastAsia="pt-BR"/>
+          <w14:ligatures w14:val="none"/>
+        </w:rPr>
+        <w:t>else</w:t>
+      </w:r>
+      <w:proofErr w:type="spellEnd"/>
+    </w:p>
+    <w:p>
+      <w:pPr>
+        <w:spacing w:after="0" w:line="240" w:lineRule="auto"/>
+        <w:jc w:val="both"/>
+        <w:rPr>
+          <w:rFonts w:ascii="Arial" w:eastAsia="Times New Roman" w:hAnsi="Arial" w:cs="Arial"/>
+          <w:color w:val="000000"/>
+          <w:kern w:val="0"/>
+          <w:lang w:eastAsia="pt-BR"/>
+          <w14:ligatures w14:val="none"/>
+        </w:rPr>
+      </w:pPr>
+      <w:r>
+        <w:rPr>
+          <w:rFonts w:ascii="Arial" w:eastAsia="Times New Roman" w:hAnsi="Arial" w:cs="Arial"/>
+          <w:color w:val="000000"/>
+          <w:kern w:val="0"/>
+          <w:lang w:eastAsia="pt-BR"/>
+          <w14:ligatures w14:val="none"/>
+        </w:rPr>
+        <w:t>        {</w:t>
+      </w:r>
+    </w:p>
+    <w:p>
+      <w:pPr>
+        <w:spacing w:after="0" w:line="240" w:lineRule="auto"/>
+        <w:jc w:val="both"/>
+        <w:rPr>
+          <w:rFonts w:ascii="Arial" w:eastAsia="Times New Roman" w:hAnsi="Arial" w:cs="Arial"/>
+          <w:color w:val="000000"/>
+          <w:kern w:val="0"/>
+          <w:lang w:eastAsia="pt-BR"/>
+          <w14:ligatures w14:val="none"/>
+        </w:rPr>
+      </w:pPr>
+      <w:r>
+        <w:rPr>
+          <w:rFonts w:ascii="Arial" w:eastAsia="Times New Roman" w:hAnsi="Arial" w:cs="Arial"/>
+          <w:color w:val="000000"/>
+          <w:kern w:val="0"/>
+          <w:lang w:eastAsia="pt-BR"/>
+          <w14:ligatures w14:val="none"/>
+        </w:rPr>
+        <w:t xml:space="preserve">            </w:t>
+      </w:r>
+      <w:proofErr w:type="spellStart"/>
+      <w:r>
+        <w:rPr>
+          <w:rFonts w:ascii="Arial" w:eastAsia="Times New Roman" w:hAnsi="Arial" w:cs="Arial"/>
+          <w:color w:val="000000"/>
+          <w:kern w:val="0"/>
+          <w:lang w:eastAsia="pt-BR"/>
+          <w14:ligatures w14:val="none"/>
+        </w:rPr>
+        <w:t>Console.WriteLine</w:t>
+      </w:r>
+      <w:proofErr w:type="spellEnd"/>
+      <w:r>
+        <w:rPr>
+          <w:rFonts w:ascii="Arial" w:eastAsia="Times New Roman" w:hAnsi="Arial" w:cs="Arial"/>
+          <w:color w:val="000000"/>
+          <w:kern w:val="0"/>
+          <w:lang w:eastAsia="pt-BR"/>
+          <w14:ligatures w14:val="none"/>
+        </w:rPr>
+        <w:t>("Você não possui os requisitos para a habilitação D, pois não tem a idade mínima. \n");        </w:t>
+      </w:r>
+    </w:p>
+    <w:p>
+      <w:pPr>
+        <w:spacing w:after="0" w:line="240" w:lineRule="auto"/>
+        <w:jc w:val="both"/>
+        <w:rPr>
+          <w:rFonts w:ascii="Arial" w:eastAsia="Times New Roman" w:hAnsi="Arial" w:cs="Arial"/>
+          <w:color w:val="000000"/>
+          <w:kern w:val="0"/>
+          <w:lang w:eastAsia="pt-BR"/>
+          <w14:ligatures w14:val="none"/>
+        </w:rPr>
+      </w:pPr>
+      <w:r>
+        <w:rPr>
+          <w:rFonts w:ascii="Arial" w:eastAsia="Times New Roman" w:hAnsi="Arial" w:cs="Arial"/>
+          <w:color w:val="000000"/>
+          <w:kern w:val="0"/>
+          <w:lang w:eastAsia="pt-BR"/>
+          <w14:ligatures w14:val="none"/>
+        </w:rPr>
+        <w:t>        }</w:t>
+      </w:r>
+    </w:p>
+    <w:p>
+      <w:pPr>
+        <w:spacing w:after="0" w:line="240" w:lineRule="auto"/>
+        <w:jc w:val="both"/>
+        <w:rPr>
+          <w:rFonts w:ascii="Arial" w:eastAsia="Times New Roman" w:hAnsi="Arial" w:cs="Arial"/>
+          <w:color w:val="000000"/>
+          <w:kern w:val="0"/>
+          <w:lang w:eastAsia="pt-BR"/>
+          <w14:ligatures w14:val="none"/>
+        </w:rPr>
+      </w:pPr>
+      <w:r>
+        <w:rPr>
+          <w:rFonts w:ascii="Arial" w:eastAsia="Times New Roman" w:hAnsi="Arial" w:cs="Arial"/>
+          <w:color w:val="000000"/>
+          <w:kern w:val="0"/>
+          <w:lang w:eastAsia="pt-BR"/>
+          <w14:ligatures w14:val="none"/>
+        </w:rPr>
+        <w:t xml:space="preserve">        </w:t>
+      </w:r>
+    </w:p>
+    <w:p>
+      <w:pPr>
+        <w:spacing w:after="0" w:line="240" w:lineRule="auto"/>
+        <w:jc w:val="both"/>
+        <w:rPr>
+          <w:rFonts w:ascii="Arial" w:eastAsia="Times New Roman" w:hAnsi="Arial" w:cs="Arial"/>
+          <w:color w:val="000000"/>
+          <w:kern w:val="0"/>
+          <w:lang w:eastAsia="pt-BR"/>
+          <w14:ligatures w14:val="none"/>
+        </w:rPr>
+      </w:pPr>
+    </w:p>
+    <w:p>
+      <w:pPr>
+        <w:spacing w:after="0" w:line="240" w:lineRule="auto"/>
+        <w:jc w:val="both"/>
+        <w:rPr>
+          <w:rFonts w:ascii="Arial" w:eastAsia="Times New Roman" w:hAnsi="Arial" w:cs="Arial"/>
+          <w:color w:val="000000"/>
+          <w:kern w:val="0"/>
+          <w:lang w:eastAsia="pt-BR"/>
+          <w14:ligatures w14:val="none"/>
+        </w:rPr>
+      </w:pPr>
+      <w:r>
+        <w:rPr>
+          <w:rFonts w:ascii="Arial" w:eastAsia="Times New Roman" w:hAnsi="Arial" w:cs="Arial"/>
+          <w:color w:val="000000"/>
+          <w:kern w:val="0"/>
+          <w:lang w:eastAsia="pt-BR"/>
+          <w14:ligatures w14:val="none"/>
+        </w:rPr>
+        <w:t>        //Fechando o console</w:t>
+      </w:r>
+    </w:p>
+    <w:p>
+      <w:pPr>
+        <w:spacing w:after="0" w:line="240" w:lineRule="auto"/>
+        <w:jc w:val="both"/>
+        <w:rPr>
+          <w:rFonts w:ascii="Arial" w:eastAsia="Times New Roman" w:hAnsi="Arial" w:cs="Arial"/>
+          <w:color w:val="000000"/>
+          <w:kern w:val="0"/>
+          <w:lang w:eastAsia="pt-BR"/>
+          <w14:ligatures w14:val="none"/>
+        </w:rPr>
+      </w:pPr>
+      <w:r>
+        <w:rPr>
+          <w:rFonts w:ascii="Arial" w:eastAsia="Times New Roman" w:hAnsi="Arial" w:cs="Arial"/>
+          <w:color w:val="000000"/>
+          <w:kern w:val="0"/>
+          <w:lang w:eastAsia="pt-BR"/>
+          <w14:ligatures w14:val="none"/>
+        </w:rPr>
+        <w:t xml:space="preserve">        </w:t>
+      </w:r>
+      <w:proofErr w:type="spellStart"/>
+      <w:r>
+        <w:rPr>
+          <w:rFonts w:ascii="Arial" w:eastAsia="Times New Roman" w:hAnsi="Arial" w:cs="Arial"/>
+          <w:color w:val="000000"/>
+          <w:kern w:val="0"/>
+          <w:lang w:eastAsia="pt-BR"/>
+          <w14:ligatures w14:val="none"/>
+        </w:rPr>
+        <w:t>Console.WriteLine</w:t>
+      </w:r>
+      <w:proofErr w:type="spellEnd"/>
+      <w:r>
+        <w:rPr>
+          <w:rFonts w:ascii="Arial" w:eastAsia="Times New Roman" w:hAnsi="Arial" w:cs="Arial"/>
+          <w:color w:val="000000"/>
+          <w:kern w:val="0"/>
+          <w:lang w:eastAsia="pt-BR"/>
+          <w14:ligatures w14:val="none"/>
+        </w:rPr>
+        <w:t xml:space="preserve">("Pressione </w:t>
+      </w:r>
+      <w:proofErr w:type="spellStart"/>
+      <w:r>
+        <w:rPr>
+          <w:rFonts w:ascii="Arial" w:eastAsia="Times New Roman" w:hAnsi="Arial" w:cs="Arial"/>
+          <w:color w:val="000000"/>
+          <w:kern w:val="0"/>
+          <w:lang w:eastAsia="pt-BR"/>
+          <w14:ligatures w14:val="none"/>
+        </w:rPr>
+        <w:t>Enter</w:t>
+      </w:r>
+      <w:proofErr w:type="spellEnd"/>
+      <w:r>
+        <w:rPr>
+          <w:rFonts w:ascii="Arial" w:eastAsia="Times New Roman" w:hAnsi="Arial" w:cs="Arial"/>
+          <w:color w:val="000000"/>
+          <w:kern w:val="0"/>
+          <w:lang w:eastAsia="pt-BR"/>
+          <w14:ligatures w14:val="none"/>
+        </w:rPr>
+        <w:t xml:space="preserve"> para sair.");</w:t>
+      </w:r>
+    </w:p>
+    <w:p>
+      <w:pPr>
+        <w:spacing w:after="0" w:line="240" w:lineRule="auto"/>
+        <w:jc w:val="both"/>
+        <w:rPr>
+          <w:rFonts w:ascii="Arial" w:eastAsia="Times New Roman" w:hAnsi="Arial" w:cs="Arial"/>
+          <w:color w:val="000000"/>
+          <w:kern w:val="0"/>
+          <w:lang w:eastAsia="pt-BR"/>
+          <w14:ligatures w14:val="none"/>
+        </w:rPr>
+      </w:pPr>
+      <w:r>
+        <w:rPr>
+          <w:rFonts w:ascii="Arial" w:eastAsia="Times New Roman" w:hAnsi="Arial" w:cs="Arial"/>
+          <w:color w:val="000000"/>
+          <w:kern w:val="0"/>
+          <w:lang w:eastAsia="pt-BR"/>
+          <w14:ligatures w14:val="none"/>
+        </w:rPr>
+        <w:t xml:space="preserve">        </w:t>
+      </w:r>
+      <w:proofErr w:type="spellStart"/>
+      <w:r>
+        <w:rPr>
+          <w:rFonts w:ascii="Arial" w:eastAsia="Times New Roman" w:hAnsi="Arial" w:cs="Arial"/>
+          <w:color w:val="000000"/>
+          <w:kern w:val="0"/>
+          <w:lang w:eastAsia="pt-BR"/>
+          <w14:ligatures w14:val="none"/>
+        </w:rPr>
+        <w:t>Console.ReadLine</w:t>
+      </w:r>
+      <w:proofErr w:type="spellEnd"/>
+      <w:r>
+        <w:rPr>
+          <w:rFonts w:ascii="Arial" w:eastAsia="Times New Roman" w:hAnsi="Arial" w:cs="Arial"/>
+          <w:color w:val="000000"/>
+          <w:kern w:val="0"/>
+          <w:lang w:eastAsia="pt-BR"/>
+          <w14:ligatures w14:val="none"/>
+        </w:rPr>
+        <w:t>();</w:t>
+      </w:r>
+    </w:p>
+    <w:p>
+      <w:pPr>
+        <w:spacing w:after="0" w:line="240" w:lineRule="auto"/>
+        <w:jc w:val="both"/>
+        <w:rPr>
+          <w:rFonts w:ascii="Arial" w:eastAsia="Times New Roman" w:hAnsi="Arial" w:cs="Arial"/>
+          <w:color w:val="000000"/>
+          <w:kern w:val="0"/>
+          <w:lang w:eastAsia="pt-BR"/>
+          <w14:ligatures w14:val="none"/>
+        </w:rPr>
+      </w:pPr>
+      <w:r>
+        <w:rPr>
+          <w:rFonts w:ascii="Arial" w:eastAsia="Times New Roman" w:hAnsi="Arial" w:cs="Arial"/>
+          <w:color w:val="000000"/>
+          <w:kern w:val="0"/>
+          <w:lang w:eastAsia="pt-BR"/>
+          <w14:ligatures w14:val="none"/>
+        </w:rPr>
+        <w:t>    }</w:t>
+      </w:r>
+    </w:p>
+    <w:p>
+      <w:pPr>
+        <w:spacing w:after="0" w:line="240" w:lineRule="auto"/>
+        <w:jc w:val="both"/>
+        <w:rPr>
+          <w:rFonts w:ascii="Arial" w:eastAsia="Times New Roman" w:hAnsi="Arial" w:cs="Arial"/>
+          <w:color w:val="000000"/>
+          <w:kern w:val="0"/>
+          <w:lang w:eastAsia="pt-BR"/>
+          <w14:ligatures w14:val="none"/>
+        </w:rPr>
+      </w:pPr>
+      <w:r>
+        <w:rPr>
+          <w:rFonts w:ascii="Arial" w:eastAsia="Times New Roman" w:hAnsi="Arial" w:cs="Arial"/>
+          <w:color w:val="000000"/>
+          <w:kern w:val="0"/>
+          <w:lang w:eastAsia="pt-BR"/>
+          <w14:ligatures w14:val="none"/>
+        </w:rPr>
+        <w:t>}</w:t>
+      </w:r>
+    </w:p>
+    <w:p>
+      <w:pPr>
+        <w:spacing w:after="0" w:line="240" w:lineRule="auto"/>
+        <w:jc w:val="both"/>
+        <w:rPr>
+          <w:rFonts w:ascii="Arial" w:eastAsia="Times New Roman" w:hAnsi="Arial" w:cs="Arial"/>
+          <w:color w:val="000000"/>
+          <w:kern w:val="0"/>
+          <w:lang w:eastAsia="pt-BR"/>
+          <w14:ligatures w14:val="none"/>
+        </w:rPr>
+      </w:pPr>
+    </w:p>
+    <w:p>
+      <w:pPr>
+        <w:spacing w:after="0" w:line="240" w:lineRule="auto"/>
+        <w:jc w:val="both"/>
+        <w:rPr>
+          <w:rFonts w:ascii="Arial" w:eastAsia="Times New Roman" w:hAnsi="Arial" w:cs="Arial"/>
+          <w:color w:val="000000"/>
+          <w:kern w:val="0"/>
+          <w:lang w:eastAsia="pt-BR"/>
+          <w14:ligatures w14:val="none"/>
+        </w:rPr>
+      </w:pPr>
+    </w:p>
+    <w:p>
+      <w:pPr>
+        <w:spacing w:after="0" w:line="240" w:lineRule="auto"/>
+        <w:jc w:val="both"/>
+        <w:rPr>
+          <w:rFonts w:ascii="Arial" w:eastAsia="Times New Roman" w:hAnsi="Arial" w:cs="Arial"/>
+          <w:color w:val="000000"/>
+          <w:kern w:val="0"/>
+          <w:lang w:eastAsia="pt-BR"/>
+          <w14:ligatures w14:val="none"/>
+        </w:rPr>
+      </w:pPr>
+    </w:p>
+    <w:p>
+      <w:pPr>
+        <w:spacing w:after="0" w:line="240" w:lineRule="auto"/>
         <w:ind w:left="720"/>
         <w:jc w:val="both"/>
         <w:rPr>
@@ -7819,6 +11462,16 @@
           <w14:ligatures w14:val="none"/>
         </w:rPr>
       </w:pPr>
+      <w:r>
+        <w:rPr>
+          <w:rFonts w:ascii="Arial" w:eastAsia="Times New Roman" w:hAnsi="Arial" w:cs="Arial"/>
+          <w:color w:val="000000"/>
+          <w:kern w:val="0"/>
+          <w:lang w:eastAsia="pt-BR"/>
+          <w14:ligatures w14:val="none"/>
+        </w:rPr>
+        <w:t>Validação idade</w:t>
+      </w:r>
     </w:p>
     <w:p>
       <w:pPr>
@@ -7841,35 +11494,11 @@
           <w:lang w:eastAsia="pt-BR"/>
           <w14:ligatures w14:val="none"/>
         </w:rPr>
-        <w:t>Habilitado tipo B</w:t>
-      </w:r>
-    </w:p>
-    <w:p>
-      <w:pPr>
-        <w:spacing w:after="0" w:line="240" w:lineRule="auto"/>
-        <w:ind w:left="720"/>
-        <w:jc w:val="both"/>
-        <w:rPr>
-          <w:rFonts w:ascii="Arial" w:eastAsia="Times New Roman" w:hAnsi="Arial" w:cs="Arial"/>
-          <w:color w:val="000000"/>
-          <w:kern w:val="0"/>
-          <w:lang w:eastAsia="pt-BR"/>
-          <w14:ligatures w14:val="none"/>
-        </w:rPr>
-      </w:pPr>
-      <w:r>
-        <w:rPr>
-          <w:rFonts w:ascii="Arial" w:eastAsia="Times New Roman" w:hAnsi="Arial" w:cs="Arial"/>
-          <w:color w:val="000000"/>
-          <w:kern w:val="0"/>
-          <w:lang w:eastAsia="pt-BR"/>
-          <w14:ligatures w14:val="none"/>
-        </w:rPr>
         <w:drawing>
-          <wp:inline distT="0" distB="0" distL="0" distR="0" wp14:anchorId="5C4DC1EA" wp14:editId="55F8AEF3">
-            <wp:extent cx="4466993" cy="2545080"/>
-            <wp:effectExtent l="0" t="0" r="0" b="7620"/>
-            <wp:docPr id="1207262629" name="Imagem 1"/>
+          <wp:inline distT="0" distB="0" distL="0" distR="0" wp14:anchorId="64916E2E" wp14:editId="6E9084F8">
+            <wp:extent cx="4940322" cy="1280160"/>
+            <wp:effectExtent l="0" t="0" r="0" b="0"/>
+            <wp:docPr id="1614999359" name="Imagem 1"/>
             <wp:cNvGraphicFramePr>
               <a:graphicFrameLocks xmlns:a="http://schemas.openxmlformats.org/drawingml/2006/main" noChangeAspect="1"/>
             </wp:cNvGraphicFramePr>
@@ -7877,7 +11506,7 @@
               <a:graphicData uri="http://schemas.openxmlformats.org/drawingml/2006/picture">
                 <pic:pic xmlns:pic="http://schemas.openxmlformats.org/drawingml/2006/picture">
                   <pic:nvPicPr>
-                    <pic:cNvPr id="1207262629" name=""/>
+                    <pic:cNvPr id="1614999359" name=""/>
                     <pic:cNvPicPr/>
                   </pic:nvPicPr>
                   <pic:blipFill>
@@ -7889,7 +11518,7 @@
                   <pic:spPr>
                     <a:xfrm>
                       <a:off x="0" y="0"/>
-                      <a:ext cx="4472655" cy="2548306"/>
+                      <a:ext cx="4947585" cy="1282042"/>
                     </a:xfrm>
                     <a:prstGeom prst="rect">
                       <a:avLst/>
@@ -7943,6 +11572,17 @@
           <w14:ligatures w14:val="none"/>
         </w:rPr>
       </w:pPr>
+      <w:r>
+        <w:rPr>
+          <w:rFonts w:ascii="Arial" w:eastAsia="Times New Roman" w:hAnsi="Arial" w:cs="Arial"/>
+          <w:color w:val="000000"/>
+          <w:kern w:val="0"/>
+          <w:lang w:eastAsia="pt-BR"/>
+          <w14:ligatures w14:val="none"/>
+        </w:rPr>
+        <w:lastRenderedPageBreak/>
+        <w:t>Se possui a habilitação.</w:t>
+      </w:r>
     </w:p>
     <w:p>
       <w:pPr>
@@ -7965,35 +11605,11 @@
           <w:lang w:eastAsia="pt-BR"/>
           <w14:ligatures w14:val="none"/>
         </w:rPr>
-        <w:t>Habilitação tipo C</w:t>
-      </w:r>
-    </w:p>
-    <w:p>
-      <w:pPr>
-        <w:spacing w:after="0" w:line="240" w:lineRule="auto"/>
-        <w:ind w:left="720"/>
-        <w:jc w:val="both"/>
-        <w:rPr>
-          <w:rFonts w:ascii="Arial" w:eastAsia="Times New Roman" w:hAnsi="Arial" w:cs="Arial"/>
-          <w:color w:val="000000"/>
-          <w:kern w:val="0"/>
-          <w:lang w:eastAsia="pt-BR"/>
-          <w14:ligatures w14:val="none"/>
-        </w:rPr>
-      </w:pPr>
-      <w:r>
-        <w:rPr>
-          <w:rFonts w:ascii="Arial" w:eastAsia="Times New Roman" w:hAnsi="Arial" w:cs="Arial"/>
-          <w:color w:val="000000"/>
-          <w:kern w:val="0"/>
-          <w:lang w:eastAsia="pt-BR"/>
-          <w14:ligatures w14:val="none"/>
-        </w:rPr>
         <w:drawing>
-          <wp:inline distT="0" distB="0" distL="0" distR="0" wp14:anchorId="69471818" wp14:editId="0AF4CA43">
-            <wp:extent cx="5017401" cy="2278109"/>
-            <wp:effectExtent l="0" t="0" r="0" b="8255"/>
-            <wp:docPr id="1037601730" name="Imagem 1"/>
+          <wp:inline distT="0" distB="0" distL="0" distR="0" wp14:anchorId="54F2BC86" wp14:editId="05A5DB71">
+            <wp:extent cx="4954270" cy="1358566"/>
+            <wp:effectExtent l="0" t="0" r="0" b="0"/>
+            <wp:docPr id="1796610897" name="Imagem 1"/>
             <wp:cNvGraphicFramePr>
               <a:graphicFrameLocks xmlns:a="http://schemas.openxmlformats.org/drawingml/2006/main" noChangeAspect="1"/>
             </wp:cNvGraphicFramePr>
@@ -8001,7 +11617,7 @@
               <a:graphicData uri="http://schemas.openxmlformats.org/drawingml/2006/picture">
                 <pic:pic xmlns:pic="http://schemas.openxmlformats.org/drawingml/2006/picture">
                   <pic:nvPicPr>
-                    <pic:cNvPr id="1037601730" name=""/>
+                    <pic:cNvPr id="1796610897" name=""/>
                     <pic:cNvPicPr/>
                   </pic:nvPicPr>
                   <pic:blipFill>
@@ -8013,7 +11629,7 @@
                   <pic:spPr>
                     <a:xfrm>
                       <a:off x="0" y="0"/>
-                      <a:ext cx="5031970" cy="2284724"/>
+                      <a:ext cx="4973802" cy="1363922"/>
                     </a:xfrm>
                     <a:prstGeom prst="rect">
                       <a:avLst/>
@@ -8061,7 +11677,7 @@
           <w:lang w:eastAsia="pt-BR"/>
           <w14:ligatures w14:val="none"/>
         </w:rPr>
-        <w:t>Validação idade</w:t>
+        <w:t>Tipo habilitação sem ser B ou C.</w:t>
       </w:r>
     </w:p>
     <w:p>
@@ -8085,12 +11701,11 @@
           <w:lang w:eastAsia="pt-BR"/>
           <w14:ligatures w14:val="none"/>
         </w:rPr>
-        <w:lastRenderedPageBreak/>
         <w:drawing>
-          <wp:inline distT="0" distB="0" distL="0" distR="0" wp14:anchorId="75860668" wp14:editId="20235BE4">
-            <wp:extent cx="4927283" cy="1136015"/>
-            <wp:effectExtent l="0" t="0" r="6985" b="6985"/>
-            <wp:docPr id="196799928" name="Imagem 1"/>
+          <wp:inline distT="0" distB="0" distL="0" distR="0" wp14:anchorId="66358C06" wp14:editId="407158FD">
+            <wp:extent cx="4983480" cy="2267469"/>
+            <wp:effectExtent l="0" t="0" r="7620" b="0"/>
+            <wp:docPr id="899466725" name="Imagem 1"/>
             <wp:cNvGraphicFramePr>
               <a:graphicFrameLocks xmlns:a="http://schemas.openxmlformats.org/drawingml/2006/main" noChangeAspect="1"/>
             </wp:cNvGraphicFramePr>
@@ -8098,7 +11713,7 @@
               <a:graphicData uri="http://schemas.openxmlformats.org/drawingml/2006/picture">
                 <pic:pic xmlns:pic="http://schemas.openxmlformats.org/drawingml/2006/picture">
                   <pic:nvPicPr>
-                    <pic:cNvPr id="196799928" name=""/>
+                    <pic:cNvPr id="899466725" name=""/>
                     <pic:cNvPicPr/>
                   </pic:nvPicPr>
                   <pic:blipFill>
@@ -8110,7 +11725,7 @@
                   <pic:spPr>
                     <a:xfrm>
                       <a:off x="0" y="0"/>
-                      <a:ext cx="4932321" cy="1137177"/>
+                      <a:ext cx="4997321" cy="2273766"/>
                     </a:xfrm>
                     <a:prstGeom prst="rect">
                       <a:avLst/>
@@ -8164,16 +11779,6 @@
           <w14:ligatures w14:val="none"/>
         </w:rPr>
       </w:pPr>
-      <w:r>
-        <w:rPr>
-          <w:rFonts w:ascii="Arial" w:eastAsia="Times New Roman" w:hAnsi="Arial" w:cs="Arial"/>
-          <w:color w:val="000000"/>
-          <w:kern w:val="0"/>
-          <w:lang w:eastAsia="pt-BR"/>
-          <w14:ligatures w14:val="none"/>
-        </w:rPr>
-        <w:t>Se possui a habilitação.</w:t>
-      </w:r>
     </w:p>
     <w:p>
       <w:pPr>
@@ -8188,16 +11793,114 @@
           <w14:ligatures w14:val="none"/>
         </w:rPr>
       </w:pPr>
-      <w:r>
-        <w:rPr>
-          <w:rFonts w:ascii="Arial" w:eastAsia="Times New Roman" w:hAnsi="Arial" w:cs="Arial"/>
-          <w:color w:val="000000"/>
-          <w:kern w:val="0"/>
-          <w:lang w:eastAsia="pt-BR"/>
-          <w14:ligatures w14:val="none"/>
-        </w:rPr>
-        <w:br/>
-      </w:r>
+    </w:p>
+    <w:p>
+      <w:pPr>
+        <w:spacing w:after="0" w:line="240" w:lineRule="auto"/>
+        <w:ind w:left="720"/>
+        <w:jc w:val="both"/>
+        <w:rPr>
+          <w:rFonts w:ascii="Arial" w:eastAsia="Times New Roman" w:hAnsi="Arial" w:cs="Arial"/>
+          <w:color w:val="000000"/>
+          <w:kern w:val="0"/>
+          <w:lang w:eastAsia="pt-BR"/>
+          <w14:ligatures w14:val="none"/>
+        </w:rPr>
+      </w:pPr>
+    </w:p>
+    <w:p>
+      <w:pPr>
+        <w:spacing w:after="0" w:line="240" w:lineRule="auto"/>
+        <w:ind w:left="720"/>
+        <w:jc w:val="both"/>
+        <w:rPr>
+          <w:rFonts w:ascii="Arial" w:eastAsia="Times New Roman" w:hAnsi="Arial" w:cs="Arial"/>
+          <w:color w:val="000000"/>
+          <w:kern w:val="0"/>
+          <w:lang w:eastAsia="pt-BR"/>
+          <w14:ligatures w14:val="none"/>
+        </w:rPr>
+      </w:pPr>
+    </w:p>
+    <w:p>
+      <w:pPr>
+        <w:spacing w:after="0" w:line="240" w:lineRule="auto"/>
+        <w:ind w:left="720"/>
+        <w:jc w:val="both"/>
+        <w:rPr>
+          <w:rFonts w:ascii="Arial" w:eastAsia="Times New Roman" w:hAnsi="Arial" w:cs="Arial"/>
+          <w:color w:val="000000"/>
+          <w:kern w:val="0"/>
+          <w:lang w:eastAsia="pt-BR"/>
+          <w14:ligatures w14:val="none"/>
+        </w:rPr>
+      </w:pPr>
+    </w:p>
+    <w:p>
+      <w:pPr>
+        <w:spacing w:after="0" w:line="240" w:lineRule="auto"/>
+        <w:ind w:left="720"/>
+        <w:jc w:val="both"/>
+        <w:rPr>
+          <w:rFonts w:ascii="Arial" w:eastAsia="Times New Roman" w:hAnsi="Arial" w:cs="Arial"/>
+          <w:color w:val="000000"/>
+          <w:kern w:val="0"/>
+          <w:lang w:eastAsia="pt-BR"/>
+          <w14:ligatures w14:val="none"/>
+        </w:rPr>
+      </w:pPr>
+    </w:p>
+    <w:p>
+      <w:pPr>
+        <w:spacing w:after="0" w:line="240" w:lineRule="auto"/>
+        <w:ind w:left="720"/>
+        <w:jc w:val="both"/>
+        <w:rPr>
+          <w:rFonts w:ascii="Arial" w:eastAsia="Times New Roman" w:hAnsi="Arial" w:cs="Arial"/>
+          <w:color w:val="000000"/>
+          <w:kern w:val="0"/>
+          <w:lang w:eastAsia="pt-BR"/>
+          <w14:ligatures w14:val="none"/>
+        </w:rPr>
+      </w:pPr>
+      <w:r>
+        <w:rPr>
+          <w:rFonts w:ascii="Arial" w:eastAsia="Times New Roman" w:hAnsi="Arial" w:cs="Arial"/>
+          <w:color w:val="000000"/>
+          <w:kern w:val="0"/>
+          <w:lang w:eastAsia="pt-BR"/>
+          <w14:ligatures w14:val="none"/>
+        </w:rPr>
+        <w:t>Habilitado tipo B</w:t>
+      </w:r>
+    </w:p>
+    <w:p>
+      <w:pPr>
+        <w:spacing w:after="0" w:line="240" w:lineRule="auto"/>
+        <w:ind w:left="720"/>
+        <w:jc w:val="both"/>
+        <w:rPr>
+          <w:rFonts w:ascii="Arial" w:eastAsia="Times New Roman" w:hAnsi="Arial" w:cs="Arial"/>
+          <w:color w:val="000000"/>
+          <w:kern w:val="0"/>
+          <w:lang w:eastAsia="pt-BR"/>
+          <w14:ligatures w14:val="none"/>
+        </w:rPr>
+      </w:pPr>
+    </w:p>
+    <w:p>
+      <w:pPr>
+        <w:spacing w:after="0" w:line="240" w:lineRule="auto"/>
+        <w:ind w:left="720"/>
+        <w:jc w:val="both"/>
+        <w:rPr>
+          <w:rFonts w:ascii="Arial" w:eastAsia="Times New Roman" w:hAnsi="Arial" w:cs="Arial"/>
+          <w:color w:val="000000"/>
+          <w:kern w:val="0"/>
+          <w:lang w:eastAsia="pt-BR"/>
+          <w14:ligatures w14:val="none"/>
+        </w:rPr>
+      </w:pPr>
       <w:r>
         <w:rPr>
           <w:rFonts w:ascii="Arial" w:eastAsia="Times New Roman" w:hAnsi="Arial" w:cs="Arial"/>
@@ -8207,10 +11910,10 @@
           <w14:ligatures w14:val="none"/>
         </w:rPr>
         <w:drawing>
-          <wp:inline distT="0" distB="0" distL="0" distR="0" wp14:anchorId="1F494D65" wp14:editId="23599BFB">
-            <wp:extent cx="5058706" cy="1578610"/>
-            <wp:effectExtent l="0" t="0" r="8890" b="2540"/>
-            <wp:docPr id="1738353492" name="Imagem 1"/>
+          <wp:inline distT="0" distB="0" distL="0" distR="0" wp14:anchorId="430C4232" wp14:editId="3BEF4313">
+            <wp:extent cx="4847590" cy="2852695"/>
+            <wp:effectExtent l="0" t="0" r="0" b="5080"/>
+            <wp:docPr id="836934038" name="Imagem 1"/>
             <wp:cNvGraphicFramePr>
               <a:graphicFrameLocks xmlns:a="http://schemas.openxmlformats.org/drawingml/2006/main" noChangeAspect="1"/>
             </wp:cNvGraphicFramePr>
@@ -8218,7 +11921,7 @@
               <a:graphicData uri="http://schemas.openxmlformats.org/drawingml/2006/picture">
                 <pic:pic xmlns:pic="http://schemas.openxmlformats.org/drawingml/2006/picture">
                   <pic:nvPicPr>
-                    <pic:cNvPr id="1738353492" name=""/>
+                    <pic:cNvPr id="836934038" name=""/>
                     <pic:cNvPicPr/>
                   </pic:nvPicPr>
                   <pic:blipFill>
@@ -8230,7 +11933,7 @@
                   <pic:spPr>
                     <a:xfrm>
                       <a:off x="0" y="0"/>
-                      <a:ext cx="5064052" cy="1580278"/>
+                      <a:ext cx="4858924" cy="2859365"/>
                     </a:xfrm>
                     <a:prstGeom prst="rect">
                       <a:avLst/>
@@ -8260,24 +11963,209 @@
     <w:p>
       <w:pPr>
         <w:spacing w:after="0" w:line="240" w:lineRule="auto"/>
-        <w:jc w:val="both"/>
-        <w:rPr>
-          <w:rFonts w:ascii="Arial" w:eastAsia="Times New Roman" w:hAnsi="Arial" w:cs="Arial"/>
-          <w:color w:val="000000"/>
-          <w:kern w:val="0"/>
-          <w:lang w:eastAsia="pt-BR"/>
-          <w14:ligatures w14:val="none"/>
-        </w:rPr>
-      </w:pPr>
-      <w:r>
-        <w:rPr>
-          <w:rFonts w:ascii="Arial" w:eastAsia="Times New Roman" w:hAnsi="Arial" w:cs="Arial"/>
-          <w:color w:val="000000"/>
-          <w:kern w:val="0"/>
-          <w:lang w:eastAsia="pt-BR"/>
-          <w14:ligatures w14:val="none"/>
-        </w:rPr>
-        <w:t>04. Faça um programa que leia um número e informe se ele é divisível por 3 e também por 5 (Exemplo: 15 é divisível por 3 e por 5).</w:t>
+        <w:ind w:left="720"/>
+        <w:jc w:val="both"/>
+        <w:rPr>
+          <w:rFonts w:ascii="Arial" w:eastAsia="Times New Roman" w:hAnsi="Arial" w:cs="Arial"/>
+          <w:color w:val="000000"/>
+          <w:kern w:val="0"/>
+          <w:lang w:eastAsia="pt-BR"/>
+          <w14:ligatures w14:val="none"/>
+        </w:rPr>
+      </w:pPr>
+    </w:p>
+    <w:p>
+      <w:pPr>
+        <w:spacing w:after="0" w:line="240" w:lineRule="auto"/>
+        <w:ind w:left="720"/>
+        <w:jc w:val="both"/>
+        <w:rPr>
+          <w:rFonts w:ascii="Arial" w:eastAsia="Times New Roman" w:hAnsi="Arial" w:cs="Arial"/>
+          <w:color w:val="000000"/>
+          <w:kern w:val="0"/>
+          <w:lang w:eastAsia="pt-BR"/>
+          <w14:ligatures w14:val="none"/>
+        </w:rPr>
+      </w:pPr>
+    </w:p>
+    <w:p>
+      <w:pPr>
+        <w:spacing w:after="0" w:line="240" w:lineRule="auto"/>
+        <w:ind w:left="720"/>
+        <w:jc w:val="both"/>
+        <w:rPr>
+          <w:rFonts w:ascii="Arial" w:eastAsia="Times New Roman" w:hAnsi="Arial" w:cs="Arial"/>
+          <w:color w:val="000000"/>
+          <w:kern w:val="0"/>
+          <w:lang w:eastAsia="pt-BR"/>
+          <w14:ligatures w14:val="none"/>
+        </w:rPr>
+      </w:pPr>
+      <w:r>
+        <w:rPr>
+          <w:rFonts w:ascii="Arial" w:eastAsia="Times New Roman" w:hAnsi="Arial" w:cs="Arial"/>
+          <w:color w:val="000000"/>
+          <w:kern w:val="0"/>
+          <w:lang w:eastAsia="pt-BR"/>
+          <w14:ligatures w14:val="none"/>
+        </w:rPr>
+        <w:t>Habilitação tipo C</w:t>
+      </w:r>
+    </w:p>
+    <w:p>
+      <w:pPr>
+        <w:spacing w:after="0" w:line="240" w:lineRule="auto"/>
+        <w:ind w:left="720"/>
+        <w:jc w:val="both"/>
+        <w:rPr>
+          <w:rFonts w:ascii="Arial" w:eastAsia="Times New Roman" w:hAnsi="Arial" w:cs="Arial"/>
+          <w:color w:val="000000"/>
+          <w:kern w:val="0"/>
+          <w:lang w:eastAsia="pt-BR"/>
+          <w14:ligatures w14:val="none"/>
+        </w:rPr>
+      </w:pPr>
+      <w:r>
+        <w:rPr>
+          <w:rFonts w:ascii="Arial" w:eastAsia="Times New Roman" w:hAnsi="Arial" w:cs="Arial"/>
+          <w:color w:val="000000"/>
+          <w:kern w:val="0"/>
+          <w:lang w:eastAsia="pt-BR"/>
+          <w14:ligatures w14:val="none"/>
+        </w:rPr>
+        <w:lastRenderedPageBreak/>
+        <w:drawing>
+          <wp:inline distT="0" distB="0" distL="0" distR="0" wp14:anchorId="671C87BD" wp14:editId="694BC846">
+            <wp:extent cx="4840276" cy="2921000"/>
+            <wp:effectExtent l="0" t="0" r="0" b="0"/>
+            <wp:docPr id="1093833851" name="Imagem 1"/>
+            <wp:cNvGraphicFramePr>
+              <a:graphicFrameLocks xmlns:a="http://schemas.openxmlformats.org/drawingml/2006/main" noChangeAspect="1"/>
+            </wp:cNvGraphicFramePr>
+            <a:graphic xmlns:a="http://schemas.openxmlformats.org/drawingml/2006/main">
+              <a:graphicData uri="http://schemas.openxmlformats.org/drawingml/2006/picture">
+                <pic:pic xmlns:pic="http://schemas.openxmlformats.org/drawingml/2006/picture">
+                  <pic:nvPicPr>
+                    <pic:cNvPr id="1093833851" name=""/>
+                    <pic:cNvPicPr/>
+                  </pic:nvPicPr>
+                  <pic:blipFill>
+                    <a:blip r:embed="rId15"/>
+                    <a:stretch>
+                      <a:fillRect/>
+                    </a:stretch>
+                  </pic:blipFill>
+                  <pic:spPr>
+                    <a:xfrm>
+                      <a:off x="0" y="0"/>
+                      <a:ext cx="4845373" cy="2924076"/>
+                    </a:xfrm>
+                    <a:prstGeom prst="rect">
+                      <a:avLst/>
+                    </a:prstGeom>
+                  </pic:spPr>
+                </pic:pic>
+              </a:graphicData>
+            </a:graphic>
+          </wp:inline>
+        </w:drawing>
+      </w:r>
+    </w:p>
+    <w:p>
+      <w:pPr>
+        <w:spacing w:after="0" w:line="240" w:lineRule="auto"/>
+        <w:ind w:left="720"/>
+        <w:jc w:val="both"/>
+        <w:rPr>
+          <w:rFonts w:ascii="Arial" w:eastAsia="Times New Roman" w:hAnsi="Arial" w:cs="Arial"/>
+          <w:color w:val="000000"/>
+          <w:kern w:val="0"/>
+          <w:lang w:eastAsia="pt-BR"/>
+          <w14:ligatures w14:val="none"/>
+        </w:rPr>
+      </w:pPr>
+      <w:r>
+        <w:rPr>
+          <w:rFonts w:ascii="Arial" w:eastAsia="Times New Roman" w:hAnsi="Arial" w:cs="Arial"/>
+          <w:color w:val="000000"/>
+          <w:kern w:val="0"/>
+          <w:lang w:eastAsia="pt-BR"/>
+          <w14:ligatures w14:val="none"/>
+        </w:rPr>
+        <w:br/>
+      </w:r>
+    </w:p>
+    <w:p>
+      <w:pPr>
+        <w:spacing w:after="0" w:line="240" w:lineRule="auto"/>
+        <w:ind w:left="720"/>
+        <w:jc w:val="both"/>
+        <w:rPr>
+          <w:rFonts w:ascii="Arial" w:eastAsia="Times New Roman" w:hAnsi="Arial" w:cs="Arial"/>
+          <w:color w:val="000000"/>
+          <w:kern w:val="0"/>
+          <w:lang w:eastAsia="pt-BR"/>
+          <w14:ligatures w14:val="none"/>
+        </w:rPr>
+      </w:pPr>
+    </w:p>
+    <w:p>
+      <w:pPr>
+        <w:spacing w:after="0" w:line="240" w:lineRule="auto"/>
+        <w:ind w:left="720"/>
+        <w:jc w:val="both"/>
+        <w:rPr>
+          <w:rFonts w:ascii="Arial" w:eastAsia="Times New Roman" w:hAnsi="Arial" w:cs="Arial"/>
+          <w:color w:val="000000"/>
+          <w:kern w:val="0"/>
+          <w:lang w:eastAsia="pt-BR"/>
+          <w14:ligatures w14:val="none"/>
+        </w:rPr>
+      </w:pPr>
+    </w:p>
+    <w:p>
+      <w:pPr>
+        <w:spacing w:after="0" w:line="240" w:lineRule="auto"/>
+        <w:jc w:val="both"/>
+        <w:rPr>
+          <w:rFonts w:ascii="Arial" w:eastAsia="Times New Roman" w:hAnsi="Arial" w:cs="Arial"/>
+          <w:color w:val="000000"/>
+          <w:kern w:val="0"/>
+          <w:lang w:eastAsia="pt-BR"/>
+          <w14:ligatures w14:val="none"/>
+        </w:rPr>
+      </w:pPr>
+      <w:r>
+        <w:rPr>
+          <w:rFonts w:ascii="Arial" w:eastAsia="Times New Roman" w:hAnsi="Arial" w:cs="Arial"/>
+          <w:color w:val="000000"/>
+          <w:kern w:val="0"/>
+          <w:lang w:eastAsia="pt-BR"/>
+          <w14:ligatures w14:val="none"/>
+        </w:rPr>
+        <w:t xml:space="preserve">04. Faça um programa que leia um número e informe se ele é divisível por 3 </w:t>
+      </w:r>
+      <w:proofErr w:type="gramStart"/>
+      <w:r>
+        <w:rPr>
+          <w:rFonts w:ascii="Arial" w:eastAsia="Times New Roman" w:hAnsi="Arial" w:cs="Arial"/>
+          <w:color w:val="000000"/>
+          <w:kern w:val="0"/>
+          <w:lang w:eastAsia="pt-BR"/>
+          <w14:ligatures w14:val="none"/>
+        </w:rPr>
+        <w:t>e também</w:t>
+      </w:r>
+      <w:proofErr w:type="gramEnd"/>
+      <w:r>
+        <w:rPr>
+          <w:rFonts w:ascii="Arial" w:eastAsia="Times New Roman" w:hAnsi="Arial" w:cs="Arial"/>
+          <w:color w:val="000000"/>
+          <w:kern w:val="0"/>
+          <w:lang w:eastAsia="pt-BR"/>
+          <w14:ligatures w14:val="none"/>
+        </w:rPr>
+        <w:t xml:space="preserve"> por 5 (Exemplo: 15 é divisível por 3 e por 5).</w:t>
       </w:r>
     </w:p>
     <w:p>
@@ -8377,7 +12265,7 @@
                     </pic:cNvPicPr>
                   </pic:nvPicPr>
                   <pic:blipFill>
-                    <a:blip r:embed="rId15"/>
+                    <a:blip r:embed="rId16"/>
                     <a:stretch>
                       <a:fillRect/>
                     </a:stretch>
@@ -8556,7 +12444,7 @@
                     </pic:cNvPicPr>
                   </pic:nvPicPr>
                   <pic:blipFill>
-                    <a:blip r:embed="rId16"/>
+                    <a:blip r:embed="rId17"/>
                     <a:stretch>
                       <a:fillRect/>
                     </a:stretch>
@@ -8610,7 +12498,6 @@
           <w:lang w:eastAsia="pt-BR"/>
           <w14:ligatures w14:val="none"/>
         </w:rPr>
-        <w:lastRenderedPageBreak/>
         <w:t xml:space="preserve">07. Uma empresa de transporte urbano deseja automatizar o cálculo das informações do frete de cada pedido, de forma a estimar qual são as opções possíveis para cada usuário, dado as seguintes regras: </w:t>
       </w:r>
     </w:p>
@@ -8971,7 +12858,7 @@
                     </pic:cNvPicPr>
                   </pic:nvPicPr>
                   <pic:blipFill>
-                    <a:blip r:embed="rId17"/>
+                    <a:blip r:embed="rId18"/>
                     <a:stretch>
                       <a:fillRect/>
                     </a:stretch>
@@ -9061,7 +12948,7 @@
                     </pic:cNvPicPr>
                   </pic:nvPicPr>
                   <pic:blipFill>
-                    <a:blip r:embed="rId18"/>
+                    <a:blip r:embed="rId19"/>
                     <a:stretch>
                       <a:fillRect/>
                     </a:stretch>
@@ -9725,6 +13612,7 @@
           <w:lang w:eastAsia="pt-BR"/>
           <w14:ligatures w14:val="none"/>
         </w:rPr>
+        <w:lastRenderedPageBreak/>
         <w:t>Conversões:</w:t>
       </w:r>
     </w:p>
@@ -9748,7 +13636,6 @@
           <w:lang w:eastAsia="pt-BR"/>
           <w14:ligatures w14:val="none"/>
         </w:rPr>
-        <w:lastRenderedPageBreak/>
         <w:t>1. Converter de cent</w:t>
       </w:r>
       <w:r>
@@ -11001,7 +14888,6 @@
   <w:style w:type="character" w:default="1" w:styleId="Fontepargpadro">
     <w:name w:val="Default Paragraph Font"/>
     <w:uiPriority w:val="1"/>
-    <w:semiHidden/>
     <w:unhideWhenUsed/>
   </w:style>
   <w:style w:type="table" w:default="1" w:styleId="Tabelanormal">
